--- a/Agentic_SonarQube_Pipeline_Documentation_postgraduate_improved.docx
+++ b/Agentic_SonarQube_Pipeline_Documentation_postgraduate_improved.docx
@@ -7988,6 +7988,9 @@
     <w:p>
       <w:pPr>
         <w:spacing w:after="120"/>
+        <w:rPr>
+          <w:lang w:val="el-GR"/>
+        </w:rPr>
       </w:pPr>
     </w:p>
     <w:p>
@@ -8367,9 +8370,27 @@
         <w:t>34</w:t>
       </w:r>
     </w:p>
-    <w:p/>
-    <w:p/>
-    <w:p/>
+    <w:p>
+      <w:pPr>
+        <w:rPr>
+          <w:lang w:val="el-GR"/>
+        </w:rPr>
+      </w:pPr>
+    </w:p>
+    <w:p>
+      <w:pPr>
+        <w:rPr>
+          <w:lang w:val="el-GR"/>
+        </w:rPr>
+      </w:pPr>
+    </w:p>
+    <w:p>
+      <w:pPr>
+        <w:rPr>
+          <w:lang w:val="el-GR"/>
+        </w:rPr>
+      </w:pPr>
+    </w:p>
     <w:p>
       <w:pPr>
         <w:pStyle w:val="Heading1"/>
@@ -8869,6 +8890,9 @@
     <w:p>
       <w:pPr>
         <w:spacing w:after="120"/>
+        <w:rPr>
+          <w:i/>
+        </w:rPr>
       </w:pPr>
       <w:proofErr w:type="spellStart"/>
       <w:r>
@@ -8917,6 +8941,136 @@
           <w:i/>
         </w:rPr>
         <w:t>, Docker</w:t>
+      </w:r>
+    </w:p>
+    <w:p>
+      <w:pPr>
+        <w:spacing w:after="120"/>
+        <w:rPr>
+          <w:i/>
+        </w:rPr>
+      </w:pPr>
+    </w:p>
+    <w:p>
+      <w:pPr>
+        <w:spacing w:after="120"/>
+        <w:rPr>
+          <w:i/>
+        </w:rPr>
+      </w:pPr>
+    </w:p>
+    <w:p>
+      <w:pPr>
+        <w:spacing w:after="120"/>
+        <w:rPr>
+          <w:i/>
+        </w:rPr>
+      </w:pPr>
+    </w:p>
+    <w:p>
+      <w:pPr>
+        <w:spacing w:after="120"/>
+        <w:rPr>
+          <w:i/>
+        </w:rPr>
+      </w:pPr>
+    </w:p>
+    <w:p>
+      <w:pPr>
+        <w:spacing w:after="120"/>
+        <w:rPr>
+          <w:i/>
+        </w:rPr>
+      </w:pPr>
+    </w:p>
+    <w:p>
+      <w:pPr>
+        <w:spacing w:after="120"/>
+        <w:rPr>
+          <w:i/>
+        </w:rPr>
+      </w:pPr>
+    </w:p>
+    <w:p>
+      <w:pPr>
+        <w:spacing w:after="120"/>
+        <w:rPr>
+          <w:i/>
+        </w:rPr>
+      </w:pPr>
+    </w:p>
+    <w:p>
+      <w:pPr>
+        <w:spacing w:after="120"/>
+        <w:rPr>
+          <w:i/>
+        </w:rPr>
+      </w:pPr>
+    </w:p>
+    <w:p>
+      <w:pPr>
+        <w:spacing w:after="120"/>
+      </w:pPr>
+    </w:p>
+    <w:p>
+      <w:pPr>
+        <w:pStyle w:val="Heading1"/>
+      </w:pPr>
+      <w:r>
+        <w:lastRenderedPageBreak/>
+        <w:t>Abstract</w:t>
+      </w:r>
+    </w:p>
+    <w:p>
+      <w:pPr>
+        <w:spacing w:after="120"/>
+        <w:jc w:val="center"/>
+      </w:pPr>
+      <w:r>
+        <w:rPr>
+          <w:noProof/>
+          <w:lang w:eastAsia="el-GR"/>
+        </w:rPr>
+        <w:t>This thesis presents the design and implementation of a multi-agent system for the automated detection and repair of code vulnerabilities. The system, titled Agentic SonarQube Pipeline, integrates static code analysis technologies (SonarQube) with large language models (LLMs) into a fully orchestrated workflow (pipeline).</w:t>
+      </w:r>
+    </w:p>
+    <w:p>
+      <w:pPr>
+        <w:spacing w:after="120"/>
+        <w:jc w:val="center"/>
+      </w:pPr>
+      <w:r>
+        <w:rPr>
+          <w:noProof/>
+          <w:lang w:eastAsia="el-GR"/>
+        </w:rPr>
+        <w:t>The architecture is based on five specialized agents: the Fixer Agent, which applies surgical fixes via tool calling; the Tester Agent, which generates and executes unit tests in real time; the Reviewer Agent, which evaluates code quality through structured outputs; the Evaluator Agent, which scores each fix and decides whether it is accepted (PASS/RETRY/FAIL); and the Coordinator, which orchestrates the overall flow with a self-improvement mechanism (AI reflection loop).</w:t>
+      </w:r>
+    </w:p>
+    <w:p>
+      <w:pPr>
+        <w:spacing w:after="120"/>
+        <w:jc w:val="center"/>
+      </w:pPr>
+      <w:r>
+        <w:rPr>
+          <w:noProof/>
+          <w:lang w:eastAsia="el-GR"/>
+        </w:rPr>
+        <w:t>The methodology followed an incremental development approach in four phases: (1) infrastructure foundation and API integration, (2) LLM integration and telemetry, (3) quality assurance agents, and (4) orchestration and self-improvement. The system provides three modes of use: command-line interface (CLI), REST API (FastAPI), and a graphical user interface (Streamlit dashboard). Deployment is handled via Docker Compose, integrating the application with the SonarQube server in a unified containerized environment.</w:t>
+      </w:r>
+    </w:p>
+    <w:p>
+      <w:pPr>
+        <w:spacing w:after="120"/>
+        <w:jc w:val="center"/>
+      </w:pPr>
+      <w:r>
+        <w:rPr>
+          <w:noProof/>
+          <w:lang w:eastAsia="el-GR"/>
+        </w:rPr>
+        <w:t>Keywords: multi-agent systems, LLM, SonarQube, automated code repair, tool calling, structured outputs, AI reflection, static code analysis, Python, FastAPI, Docker</w:t>
       </w:r>
     </w:p>
     <w:p/>
@@ -9425,6 +9579,83 @@
         </w:rPr>
         <w:t>.</w:t>
       </w:r>
+      <w:r>
+        <w:rPr>
+          <w:lang w:val="el-GR"/>
+        </w:rPr>
+        <w:t xml:space="preserve"> </w:t>
+      </w:r>
+      <w:r>
+        <w:rPr>
+          <w:bCs/>
+          <w:szCs w:val="24"/>
+          <w:lang w:val="el-GR"/>
+        </w:rPr>
+        <w:t xml:space="preserve">Σε ένα τυπικό </w:t>
+      </w:r>
+      <w:r>
+        <w:rPr>
+          <w:bCs/>
+          <w:szCs w:val="24"/>
+        </w:rPr>
+        <w:t>project</w:t>
+      </w:r>
+      <w:r>
+        <w:rPr>
+          <w:bCs/>
+          <w:szCs w:val="24"/>
+          <w:lang w:val="el-GR"/>
+        </w:rPr>
+        <w:t xml:space="preserve"> με δεκάδες ή εκατοντάδες ανοιχτά ζητήματα, η χειροκίνητη αποκατάσταση απαιτεί σημαντικό χρόνο και εξειδίκευση, ενώ συχνά η </w:t>
+      </w:r>
+      <w:proofErr w:type="spellStart"/>
+      <w:r>
+        <w:rPr>
+          <w:bCs/>
+          <w:szCs w:val="24"/>
+          <w:lang w:val="el-GR"/>
+        </w:rPr>
+        <w:t>προτεραιοποίηση</w:t>
+      </w:r>
+      <w:proofErr w:type="spellEnd"/>
+      <w:r>
+        <w:rPr>
+          <w:bCs/>
+          <w:szCs w:val="24"/>
+          <w:lang w:val="el-GR"/>
+        </w:rPr>
+        <w:t xml:space="preserve"> γίνεται με υποκειμενικά κριτήρια. Η αυτοματοποίηση μέσω </w:t>
+      </w:r>
+      <w:r>
+        <w:rPr>
+          <w:bCs/>
+          <w:szCs w:val="24"/>
+        </w:rPr>
+        <w:t>AI</w:t>
+      </w:r>
+      <w:r>
+        <w:rPr>
+          <w:bCs/>
+          <w:szCs w:val="24"/>
+          <w:lang w:val="el-GR"/>
+        </w:rPr>
+        <w:t xml:space="preserve"> </w:t>
+      </w:r>
+      <w:r>
+        <w:rPr>
+          <w:bCs/>
+          <w:szCs w:val="24"/>
+        </w:rPr>
+        <w:t>agents</w:t>
+      </w:r>
+      <w:r>
+        <w:rPr>
+          <w:bCs/>
+          <w:szCs w:val="24"/>
+          <w:lang w:val="el-GR"/>
+        </w:rPr>
+        <w:t xml:space="preserve"> υπόσχεται ταχύτερη, συνεπέστερη και οικονομικότερη αντιμετώπιση αυτών των ζητημάτων.</w:t>
+      </w:r>
     </w:p>
     <w:p>
       <w:pPr>
@@ -9445,11 +9676,11 @@
       </w:r>
       <w:proofErr w:type="spellEnd"/>
       <w:r>
-        <w:t xml:space="preserve"> και </w:t>
+        <w:t xml:space="preserve"> </w:t>
       </w:r>
       <w:proofErr w:type="spellStart"/>
       <w:r>
-        <w:t>Ερευνητικά</w:t>
+        <w:t>της</w:t>
       </w:r>
       <w:proofErr w:type="spellEnd"/>
       <w:r>
@@ -9457,11 +9688,11 @@
       </w:r>
       <w:proofErr w:type="spellStart"/>
       <w:r>
-        <w:t>Ερωτήμ</w:t>
+        <w:t>Εργ</w:t>
       </w:r>
       <w:proofErr w:type="spellEnd"/>
       <w:r>
-        <w:t>ατα</w:t>
+        <w:t>ασίας</w:t>
       </w:r>
       <w:bookmarkEnd w:id="8"/>
     </w:p>
@@ -9475,25 +9706,7 @@
         <w:rPr>
           <w:lang w:val="el-GR"/>
         </w:rPr>
-        <w:t xml:space="preserve">Η εργασία αντιμετωπίζει το πρόβλημα της μετάβασης από τη στατική ανάλυση κώδικα στην ελεγχόμενη, τεκμηριωμένη και επαληθεύσιμη αυτόματη επιδιόρθωση. Ο στόχος δεν είναι απλώς να κληθεί ένα </w:t>
-      </w:r>
-      <w:r>
-        <w:t>LLM</w:t>
-      </w:r>
-      <w:r>
-        <w:rPr>
-          <w:lang w:val="el-GR"/>
-        </w:rPr>
-        <w:t xml:space="preserve">, αλλά να ενταχθεί σε μια ροή με αποθήκευση κατάστασης, ελέγχους, ανασκόπηση, αξιολόγηση και μεταγενέστερη επαλήθευση στο </w:t>
-      </w:r>
-      <w:r>
-        <w:t>SonarQube</w:t>
-      </w:r>
-      <w:r>
-        <w:rPr>
-          <w:lang w:val="el-GR"/>
-        </w:rPr>
-        <w:t>.</w:t>
+        <w:t>Η εργασία ασχολείται με το εξής πρακτικό πρόβλημα: ενώ εργαλεία όπως ο SonarQube εντοπίζουν αυτόματα ζητήματα στον κώδικα, η διόρθωσή τους γίνεται χειροκίνητα από τον προγραμματιστή. Στόχος της εργασίας είναι να κλείσει αυτό το κενό, δημιουργώντας ένα σύστημα που όχι μόνο εντοπίζει αλλά και διορθώνει αυτόματα τα ζητήματα, αξιολογεί τις διορθώσεις, και επαληθεύει ότι εφαρμόστηκαν σωστά. Πιο συγκεκριμένα, οι επιμέρους στόχοι της εργασίας είναι:</w:t>
       </w:r>
     </w:p>
     <w:p>
@@ -9503,36 +9716,19 @@
         </w:rPr>
       </w:pPr>
       <w:r>
-        <w:t>RQ</w:t>
-      </w:r>
-      <w:r>
-        <w:rPr>
-          <w:lang w:val="el-GR"/>
-        </w:rPr>
-        <w:t xml:space="preserve">1: Σε ποιο βαθμό μπορεί μια δομημένη </w:t>
-      </w:r>
-      <w:r>
-        <w:t>agentic</w:t>
-      </w:r>
-      <w:r>
-        <w:rPr>
-          <w:lang w:val="el-GR"/>
-        </w:rPr>
-        <w:t xml:space="preserve"> ροή να μετατρέψει τα </w:t>
-      </w:r>
-      <w:proofErr w:type="spellStart"/>
-      <w:r>
-        <w:rPr>
-          <w:lang w:val="el-GR"/>
-        </w:rPr>
-        <w:t>μεταδεδομένα</w:t>
-      </w:r>
-      <w:proofErr w:type="spellEnd"/>
-      <w:r>
-        <w:rPr>
-          <w:lang w:val="el-GR"/>
-        </w:rPr>
-        <w:t xml:space="preserve"> των </w:t>
+        <w:rPr>
+          <w:lang w:val="el-GR"/>
+        </w:rPr>
+        <w:t>Πρώτος στόχος: Να διερευνηθεί κατά πόσο μια δομημένη ροή εργασίας με πολλαπλούς πράκτορες (</w:t>
+      </w:r>
+      <w:r>
+        <w:t>agents</w:t>
+      </w:r>
+      <w:r>
+        <w:rPr>
+          <w:lang w:val="el-GR"/>
+        </w:rPr>
+        <w:t xml:space="preserve">) μπορεί να μετατρέψει αυτόματα τα ζητήματα που εντοπίζει ο </w:t>
       </w:r>
       <w:r>
         <w:t>SonarQube</w:t>
@@ -9541,51 +9737,21 @@
         <w:rPr>
           <w:lang w:val="el-GR"/>
         </w:rPr>
-        <w:t xml:space="preserve"> </w:t>
-      </w:r>
-      <w:r>
-        <w:t>issues</w:t>
-      </w:r>
-      <w:r>
-        <w:rPr>
-          <w:lang w:val="el-GR"/>
-        </w:rPr>
-        <w:t xml:space="preserve"> σε </w:t>
-      </w:r>
-      <w:proofErr w:type="spellStart"/>
-      <w:r>
-        <w:rPr>
-          <w:lang w:val="el-GR"/>
-        </w:rPr>
-        <w:t>στοχευμένες</w:t>
-      </w:r>
-      <w:proofErr w:type="spellEnd"/>
-      <w:r>
-        <w:rPr>
-          <w:lang w:val="el-GR"/>
-        </w:rPr>
-        <w:t xml:space="preserve"> αλλαγές κώδικα;</w:t>
+        <w:t xml:space="preserve"> σε στοχευμένες διορθώσεις κώδικα.</w:t>
       </w:r>
     </w:p>
     <w:p>
       <w:pPr>
-        <w:pStyle w:val="ListBullet"/>
-        <w:numPr>
-          <w:ilvl w:val="0"/>
-          <w:numId w:val="0"/>
-        </w:numPr>
-        <w:rPr>
-          <w:lang w:val="el-GR"/>
-        </w:rPr>
-      </w:pPr>
-      <w:r>
-        <w:t>RQ</w:t>
-      </w:r>
-      <w:r>
-        <w:rPr>
-          <w:lang w:val="el-GR"/>
-        </w:rPr>
-        <w:t xml:space="preserve">2: Πώς συμβάλλουν οι ρόλοι </w:t>
+        <w:rPr>
+          <w:lang w:val="el-GR"/>
+        </w:rPr>
+      </w:pPr>
+      <w:r>
+        <w:rPr>
+          <w:lang w:val="el-GR"/>
+        </w:rPr>
+        <w:lastRenderedPageBreak/>
+        <w:t>Δεύτερος στόχος: Να αξιολογηθεί ο ρόλος των πρακτόρων ελέγχου ποιότητας (</w:t>
       </w:r>
       <w:r>
         <w:t>Tester</w:t>
@@ -9603,7 +9769,7 @@
         <w:rPr>
           <w:lang w:val="el-GR"/>
         </w:rPr>
-        <w:t xml:space="preserve"> και </w:t>
+        <w:t xml:space="preserve">, </w:t>
       </w:r>
       <w:r>
         <w:t>Evaluator</w:t>
@@ -9612,51 +9778,29 @@
         <w:rPr>
           <w:lang w:val="el-GR"/>
         </w:rPr>
-        <w:t xml:space="preserve"> στη μείωση μη ασφαλών ή χαμηλής ποιότητας επιδιορθώσεων πριν από το </w:t>
-      </w:r>
-      <w:r>
-        <w:t>commit</w:t>
-      </w:r>
-      <w:r>
-        <w:rPr>
-          <w:lang w:val="el-GR"/>
-        </w:rPr>
-        <w:t>;</w:t>
+        <w:t>) στη μείωση μη ασφαλών ή χαμηλής ποιότητας διορθώσεων, πριν αυτές καταλήξουν στον τελικό κώδικα.</w:t>
       </w:r>
     </w:p>
     <w:p>
       <w:pPr>
-        <w:pStyle w:val="ListBullet"/>
-        <w:numPr>
-          <w:ilvl w:val="0"/>
-          <w:numId w:val="0"/>
-        </w:numPr>
-        <w:rPr>
-          <w:lang w:val="el-GR"/>
-        </w:rPr>
-      </w:pPr>
-      <w:r>
-        <w:t>RQ</w:t>
-      </w:r>
-      <w:r>
-        <w:rPr>
-          <w:lang w:val="el-GR"/>
-        </w:rPr>
-        <w:t xml:space="preserve">3: Πώς η τηλεμετρία, η βάση δεδομένων και η μεταγενέστερη σάρωση υποστηρίζουν </w:t>
-      </w:r>
-      <w:proofErr w:type="spellStart"/>
-      <w:r>
-        <w:rPr>
-          <w:lang w:val="el-GR"/>
-        </w:rPr>
-        <w:t>αναπαραγωγιμότητα</w:t>
-      </w:r>
-      <w:proofErr w:type="spellEnd"/>
-      <w:r>
-        <w:rPr>
-          <w:lang w:val="el-GR"/>
-        </w:rPr>
-        <w:t>, λογοδοσία και τεχνική τεκμηρίωση;</w:t>
+        <w:rPr>
+          <w:lang w:val="el-GR"/>
+        </w:rPr>
+      </w:pPr>
+      <w:r>
+        <w:rPr>
+          <w:lang w:val="el-GR"/>
+        </w:rPr>
+        <w:t xml:space="preserve">Τρίτος στόχος: Να εξεταστεί πώς η τηλεμετρία, η βάση δεδομένων και η εκ νέου σάρωση μέσω </w:t>
+      </w:r>
+      <w:r>
+        <w:t>SonarQube</w:t>
+      </w:r>
+      <w:r>
+        <w:rPr>
+          <w:lang w:val="el-GR"/>
+        </w:rPr>
+        <w:t xml:space="preserve"> υποστηρίζουν την αναπαραγωγιμότητα, τη λογοδοσία και την τεχνική τεκμηρίωση του συστήματος.</w:t>
       </w:r>
     </w:p>
     <w:p>
@@ -9778,6 +9922,195 @@
         <w:t>, με σαφή διαχωρισμό ρόλων και δυνατότητα αξιολόγησης των αποτελεσμάτων.</w:t>
       </w:r>
     </w:p>
+    <w:tbl>
+      <w:tblPr>
+        <w:tblStyle w:val="TableGrid"/>
+        <w:tblW w:w="0" w:type="auto"/>
+        <w:jc w:val="center"/>
+        <w:tblLook w:val="04A0" w:firstRow="1" w:lastRow="0" w:firstColumn="1" w:lastColumn="0" w:noHBand="0" w:noVBand="1"/>
+      </w:tblPr>
+      <w:tblGrid>
+        <w:gridCol w:w="3135"/>
+        <w:gridCol w:w="3135"/>
+        <w:gridCol w:w="3135"/>
+      </w:tblGrid>
+      <w:tr>
+        <w:trPr>
+          <w:jc w:val="center"/>
+        </w:trPr>
+        <w:tc>
+          <w:tcPr>
+            <w:tcW w:w="3135" w:type="dxa"/>
+          </w:tcPr>
+          <w:p>
+            <w:r>
+              <w:rPr>
+                <w:sz w:val="18"/>
+              </w:rPr>
+              <w:t>Στόχος</w:t>
+            </w:r>
+          </w:p>
+        </w:tc>
+        <w:tc>
+          <w:tcPr>
+            <w:tcW w:w="3135" w:type="dxa"/>
+          </w:tcPr>
+          <w:p>
+            <w:r>
+              <w:rPr>
+                <w:sz w:val="18"/>
+              </w:rPr>
+              <w:t>Ενότητα Υλοποίησης</w:t>
+            </w:r>
+          </w:p>
+        </w:tc>
+        <w:tc>
+          <w:tcPr>
+            <w:tcW w:w="3135" w:type="dxa"/>
+          </w:tcPr>
+          <w:p>
+            <w:r>
+              <w:rPr>
+                <w:sz w:val="18"/>
+              </w:rPr>
+              <w:t>Ενότητα Αξιολόγησης</w:t>
+            </w:r>
+          </w:p>
+        </w:tc>
+      </w:tr>
+      <w:tr>
+        <w:trPr>
+          <w:jc w:val="center"/>
+        </w:trPr>
+        <w:tc>
+          <w:tcPr>
+            <w:tcW w:w="3135" w:type="dxa"/>
+          </w:tcPr>
+          <w:p>
+            <w:r>
+              <w:rPr>
+                <w:sz w:val="18"/>
+              </w:rPr>
+              <w:t>1ος — Αυτόματη διόρθωση</w:t>
+            </w:r>
+          </w:p>
+        </w:tc>
+        <w:tc>
+          <w:tcPr>
+            <w:tcW w:w="3135" w:type="dxa"/>
+          </w:tcPr>
+          <w:p>
+            <w:r>
+              <w:rPr>
+                <w:sz w:val="18"/>
+              </w:rPr>
+              <w:t>Fixer Agent, Coordinator</w:t>
+            </w:r>
+          </w:p>
+        </w:tc>
+        <w:tc>
+          <w:tcPr>
+            <w:tcW w:w="3135" w:type="dxa"/>
+          </w:tcPr>
+          <w:p>
+            <w:r>
+              <w:rPr>
+                <w:sz w:val="18"/>
+              </w:rPr>
+              <w:t>Πίνακας Αποτελεσμάτων, Ανάλυση Αποτελεσμάτων</w:t>
+            </w:r>
+          </w:p>
+        </w:tc>
+      </w:tr>
+      <w:tr>
+        <w:trPr>
+          <w:jc w:val="center"/>
+        </w:trPr>
+        <w:tc>
+          <w:tcPr>
+            <w:tcW w:w="3135" w:type="dxa"/>
+          </w:tcPr>
+          <w:p>
+            <w:r>
+              <w:rPr>
+                <w:sz w:val="18"/>
+              </w:rPr>
+              <w:t>2ος — Ρόλος QA agents</w:t>
+            </w:r>
+          </w:p>
+        </w:tc>
+        <w:tc>
+          <w:tcPr>
+            <w:tcW w:w="3135" w:type="dxa"/>
+          </w:tcPr>
+          <w:p>
+            <w:r>
+              <w:rPr>
+                <w:sz w:val="18"/>
+              </w:rPr>
+              <w:t>Tester, Reviewer, Evaluator</w:t>
+            </w:r>
+          </w:p>
+        </w:tc>
+        <w:tc>
+          <w:tcPr>
+            <w:tcW w:w="3135" w:type="dxa"/>
+          </w:tcPr>
+          <w:p>
+            <w:r>
+              <w:rPr>
+                <w:sz w:val="18"/>
+              </w:rPr>
+              <w:t>Ρόλος Πρακτόρων QA</w:t>
+            </w:r>
+          </w:p>
+        </w:tc>
+      </w:tr>
+      <w:tr>
+        <w:trPr>
+          <w:jc w:val="center"/>
+        </w:trPr>
+        <w:tc>
+          <w:tcPr>
+            <w:tcW w:w="3135" w:type="dxa"/>
+          </w:tcPr>
+          <w:p>
+            <w:r>
+              <w:rPr>
+                <w:sz w:val="18"/>
+              </w:rPr>
+              <w:t>3ος — Τηλεμετρία</w:t>
+            </w:r>
+          </w:p>
+        </w:tc>
+        <w:tc>
+          <w:tcPr>
+            <w:tcW w:w="3135" w:type="dxa"/>
+          </w:tcPr>
+          <w:p>
+            <w:r>
+              <w:rPr>
+                <w:sz w:val="18"/>
+              </w:rPr>
+              <w:t>Database, Tracked Calls</w:t>
+            </w:r>
+          </w:p>
+        </w:tc>
+        <w:tc>
+          <w:tcPr>
+            <w:tcW w:w="3135" w:type="dxa"/>
+          </w:tcPr>
+          <w:p>
+            <w:r>
+              <w:rPr>
+                <w:sz w:val="18"/>
+              </w:rPr>
+              <w:t>Ανάλυση Τηλεμετρίας Tokens</w:t>
+            </w:r>
+          </w:p>
+        </w:tc>
+      </w:tr>
+    </w:tbl>
     <w:p>
       <w:pPr>
         <w:pStyle w:val="Heading1"/>
@@ -9795,7 +10128,6 @@
         <w:rPr>
           <w:lang w:val="el-GR"/>
         </w:rPr>
-        <w:lastRenderedPageBreak/>
         <w:t>Μεθοδολογία και</w:t>
       </w:r>
       <w:r>
@@ -9814,22 +10146,6 @@
     </w:p>
     <w:p>
       <w:pPr>
-        <w:pStyle w:val="Heading1"/>
-        <w:rPr>
-          <w:lang w:val="el-GR"/>
-        </w:rPr>
-      </w:pPr>
-      <w:bookmarkStart w:id="10" w:name="_Toc233480740"/>
-      <w:r>
-        <w:rPr>
-          <w:lang w:val="el-GR"/>
-        </w:rPr>
-        <w:t>Μεθοδολογία και Αρχιτεκτονική</w:t>
-      </w:r>
-      <w:bookmarkEnd w:id="10"/>
-    </w:p>
-    <w:p>
-      <w:pPr>
         <w:spacing w:after="120"/>
         <w:jc w:val="both"/>
         <w:rPr>
@@ -9925,6 +10241,7 @@
           <w:sz w:val="17"/>
           <w:lang w:val="el-GR"/>
         </w:rPr>
+        <w:lastRenderedPageBreak/>
         <w:drawing>
           <wp:anchor distT="0" distB="0" distL="114300" distR="114300" simplePos="0" relativeHeight="251658240" behindDoc="1" locked="0" layoutInCell="1" allowOverlap="1" wp14:anchorId="6CCBFAA5" wp14:editId="0F43EEFC">
             <wp:simplePos x="0" y="0"/>
@@ -10669,6 +10986,7 @@
               <w:rPr>
                 <w:sz w:val="20"/>
               </w:rPr>
+              <w:lastRenderedPageBreak/>
               <w:t>Evaluator Agent</w:t>
             </w:r>
           </w:p>
@@ -10863,7 +11181,7 @@
           <w:lang w:val="el-GR"/>
         </w:rPr>
       </w:pPr>
-      <w:bookmarkStart w:id="11" w:name="_Toc233480741"/>
+      <w:bookmarkStart w:id="10" w:name="_Toc233480741"/>
       <w:proofErr w:type="spellStart"/>
       <w:r>
         <w:t>Συνολική</w:t>
@@ -10888,7 +11206,7 @@
       <w:r>
         <w:t>ασίας</w:t>
       </w:r>
-      <w:bookmarkEnd w:id="11"/>
+      <w:bookmarkEnd w:id="10"/>
     </w:p>
     <w:p>
       <w:pPr>
@@ -11557,10 +11875,9 @@
         </w:numPr>
         <w:spacing w:before="240" w:after="120"/>
       </w:pPr>
-      <w:bookmarkStart w:id="12" w:name="_Toc233480743"/>
+      <w:bookmarkStart w:id="11" w:name="_Toc233480743"/>
       <w:proofErr w:type="spellStart"/>
       <w:r>
-        <w:lastRenderedPageBreak/>
         <w:t>Σχετικές</w:t>
       </w:r>
       <w:proofErr w:type="spellEnd"/>
@@ -11575,7 +11892,7 @@
       <w:r>
         <w:t>ασίες (Related Work)</w:t>
       </w:r>
-      <w:bookmarkEnd w:id="12"/>
+      <w:bookmarkEnd w:id="11"/>
     </w:p>
     <w:p>
       <w:pPr>
@@ -11835,8 +12152,9 @@
           <w:lang w:val="el-GR"/>
         </w:rPr>
       </w:pPr>
-      <w:bookmarkStart w:id="13" w:name="_Toc233480744"/>
-      <w:r>
+      <w:bookmarkStart w:id="12" w:name="_Toc233480744"/>
+      <w:r>
+        <w:lastRenderedPageBreak/>
         <w:t xml:space="preserve">SWE-Agent </w:t>
       </w:r>
       <w:r>
@@ -11860,7 +12178,7 @@
         </w:rPr>
         <w:t>[7]</w:t>
       </w:r>
-      <w:bookmarkEnd w:id="13"/>
+      <w:bookmarkEnd w:id="12"/>
       <w:r>
         <w:fldChar w:fldCharType="end"/>
       </w:r>
@@ -12059,7 +12377,7 @@
           <w:lang w:val="el-GR"/>
         </w:rPr>
       </w:pPr>
-      <w:bookmarkStart w:id="14" w:name="_Toc233480745"/>
+      <w:bookmarkStart w:id="13" w:name="_Toc233480745"/>
       <w:proofErr w:type="spellStart"/>
       <w:r>
         <w:t>AutoCodeRover</w:t>
@@ -12089,7 +12407,7 @@
         </w:rPr>
         <w:t>[8]</w:t>
       </w:r>
-      <w:bookmarkEnd w:id="14"/>
+      <w:bookmarkEnd w:id="13"/>
       <w:r>
         <w:fldChar w:fldCharType="end"/>
       </w:r>
@@ -12256,7 +12574,7 @@
         </w:numPr>
         <w:spacing w:before="240" w:after="120"/>
       </w:pPr>
-      <w:bookmarkStart w:id="15" w:name="_Toc233480746"/>
+      <w:bookmarkStart w:id="14" w:name="_Toc233480746"/>
       <w:r>
         <w:t xml:space="preserve">Aider </w:t>
       </w:r>
@@ -12281,7 +12599,7 @@
         </w:rPr>
         <w:t>[9]</w:t>
       </w:r>
-      <w:bookmarkEnd w:id="15"/>
+      <w:bookmarkEnd w:id="14"/>
       <w:r>
         <w:fldChar w:fldCharType="end"/>
       </w:r>
@@ -12391,7 +12709,7 @@
         </w:numPr>
         <w:spacing w:before="240" w:after="120"/>
       </w:pPr>
-      <w:bookmarkStart w:id="16" w:name="_Toc233480747"/>
+      <w:bookmarkStart w:id="15" w:name="_Toc233480747"/>
       <w:proofErr w:type="spellStart"/>
       <w:r>
         <w:t>Σύγκριση</w:t>
@@ -12404,7 +12722,7 @@
       <w:r>
         <w:t>Συστημάτων</w:t>
       </w:r>
-      <w:bookmarkEnd w:id="16"/>
+      <w:bookmarkEnd w:id="15"/>
       <w:proofErr w:type="spellEnd"/>
     </w:p>
     <w:tbl>
@@ -12912,10 +13230,9 @@
         </w:numPr>
         <w:spacing w:before="240" w:after="120"/>
       </w:pPr>
-      <w:bookmarkStart w:id="17" w:name="_Toc233480748"/>
+      <w:bookmarkStart w:id="16" w:name="_Toc233480748"/>
       <w:proofErr w:type="spellStart"/>
       <w:r>
-        <w:lastRenderedPageBreak/>
         <w:t>Σχεδι</w:t>
       </w:r>
       <w:proofErr w:type="spellEnd"/>
@@ -12938,7 +13255,7 @@
       <w:r>
         <w:t>ακτόρων (Agentic Design Patterns)</w:t>
       </w:r>
-      <w:bookmarkEnd w:id="17"/>
+      <w:bookmarkEnd w:id="16"/>
     </w:p>
     <w:p>
       <w:pPr>
@@ -13095,7 +13412,7 @@
           <w:lang w:val="el-GR"/>
         </w:rPr>
       </w:pPr>
-      <w:bookmarkStart w:id="18" w:name="_Toc233480749"/>
+      <w:bookmarkStart w:id="17" w:name="_Toc233480749"/>
       <w:r>
         <w:t>Tool</w:t>
       </w:r>
@@ -13117,7 +13434,7 @@
       <w:r>
         <w:t>Pattern</w:t>
       </w:r>
-      <w:bookmarkEnd w:id="18"/>
+      <w:bookmarkEnd w:id="17"/>
     </w:p>
     <w:p>
       <w:pPr>
@@ -13188,6 +13505,7 @@
         <w:t xml:space="preserve"> χρησιμοποιεί </w:t>
       </w:r>
       <w:r>
+        <w:lastRenderedPageBreak/>
         <w:t>check</w:t>
       </w:r>
       <w:r>
@@ -13369,11 +13687,11 @@
         </w:numPr>
         <w:spacing w:before="240" w:after="120"/>
       </w:pPr>
-      <w:bookmarkStart w:id="19" w:name="_Toc233480750"/>
+      <w:bookmarkStart w:id="18" w:name="_Toc233480750"/>
       <w:r>
         <w:t>Structured Output Pattern</w:t>
       </w:r>
-      <w:bookmarkEnd w:id="19"/>
+      <w:bookmarkEnd w:id="18"/>
     </w:p>
     <w:p>
       <w:pPr>
@@ -13502,11 +13820,11 @@
         </w:numPr>
         <w:spacing w:before="240" w:after="120"/>
       </w:pPr>
-      <w:bookmarkStart w:id="20" w:name="_Toc233480751"/>
+      <w:bookmarkStart w:id="19" w:name="_Toc233480751"/>
       <w:r>
         <w:t>Reflection Pattern</w:t>
       </w:r>
-      <w:bookmarkEnd w:id="20"/>
+      <w:bookmarkEnd w:id="19"/>
     </w:p>
     <w:p>
       <w:pPr>
@@ -13700,11 +14018,11 @@
           <w:lang w:val="el-GR"/>
         </w:rPr>
       </w:pPr>
-      <w:bookmarkStart w:id="21" w:name="_Toc233480752"/>
+      <w:bookmarkStart w:id="20" w:name="_Toc233480752"/>
       <w:r>
         <w:t>Multi-Agent Orchestration Pattern</w:t>
       </w:r>
-      <w:bookmarkEnd w:id="21"/>
+      <w:bookmarkEnd w:id="20"/>
     </w:p>
     <w:p>
       <w:pPr>
@@ -14010,7 +14328,7 @@
           <w:lang w:val="el-GR"/>
         </w:rPr>
       </w:pPr>
-      <w:bookmarkStart w:id="22" w:name="_Toc233480753"/>
+      <w:bookmarkStart w:id="21" w:name="_Toc233480753"/>
       <w:r>
         <w:rPr>
           <w:lang w:val="el-GR"/>
@@ -14026,7 +14344,7 @@
         </w:rPr>
         <w:t xml:space="preserve"> και Διαχείριση Δεδομένων</w:t>
       </w:r>
-      <w:bookmarkEnd w:id="22"/>
+      <w:bookmarkEnd w:id="21"/>
     </w:p>
     <w:p>
       <w:pPr>
@@ -14100,7 +14418,7 @@
           <w:lang w:val="el-GR"/>
         </w:rPr>
       </w:pPr>
-      <w:bookmarkStart w:id="23" w:name="_Toc233480754"/>
+      <w:bookmarkStart w:id="22" w:name="_Toc233480754"/>
       <w:r>
         <w:t>SonarQube</w:t>
       </w:r>
@@ -14143,7 +14461,7 @@
       <w:r>
         <w:t>py</w:t>
       </w:r>
-      <w:bookmarkEnd w:id="23"/>
+      <w:bookmarkEnd w:id="22"/>
       <w:proofErr w:type="spellEnd"/>
     </w:p>
     <w:p>
@@ -14386,7 +14704,7 @@
           <w:lang w:val="el-GR"/>
         </w:rPr>
       </w:pPr>
-      <w:bookmarkStart w:id="24" w:name="_Toc233480755"/>
+      <w:bookmarkStart w:id="23" w:name="_Toc233480755"/>
       <w:r>
         <w:rPr>
           <w:lang w:val="el-GR"/>
@@ -14412,7 +14730,7 @@
         </w:rPr>
         <w:t>)</w:t>
       </w:r>
-      <w:bookmarkEnd w:id="24"/>
+      <w:bookmarkEnd w:id="23"/>
     </w:p>
     <w:p>
       <w:pPr>
@@ -14928,14 +15246,14 @@
           <w:lang w:val="el-GR"/>
         </w:rPr>
       </w:pPr>
-      <w:bookmarkStart w:id="25" w:name="_Toc233480756"/>
+      <w:bookmarkStart w:id="24" w:name="_Toc233480756"/>
       <w:r>
         <w:rPr>
           <w:lang w:val="el-GR"/>
         </w:rPr>
         <w:t>Ανάκτηση Πηγαίου Κώδικα</w:t>
       </w:r>
-      <w:bookmarkEnd w:id="25"/>
+      <w:bookmarkEnd w:id="24"/>
     </w:p>
     <w:p>
       <w:pPr>
@@ -15065,7 +15383,7 @@
           <w:lang w:val="el-GR"/>
         </w:rPr>
       </w:pPr>
-      <w:bookmarkStart w:id="26" w:name="_Toc233480757"/>
+      <w:bookmarkStart w:id="25" w:name="_Toc233480757"/>
       <w:r>
         <w:rPr>
           <w:lang w:val="el-GR"/>
@@ -15073,7 +15391,7 @@
         <w:lastRenderedPageBreak/>
         <w:t>Σήμανση Επιδιόρθωσης και Επαλήθευση</w:t>
       </w:r>
-      <w:bookmarkEnd w:id="26"/>
+      <w:bookmarkEnd w:id="25"/>
     </w:p>
     <w:p>
       <w:pPr>
@@ -15489,6 +15807,19 @@
     </w:p>
     <w:p>
       <w:pPr>
+        <w:rPr>
+          <w:lang w:val="el-GR"/>
+        </w:rPr>
+      </w:pPr>
+      <w:r>
+        <w:rPr>
+          <w:lang w:val="el-GR"/>
+        </w:rPr>
+        <w:t>Ο μηχανισμός polling αποτελεί θεμελιώδη τεχνική στην αρχιτεκτονική του συστήματος. Όταν εκτελείται μια σάρωση (scan) στον SonarQube, ο server δεν επιστρέφει αμέσως τα αποτελέσματα. Αντ' αυτού, ο SonarQube αναθέτει την ανάλυση στο Compute Engine (CE), ένα background service που επεξεργάζεται τον κώδικα ασύγχρονα. Αυτό σημαίνει ότι η εφαρμογή δεν μπορεί απλά να περιμένει μια απάντηση — πρέπει να ρωτά επαναλαμβανόμενα τον server αν η ανάλυση έχει ολοκληρωθεί. Αυτή η τεχνική ονομάζεται polling: η μέθοδος _wait_for_ce_task() στέλνει αιτήματα HTTP στο endpoint /api/ce/activity σε τακτά χρονικά διαστήματα (π.χ. κάθε 5 δευτερόλεπτα), ελέγχοντας αν η κατάσταση της εργασίας (task status) έχει αλλάξει σε SUCCESS ή FAILED. Αν η ανάλυση δεν ολοκληρωθεί εντός ενός ρυθμιζόμενου χρονικού ορίου (configurable timeout), η μέθοδος εγκαταλείπει και επιστρέφει σφάλμα, αποφεύγοντας έτσι την αιώνια αναμονή. Ο μηχανισμός αυτός χρησιμοποιείται τόσο κατά την αρχική σάρωση του repository όσο και κατά την επαλήθευση (verification) μετά τις διορθώσεις, διασφαλίζοντας ότι το σύστημα λειτουργεί αξιόπιστα ακόμα και όταν ο SonarQube server αργεί να ανταποκριθεί.</w:t>
+      </w:r>
+    </w:p>
+    <w:p>
+      <w:pPr>
         <w:pStyle w:val="Heading2"/>
         <w:numPr>
           <w:ilvl w:val="1"/>
@@ -15499,7 +15830,7 @@
           <w:lang w:val="el-GR"/>
         </w:rPr>
       </w:pPr>
-      <w:bookmarkStart w:id="27" w:name="_Toc233480758"/>
+      <w:bookmarkStart w:id="26" w:name="_Toc233480758"/>
       <w:r>
         <w:rPr>
           <w:lang w:val="el-GR"/>
@@ -15519,7 +15850,7 @@
       <w:r>
         <w:t>py</w:t>
       </w:r>
-      <w:bookmarkEnd w:id="27"/>
+      <w:bookmarkEnd w:id="26"/>
       <w:proofErr w:type="spellEnd"/>
     </w:p>
     <w:p>
@@ -15741,19 +16072,25 @@
             <w:tcW w:w="3135" w:type="dxa"/>
           </w:tcPr>
           <w:p>
+            <w:r>
+              <w:rPr>
+                <w:sz w:val="20"/>
+              </w:rPr>
+              <w:t>Αυτόμα</w:t>
+            </w:r>
             <w:proofErr w:type="spellStart"/>
             <w:r>
               <w:rPr>
                 <w:sz w:val="20"/>
               </w:rPr>
-              <w:t>Αυτόμ</w:t>
+              <w:t>τος</w:t>
             </w:r>
             <w:proofErr w:type="spellEnd"/>
             <w:r>
               <w:rPr>
                 <w:sz w:val="20"/>
               </w:rPr>
-              <w:t>ατος α</w:t>
+              <w:t xml:space="preserve"> α</w:t>
             </w:r>
             <w:proofErr w:type="spellStart"/>
             <w:r>
@@ -15948,7 +16285,14 @@
               <w:rPr>
                 <w:sz w:val="20"/>
               </w:rPr>
-              <w:t>BLOCKER, CRITICAL, MAJOR, MINOR, INFO</w:t>
+              <w:t xml:space="preserve">BLOCKER, CRITICAL, MAJOR, </w:t>
+            </w:r>
+            <w:r>
+              <w:rPr>
+                <w:sz w:val="20"/>
+              </w:rPr>
+              <w:lastRenderedPageBreak/>
+              <w:t>MINOR, INFO</w:t>
             </w:r>
           </w:p>
         </w:tc>
@@ -15963,6 +16307,7 @@
               <w:rPr>
                 <w:sz w:val="20"/>
               </w:rPr>
+              <w:lastRenderedPageBreak/>
               <w:t>component</w:t>
             </w:r>
           </w:p>
@@ -15985,11 +16330,19 @@
             <w:tcW w:w="3135" w:type="dxa"/>
           </w:tcPr>
           <w:p>
-            <w:r>
-              <w:rPr>
-                <w:sz w:val="20"/>
-              </w:rPr>
-              <w:t>Πλήρες path α</w:t>
+            <w:proofErr w:type="spellStart"/>
+            <w:r>
+              <w:rPr>
+                <w:sz w:val="20"/>
+              </w:rPr>
+              <w:t>Πλήρες</w:t>
+            </w:r>
+            <w:proofErr w:type="spellEnd"/>
+            <w:r>
+              <w:rPr>
+                <w:sz w:val="20"/>
+              </w:rPr>
+              <w:t xml:space="preserve"> path α</w:t>
             </w:r>
             <w:proofErr w:type="spellStart"/>
             <w:r>
@@ -16506,7 +16859,6 @@
         <w:rPr>
           <w:lang w:val="el-GR"/>
         </w:rPr>
-        <w:lastRenderedPageBreak/>
         <w:t xml:space="preserve">Πίνακας 3: Σχήμα Βάσης Δεδομένων: Πίνακας </w:t>
       </w:r>
       <w:r>
@@ -16630,19 +16982,25 @@
             <w:tcW w:w="3135" w:type="dxa"/>
           </w:tcPr>
           <w:p>
+            <w:r>
+              <w:rPr>
+                <w:sz w:val="20"/>
+              </w:rPr>
+              <w:t>Αυτόμα</w:t>
+            </w:r>
             <w:proofErr w:type="spellStart"/>
             <w:r>
               <w:rPr>
                 <w:sz w:val="20"/>
               </w:rPr>
-              <w:t>Αυτόμ</w:t>
+              <w:t>τος</w:t>
             </w:r>
             <w:proofErr w:type="spellEnd"/>
             <w:r>
               <w:rPr>
                 <w:sz w:val="20"/>
               </w:rPr>
-              <w:t>ατος α</w:t>
+              <w:t xml:space="preserve"> α</w:t>
             </w:r>
             <w:proofErr w:type="spellStart"/>
             <w:r>
@@ -17226,19 +17584,25 @@
             <w:tcW w:w="3135" w:type="dxa"/>
           </w:tcPr>
           <w:p>
+            <w:r>
+              <w:rPr>
+                <w:sz w:val="20"/>
+              </w:rPr>
+              <w:t>Αυτόμα</w:t>
+            </w:r>
             <w:proofErr w:type="spellStart"/>
             <w:r>
               <w:rPr>
                 <w:sz w:val="20"/>
               </w:rPr>
-              <w:t>Αυτόμ</w:t>
+              <w:t>τος</w:t>
             </w:r>
             <w:proofErr w:type="spellEnd"/>
             <w:r>
               <w:rPr>
                 <w:sz w:val="20"/>
               </w:rPr>
-              <w:t>ατος α</w:t>
+              <w:t xml:space="preserve"> α</w:t>
             </w:r>
             <w:proofErr w:type="spellStart"/>
             <w:r>
@@ -17341,6 +17705,7 @@
               <w:rPr>
                 <w:sz w:val="20"/>
               </w:rPr>
+              <w:lastRenderedPageBreak/>
               <w:t>agent_name</w:t>
             </w:r>
             <w:proofErr w:type="spellEnd"/>
@@ -18042,7 +18407,7 @@
           <w:lang w:val="el-GR"/>
         </w:rPr>
       </w:pPr>
-      <w:bookmarkStart w:id="28" w:name="_Toc233480759"/>
+      <w:bookmarkStart w:id="27" w:name="_Toc233480759"/>
       <w:r>
         <w:rPr>
           <w:lang w:val="el-GR"/>
@@ -18063,7 +18428,7 @@
       <w:r>
         <w:t>py</w:t>
       </w:r>
-      <w:bookmarkEnd w:id="28"/>
+      <w:bookmarkEnd w:id="27"/>
       <w:proofErr w:type="spellEnd"/>
     </w:p>
     <w:p>
@@ -18474,7 +18839,7 @@
           <w:lang w:val="el-GR"/>
         </w:rPr>
       </w:pPr>
-      <w:bookmarkStart w:id="29" w:name="_Toc233480760"/>
+      <w:bookmarkStart w:id="28" w:name="_Toc233480760"/>
       <w:r>
         <w:rPr>
           <w:lang w:val="el-GR"/>
@@ -18509,7 +18874,7 @@
         </w:rPr>
         <w:t>) και Τηλεμετρία</w:t>
       </w:r>
-      <w:bookmarkEnd w:id="29"/>
+      <w:bookmarkEnd w:id="28"/>
     </w:p>
     <w:p>
       <w:pPr>
@@ -18544,7 +18909,7 @@
         </w:numPr>
         <w:spacing w:before="240" w:after="120"/>
       </w:pPr>
-      <w:bookmarkStart w:id="30" w:name="_Toc233480761"/>
+      <w:bookmarkStart w:id="29" w:name="_Toc233480761"/>
       <w:r>
         <w:t>Βα</w:t>
       </w:r>
@@ -18564,7 +18929,7 @@
       <w:r>
         <w:t xml:space="preserve"> Agent — agents/agent.py</w:t>
       </w:r>
-      <w:bookmarkEnd w:id="30"/>
+      <w:bookmarkEnd w:id="29"/>
     </w:p>
     <w:p>
       <w:pPr>
@@ -18786,7 +19151,7 @@
           <w:lang w:val="el-GR"/>
         </w:rPr>
       </w:pPr>
-      <w:bookmarkStart w:id="31" w:name="_Toc233480762"/>
+      <w:bookmarkStart w:id="30" w:name="_Toc233480762"/>
       <w:r>
         <w:t>Tracked</w:t>
       </w:r>
@@ -18805,7 +19170,7 @@
         </w:rPr>
         <w:t xml:space="preserve"> — Αυτόματη Τηλεμετρία</w:t>
       </w:r>
-      <w:bookmarkEnd w:id="31"/>
+      <w:bookmarkEnd w:id="30"/>
     </w:p>
     <w:p>
       <w:pPr>
@@ -19065,7 +19430,7 @@
           <w:lang w:val="el-GR"/>
         </w:rPr>
       </w:pPr>
-      <w:bookmarkStart w:id="32" w:name="_Toc233480763"/>
+      <w:bookmarkStart w:id="31" w:name="_Toc233480763"/>
       <w:r>
         <w:t>Generic</w:t>
       </w:r>
@@ -19087,7 +19452,7 @@
       <w:r>
         <w:t>Handling</w:t>
       </w:r>
-      <w:bookmarkEnd w:id="32"/>
+      <w:bookmarkEnd w:id="31"/>
     </w:p>
     <w:p>
       <w:pPr>
@@ -19238,7 +19603,7 @@
           <w:lang w:val="el-GR"/>
         </w:rPr>
       </w:pPr>
-      <w:bookmarkStart w:id="33" w:name="_Toc233480764"/>
+      <w:bookmarkStart w:id="32" w:name="_Toc233480764"/>
       <w:r>
         <w:t>Fixer</w:t>
       </w:r>
@@ -19279,7 +19644,7 @@
       <w:r>
         <w:t>py</w:t>
       </w:r>
-      <w:bookmarkEnd w:id="33"/>
+      <w:bookmarkEnd w:id="32"/>
       <w:proofErr w:type="spellEnd"/>
     </w:p>
     <w:p>
@@ -19408,7 +19773,7 @@
           <w:lang w:val="el-GR"/>
         </w:rPr>
       </w:pPr>
-      <w:bookmarkStart w:id="34" w:name="_Toc233480765"/>
+      <w:bookmarkStart w:id="33" w:name="_Toc233480765"/>
       <w:r>
         <w:t>Tool</w:t>
       </w:r>
@@ -19439,7 +19804,7 @@
       <w:r>
         <w:t>fix</w:t>
       </w:r>
-      <w:bookmarkEnd w:id="34"/>
+      <w:bookmarkEnd w:id="33"/>
     </w:p>
     <w:p>
       <w:pPr>
@@ -19699,7 +20064,7 @@
           <w:lang w:val="el-GR"/>
         </w:rPr>
       </w:pPr>
-      <w:bookmarkStart w:id="35" w:name="_Toc233480766"/>
+      <w:bookmarkStart w:id="34" w:name="_Toc233480766"/>
       <w:r>
         <w:rPr>
           <w:lang w:val="el-GR"/>
@@ -19707,11 +20072,9 @@
         <w:lastRenderedPageBreak/>
         <w:t xml:space="preserve">Υποστήριξη </w:t>
       </w:r>
-      <w:proofErr w:type="spellStart"/>
       <w:r>
         <w:t>Jupyter</w:t>
       </w:r>
-      <w:proofErr w:type="spellEnd"/>
       <w:r>
         <w:rPr>
           <w:lang w:val="el-GR"/>
@@ -19721,7 +20084,7 @@
       <w:r>
         <w:t>Notebooks</w:t>
       </w:r>
-      <w:bookmarkEnd w:id="35"/>
+      <w:bookmarkEnd w:id="34"/>
     </w:p>
     <w:p>
       <w:pPr>
@@ -19841,7 +20204,7 @@
         </w:numPr>
         <w:spacing w:before="240" w:after="120"/>
       </w:pPr>
-      <w:bookmarkStart w:id="36" w:name="_Toc233480767"/>
+      <w:bookmarkStart w:id="35" w:name="_Toc233480767"/>
       <w:r>
         <w:rPr>
           <w:lang w:val="el-GR"/>
@@ -19855,7 +20218,7 @@
         </w:rPr>
         <w:t>Git</w:t>
       </w:r>
-      <w:bookmarkEnd w:id="36"/>
+      <w:bookmarkEnd w:id="35"/>
       <w:proofErr w:type="spellEnd"/>
     </w:p>
     <w:p>
@@ -20002,7 +20365,7 @@
           <w:lang w:val="el-GR"/>
         </w:rPr>
       </w:pPr>
-      <w:bookmarkStart w:id="37" w:name="_Toc233480768"/>
+      <w:bookmarkStart w:id="36" w:name="_Toc233480768"/>
       <w:r>
         <w:t>Agentic</w:t>
       </w:r>
@@ -20015,7 +20378,7 @@
       <w:r>
         <w:t>Loop</w:t>
       </w:r>
-      <w:bookmarkEnd w:id="37"/>
+      <w:bookmarkEnd w:id="36"/>
     </w:p>
     <w:p>
       <w:pPr>
@@ -20175,7 +20538,7 @@
           <w:lang w:val="el-GR"/>
         </w:rPr>
       </w:pPr>
-      <w:bookmarkStart w:id="38" w:name="_Toc233480769"/>
+      <w:bookmarkStart w:id="37" w:name="_Toc233480769"/>
       <w:r>
         <w:rPr>
           <w:lang w:val="el-GR"/>
@@ -20191,7 +20554,7 @@
         </w:rPr>
         <w:t xml:space="preserve"> και Κόστος</w:t>
       </w:r>
-      <w:bookmarkEnd w:id="38"/>
+      <w:bookmarkEnd w:id="37"/>
     </w:p>
     <w:p>
       <w:pPr>
@@ -20661,7 +21024,7 @@
           <w:lang w:val="el-GR"/>
         </w:rPr>
       </w:pPr>
-      <w:bookmarkStart w:id="39" w:name="_Toc233480770"/>
+      <w:bookmarkStart w:id="38" w:name="_Toc233480770"/>
       <w:r>
         <w:rPr>
           <w:lang w:val="el-GR"/>
@@ -20686,7 +21049,7 @@
         </w:rPr>
         <w:t>)</w:t>
       </w:r>
-      <w:bookmarkEnd w:id="39"/>
+      <w:bookmarkEnd w:id="38"/>
     </w:p>
     <w:p>
       <w:pPr>
@@ -20733,7 +21096,7 @@
           <w:lang w:val="el-GR"/>
         </w:rPr>
       </w:pPr>
-      <w:bookmarkStart w:id="40" w:name="_Toc233480771"/>
+      <w:bookmarkStart w:id="39" w:name="_Toc233480771"/>
       <w:r>
         <w:lastRenderedPageBreak/>
         <w:t>Tester</w:t>
@@ -20775,7 +21138,7 @@
       <w:r>
         <w:t>py</w:t>
       </w:r>
-      <w:bookmarkEnd w:id="40"/>
+      <w:bookmarkEnd w:id="39"/>
       <w:proofErr w:type="spellEnd"/>
     </w:p>
     <w:p>
@@ -20850,7 +21213,7 @@
           <w:lang w:val="el-GR"/>
         </w:rPr>
       </w:pPr>
-      <w:bookmarkStart w:id="41" w:name="_Toc233480772"/>
+      <w:bookmarkStart w:id="40" w:name="_Toc233480772"/>
       <w:r>
         <w:rPr>
           <w:lang w:val="el-GR"/>
@@ -20866,7 +21229,7 @@
         </w:rPr>
         <w:t>)</w:t>
       </w:r>
-      <w:bookmarkEnd w:id="41"/>
+      <w:bookmarkEnd w:id="40"/>
     </w:p>
     <w:p>
       <w:pPr>
@@ -21213,7 +21576,7 @@
           <w:lang w:val="el-GR"/>
         </w:rPr>
       </w:pPr>
-      <w:bookmarkStart w:id="42" w:name="_Toc233480773"/>
+      <w:bookmarkStart w:id="41" w:name="_Toc233480773"/>
       <w:r>
         <w:rPr>
           <w:lang w:val="el-GR"/>
@@ -21223,7 +21586,7 @@
       <w:r>
         <w:t>Tests</w:t>
       </w:r>
-      <w:bookmarkEnd w:id="42"/>
+      <w:bookmarkEnd w:id="41"/>
     </w:p>
     <w:p>
       <w:pPr>
@@ -21400,7 +21763,7 @@
           <w:lang w:val="el-GR"/>
         </w:rPr>
       </w:pPr>
-      <w:bookmarkStart w:id="43" w:name="_Toc233480774"/>
+      <w:bookmarkStart w:id="42" w:name="_Toc233480774"/>
       <w:r>
         <w:t>Reviewer</w:t>
       </w:r>
@@ -21441,7 +21804,7 @@
       <w:r>
         <w:t>py</w:t>
       </w:r>
-      <w:bookmarkEnd w:id="43"/>
+      <w:bookmarkEnd w:id="42"/>
       <w:proofErr w:type="spellEnd"/>
     </w:p>
     <w:p>
@@ -21799,7 +22162,7 @@
           <w:lang w:val="el-GR"/>
         </w:rPr>
       </w:pPr>
-      <w:bookmarkStart w:id="44" w:name="_Toc233480775"/>
+      <w:bookmarkStart w:id="43" w:name="_Toc233480775"/>
       <w:r>
         <w:lastRenderedPageBreak/>
         <w:t>Evaluator</w:t>
@@ -21841,7 +22204,7 @@
       <w:r>
         <w:t>py</w:t>
       </w:r>
-      <w:bookmarkEnd w:id="44"/>
+      <w:bookmarkEnd w:id="43"/>
       <w:proofErr w:type="spellEnd"/>
     </w:p>
     <w:p>
@@ -22251,7 +22614,7 @@
           <w:lang w:val="el-GR"/>
         </w:rPr>
       </w:pPr>
-      <w:bookmarkStart w:id="45" w:name="_Toc233480776"/>
+      <w:bookmarkStart w:id="44" w:name="_Toc233480776"/>
       <w:r>
         <w:rPr>
           <w:lang w:val="el-GR"/>
@@ -22290,7 +22653,7 @@
         </w:rPr>
         <w:t>) και Επαλήθευση</w:t>
       </w:r>
-      <w:bookmarkEnd w:id="45"/>
+      <w:bookmarkEnd w:id="44"/>
     </w:p>
     <w:p>
       <w:pPr>
@@ -22304,7 +22667,7 @@
           <w:lang w:val="el-GR"/>
         </w:rPr>
       </w:pPr>
-      <w:bookmarkStart w:id="46" w:name="_Toc233480777"/>
+      <w:bookmarkStart w:id="45" w:name="_Toc233480777"/>
       <w:r>
         <w:t>Coordinator</w:t>
       </w:r>
@@ -22336,7 +22699,7 @@
       <w:r>
         <w:t>py</w:t>
       </w:r>
-      <w:bookmarkEnd w:id="46"/>
+      <w:bookmarkEnd w:id="45"/>
       <w:proofErr w:type="spellEnd"/>
     </w:p>
     <w:p>
@@ -22438,7 +22801,7 @@
           <w:lang w:val="el-GR"/>
         </w:rPr>
       </w:pPr>
-      <w:bookmarkStart w:id="47" w:name="_Toc233480778"/>
+      <w:bookmarkStart w:id="46" w:name="_Toc233480778"/>
       <w:r>
         <w:t>Retry</w:t>
       </w:r>
@@ -22460,7 +22823,7 @@
       <w:r>
         <w:t>Reflection</w:t>
       </w:r>
-      <w:bookmarkEnd w:id="47"/>
+      <w:bookmarkEnd w:id="46"/>
     </w:p>
     <w:p>
       <w:pPr>
@@ -22516,7 +22879,7 @@
           <w:lang w:val="el-GR"/>
         </w:rPr>
       </w:pPr>
-      <w:bookmarkStart w:id="48" w:name="_Toc233480779"/>
+      <w:bookmarkStart w:id="47" w:name="_Toc233480779"/>
       <w:r>
         <w:t>Reflection</w:t>
       </w:r>
@@ -22529,7 +22892,7 @@
       <w:r>
         <w:t>Messages</w:t>
       </w:r>
-      <w:bookmarkEnd w:id="48"/>
+      <w:bookmarkEnd w:id="47"/>
     </w:p>
     <w:p>
       <w:pPr>
@@ -22937,14 +23300,14 @@
           <w:lang w:val="el-GR"/>
         </w:rPr>
       </w:pPr>
-      <w:bookmarkStart w:id="49" w:name="_Toc233480780"/>
+      <w:bookmarkStart w:id="48" w:name="_Toc233480780"/>
       <w:r>
         <w:rPr>
           <w:lang w:val="el-GR"/>
         </w:rPr>
         <w:t>Ενιαίο Σημείο Εγγραφής στη Βάση</w:t>
       </w:r>
-      <w:bookmarkEnd w:id="49"/>
+      <w:bookmarkEnd w:id="48"/>
     </w:p>
     <w:p>
       <w:pPr>
@@ -23036,7 +23399,7 @@
           <w:lang w:val="el-GR"/>
         </w:rPr>
       </w:pPr>
-      <w:bookmarkStart w:id="50" w:name="_Toc233480781"/>
+      <w:bookmarkStart w:id="49" w:name="_Toc233480781"/>
       <w:r>
         <w:rPr>
           <w:lang w:val="el-GR"/>
@@ -23052,7 +23415,7 @@
         </w:rPr>
         <w:t>)</w:t>
       </w:r>
-      <w:bookmarkEnd w:id="50"/>
+      <w:bookmarkEnd w:id="49"/>
     </w:p>
     <w:p>
       <w:pPr>
@@ -23286,7 +23649,7 @@
           <w:lang w:val="el-GR"/>
         </w:rPr>
       </w:pPr>
-      <w:bookmarkStart w:id="51" w:name="_Toc233480782"/>
+      <w:bookmarkStart w:id="50" w:name="_Toc233480782"/>
       <w:r>
         <w:lastRenderedPageBreak/>
         <w:t>REST</w:t>
@@ -23313,7 +23676,7 @@
         </w:rPr>
         <w:t>Διεπαφή</w:t>
       </w:r>
-      <w:bookmarkEnd w:id="51"/>
+      <w:bookmarkEnd w:id="50"/>
       <w:proofErr w:type="spellEnd"/>
     </w:p>
     <w:p>
@@ -23328,7 +23691,7 @@
           <w:lang w:val="el-GR"/>
         </w:rPr>
       </w:pPr>
-      <w:bookmarkStart w:id="52" w:name="_Toc233480783"/>
+      <w:bookmarkStart w:id="51" w:name="_Toc233480783"/>
       <w:proofErr w:type="spellStart"/>
       <w:r>
         <w:t>FastAPI</w:t>
@@ -23364,7 +23727,7 @@
       <w:r>
         <w:t>py</w:t>
       </w:r>
-      <w:bookmarkEnd w:id="52"/>
+      <w:bookmarkEnd w:id="51"/>
       <w:proofErr w:type="spellEnd"/>
     </w:p>
     <w:p>
@@ -24082,7 +24445,7 @@
         </w:numPr>
         <w:spacing w:before="240" w:after="120"/>
       </w:pPr>
-      <w:bookmarkStart w:id="53" w:name="_Toc233480784"/>
+      <w:bookmarkStart w:id="52" w:name="_Toc233480784"/>
       <w:r>
         <w:rPr>
           <w:lang w:val="el-GR"/>
@@ -24092,7 +24455,7 @@
       <w:r>
         <w:t>Endpoints</w:t>
       </w:r>
-      <w:bookmarkEnd w:id="53"/>
+      <w:bookmarkEnd w:id="52"/>
       <w:r>
         <w:rPr>
           <w:lang w:val="el-GR"/>
@@ -25393,7 +25756,7 @@
         </w:numPr>
         <w:spacing w:before="240" w:after="120"/>
       </w:pPr>
-      <w:bookmarkStart w:id="54" w:name="_Toc233480785"/>
+      <w:bookmarkStart w:id="53" w:name="_Toc233480785"/>
       <w:proofErr w:type="spellStart"/>
       <w:r>
         <w:t>Streamlit</w:t>
@@ -25417,7 +25780,7 @@
       <w:r>
         <w:t>py</w:t>
       </w:r>
-      <w:bookmarkEnd w:id="54"/>
+      <w:bookmarkEnd w:id="53"/>
     </w:p>
     <w:p>
       <w:pPr>
@@ -25611,7 +25974,7 @@
         </w:numPr>
         <w:spacing w:before="240" w:after="120"/>
       </w:pPr>
-      <w:bookmarkStart w:id="55" w:name="_Toc233480786"/>
+      <w:bookmarkStart w:id="54" w:name="_Toc233480786"/>
       <w:proofErr w:type="spellStart"/>
       <w:r>
         <w:t>Σελίδ</w:t>
@@ -25620,7 +25983,7 @@
       <w:r>
         <w:t>α Dashboard</w:t>
       </w:r>
-      <w:bookmarkEnd w:id="55"/>
+      <w:bookmarkEnd w:id="54"/>
     </w:p>
     <w:p>
       <w:pPr>
@@ -25693,7 +26056,7 @@
         </w:numPr>
         <w:spacing w:before="240" w:after="120"/>
       </w:pPr>
-      <w:bookmarkStart w:id="56" w:name="_Toc233480787"/>
+      <w:bookmarkStart w:id="55" w:name="_Toc233480787"/>
       <w:proofErr w:type="spellStart"/>
       <w:r>
         <w:t>Σελίδ</w:t>
@@ -25702,7 +26065,7 @@
       <w:r>
         <w:t>α Run Pipeline</w:t>
       </w:r>
-      <w:bookmarkEnd w:id="56"/>
+      <w:bookmarkEnd w:id="55"/>
     </w:p>
     <w:p>
       <w:pPr>
@@ -25799,7 +26162,7 @@
         </w:numPr>
         <w:spacing w:before="240" w:after="120"/>
       </w:pPr>
-      <w:bookmarkStart w:id="57" w:name="_Toc233480788"/>
+      <w:bookmarkStart w:id="56" w:name="_Toc233480788"/>
       <w:proofErr w:type="spellStart"/>
       <w:r>
         <w:t>Σελίδ</w:t>
@@ -25808,7 +26171,7 @@
       <w:r>
         <w:t>α Issues</w:t>
       </w:r>
-      <w:bookmarkEnd w:id="57"/>
+      <w:bookmarkEnd w:id="56"/>
     </w:p>
     <w:p>
       <w:pPr>
@@ -25875,7 +26238,7 @@
         </w:numPr>
         <w:spacing w:before="240" w:after="120"/>
       </w:pPr>
-      <w:bookmarkStart w:id="58" w:name="_Toc233480789"/>
+      <w:bookmarkStart w:id="57" w:name="_Toc233480789"/>
       <w:proofErr w:type="spellStart"/>
       <w:r>
         <w:t>Σελίδ</w:t>
@@ -25884,7 +26247,7 @@
       <w:r>
         <w:t>α Analytics</w:t>
       </w:r>
-      <w:bookmarkEnd w:id="58"/>
+      <w:bookmarkEnd w:id="57"/>
     </w:p>
     <w:p>
       <w:pPr>
@@ -25955,7 +26318,7 @@
           <w:lang w:val="el-GR"/>
         </w:rPr>
       </w:pPr>
-      <w:bookmarkStart w:id="59" w:name="_Toc233480790"/>
+      <w:bookmarkStart w:id="58" w:name="_Toc233480790"/>
       <w:r>
         <w:t>Screenshots</w:t>
       </w:r>
@@ -25972,7 +26335,7 @@
         </w:rPr>
         <w:t>Διεπαφής</w:t>
       </w:r>
-      <w:bookmarkEnd w:id="59"/>
+      <w:bookmarkEnd w:id="58"/>
       <w:proofErr w:type="spellEnd"/>
     </w:p>
     <w:p>
@@ -26740,7 +27103,7 @@
           <w:lang w:val="el-GR"/>
         </w:rPr>
       </w:pPr>
-      <w:bookmarkStart w:id="60" w:name="_Toc233480791"/>
+      <w:bookmarkStart w:id="59" w:name="_Toc233480791"/>
       <w:r>
         <w:rPr>
           <w:noProof/>
@@ -26899,7 +27262,7 @@
       <w:r>
         <w:t>Docker</w:t>
       </w:r>
-      <w:bookmarkEnd w:id="60"/>
+      <w:bookmarkEnd w:id="59"/>
     </w:p>
     <w:p>
       <w:pPr>
@@ -26913,7 +27276,7 @@
           <w:lang w:val="el-GR"/>
         </w:rPr>
       </w:pPr>
-      <w:bookmarkStart w:id="61" w:name="_Toc233480792"/>
+      <w:bookmarkStart w:id="60" w:name="_Toc233480792"/>
       <w:r>
         <w:t>Docker</w:t>
       </w:r>
@@ -26932,7 +27295,7 @@
         </w:rPr>
         <w:t xml:space="preserve"> Τοπολογία</w:t>
       </w:r>
-      <w:bookmarkEnd w:id="61"/>
+      <w:bookmarkEnd w:id="60"/>
     </w:p>
     <w:p>
       <w:pPr>
@@ -27160,12 +27523,12 @@
           <w:lang w:val="el-GR"/>
         </w:rPr>
       </w:pPr>
-      <w:bookmarkStart w:id="62" w:name="_Toc233480793"/>
+      <w:bookmarkStart w:id="61" w:name="_Toc233480793"/>
       <w:proofErr w:type="spellStart"/>
       <w:r>
         <w:t>Dockerfile</w:t>
       </w:r>
-      <w:bookmarkEnd w:id="62"/>
+      <w:bookmarkEnd w:id="61"/>
       <w:proofErr w:type="spellEnd"/>
     </w:p>
     <w:p>
@@ -27386,14 +27749,14 @@
           <w:lang w:val="el-GR"/>
         </w:rPr>
       </w:pPr>
-      <w:bookmarkStart w:id="63" w:name="_Toc233480794"/>
+      <w:bookmarkStart w:id="62" w:name="_Toc233480794"/>
       <w:r>
         <w:rPr>
           <w:lang w:val="el-GR"/>
         </w:rPr>
         <w:t>Εκκίνηση</w:t>
       </w:r>
-      <w:bookmarkEnd w:id="63"/>
+      <w:bookmarkEnd w:id="62"/>
     </w:p>
     <w:p>
       <w:pPr>
@@ -27501,7 +27864,7 @@
         </w:numPr>
         <w:spacing w:before="240" w:after="120"/>
       </w:pPr>
-      <w:bookmarkStart w:id="64" w:name="_Toc233480795"/>
+      <w:bookmarkStart w:id="63" w:name="_Toc233480795"/>
       <w:proofErr w:type="spellStart"/>
       <w:r>
         <w:t>Δοκιμές</w:t>
@@ -27510,7 +27873,7 @@
       <w:r>
         <w:t xml:space="preserve"> (Testing)</w:t>
       </w:r>
-      <w:bookmarkEnd w:id="64"/>
+      <w:bookmarkEnd w:id="63"/>
     </w:p>
     <w:p>
       <w:pPr>
@@ -27592,7 +27955,7 @@
         </w:numPr>
         <w:spacing w:before="240" w:after="120"/>
       </w:pPr>
-      <w:bookmarkStart w:id="65" w:name="_Toc233480796"/>
+      <w:bookmarkStart w:id="64" w:name="_Toc233480796"/>
       <w:proofErr w:type="spellStart"/>
       <w:r>
         <w:t>SonarCubeClient</w:t>
@@ -27601,7 +27964,7 @@
       <w:r>
         <w:t xml:space="preserve"> Tests</w:t>
       </w:r>
-      <w:bookmarkEnd w:id="65"/>
+      <w:bookmarkEnd w:id="64"/>
     </w:p>
     <w:p>
       <w:pPr>
@@ -27736,11 +28099,11 @@
         </w:numPr>
         <w:spacing w:before="240" w:after="120"/>
       </w:pPr>
-      <w:bookmarkStart w:id="66" w:name="_Toc233480797"/>
+      <w:bookmarkStart w:id="65" w:name="_Toc233480797"/>
       <w:r>
         <w:t>Database Tests (in-memory SQLite)</w:t>
       </w:r>
-      <w:bookmarkEnd w:id="66"/>
+      <w:bookmarkEnd w:id="65"/>
     </w:p>
     <w:p>
       <w:pPr>
@@ -27875,11 +28238,11 @@
         </w:numPr>
         <w:spacing w:before="240" w:after="120"/>
       </w:pPr>
-      <w:bookmarkStart w:id="67" w:name="_Toc233480798"/>
+      <w:bookmarkStart w:id="66" w:name="_Toc233480798"/>
       <w:r>
         <w:t>Coordinator Tests (mocked agents)</w:t>
       </w:r>
-      <w:bookmarkEnd w:id="67"/>
+      <w:bookmarkEnd w:id="66"/>
     </w:p>
     <w:p>
       <w:pPr>
@@ -28097,7 +28460,7 @@
         </w:numPr>
         <w:spacing w:before="240" w:after="120"/>
       </w:pPr>
-      <w:bookmarkStart w:id="68" w:name="_Toc233480799"/>
+      <w:bookmarkStart w:id="67" w:name="_Toc233480799"/>
       <w:proofErr w:type="spellStart"/>
       <w:r>
         <w:t>FastAPI</w:t>
@@ -28106,7 +28469,7 @@
       <w:r>
         <w:t xml:space="preserve"> Endpoint Tests</w:t>
       </w:r>
-      <w:bookmarkEnd w:id="68"/>
+      <w:bookmarkEnd w:id="67"/>
     </w:p>
     <w:p>
       <w:pPr>
@@ -28273,7 +28636,7 @@
           <w:lang w:val="el-GR"/>
         </w:rPr>
       </w:pPr>
-      <w:bookmarkStart w:id="69" w:name="_Toc233480800"/>
+      <w:bookmarkStart w:id="68" w:name="_Toc233480800"/>
       <w:r>
         <w:t>Απ</w:t>
       </w:r>
@@ -28297,7 +28660,7 @@
       <w:r>
         <w:t>Δοκιμών</w:t>
       </w:r>
-      <w:bookmarkEnd w:id="69"/>
+      <w:bookmarkEnd w:id="68"/>
       <w:proofErr w:type="spellEnd"/>
     </w:p>
     <w:p>
@@ -28523,105 +28886,359 @@
           <w:lang w:val="el-GR"/>
         </w:rPr>
       </w:pPr>
-      <w:bookmarkStart w:id="70" w:name="_Toc233480801"/>
+      <w:bookmarkStart w:id="69" w:name="_Toc233480801"/>
       <w:r>
         <w:rPr>
           <w:lang w:val="el-GR"/>
         </w:rPr>
         <w:t>Αποτελέσματα Εκτέλεσης</w:t>
       </w:r>
-      <w:bookmarkEnd w:id="70"/>
+      <w:bookmarkEnd w:id="69"/>
     </w:p>
     <w:p>
       <w:pPr>
         <w:spacing w:after="120"/>
         <w:jc w:val="both"/>
-      </w:pPr>
-      <w:r>
-        <w:rPr>
-          <w:lang w:val="el-GR"/>
-        </w:rPr>
-        <w:t xml:space="preserve">Για την αξιολόγηση του συστήματος, εκτελέστηκε ο πλήρης </w:t>
-      </w:r>
-      <w:r>
-        <w:t>pipeline</w:t>
-      </w:r>
-      <w:r>
-        <w:rPr>
-          <w:lang w:val="el-GR"/>
-        </w:rPr>
-        <w:t xml:space="preserve"> σε ένα δημόσιο </w:t>
-      </w:r>
-      <w:r>
+        <w:rPr>
+          <w:lang w:val="el-GR"/>
+        </w:rPr>
+      </w:pPr>
+      <w:r>
+        <w:rPr>
+          <w:lang w:val="el-GR"/>
+        </w:rPr>
+        <w:t>Για την αξιολόγηση του συστήματος, εκτελέστηκε ο πλήρης pipeline σε ένα δημόσιο repository με γνωστές ευπάθειες (vulnerable-python-repo). Η σάρωση SonarQube εντόπισε 6 ζητήματα (2 BUG, 4 CODE_SMELL) σε δύο αρχεία Python. Το pipeline εκτελέστηκε με το μοντέλο gpt-5-nano μέσω OpenAI API. Ο παρακάτω πίνακας παρουσιάζει τα αναλυτικά αποτελέσματα:</w:t>
+      </w:r>
+    </w:p>
+    <w:p>
+      <w:pPr>
+        <w:spacing w:after="960"/>
+        <w:rPr>
+          <w:bCs/>
+          <w:szCs w:val="24"/>
+        </w:rPr>
+      </w:pPr>
+      <w:r>
+        <w:rPr>
+          <w:bCs/>
+          <w:szCs w:val="24"/>
+          <w:lang w:val="el-GR"/>
+        </w:rPr>
+        <w:t xml:space="preserve">Ως δείγμα αξιολόγησης χρησιμοποιήθηκε το δημόσιο </w:t>
+      </w:r>
+      <w:r>
+        <w:rPr>
+          <w:bCs/>
+          <w:szCs w:val="24"/>
+        </w:rPr>
         <w:t>repository</w:t>
       </w:r>
       <w:r>
         <w:rPr>
-          <w:lang w:val="el-GR"/>
-        </w:rPr>
-        <w:t xml:space="preserve"> με γνωστές ευπάθειες (</w:t>
-      </w:r>
-      <w:r>
+          <w:bCs/>
+          <w:szCs w:val="24"/>
+          <w:lang w:val="el-GR"/>
+        </w:rPr>
+        <w:t xml:space="preserve"> «</w:t>
+      </w:r>
+      <w:r>
+        <w:rPr>
+          <w:bCs/>
+          <w:szCs w:val="24"/>
+        </w:rPr>
         <w:t>vulnerable</w:t>
       </w:r>
       <w:r>
         <w:rPr>
+          <w:bCs/>
+          <w:szCs w:val="24"/>
           <w:lang w:val="el-GR"/>
         </w:rPr>
         <w:t>-</w:t>
       </w:r>
       <w:r>
+        <w:rPr>
+          <w:bCs/>
+          <w:szCs w:val="24"/>
+        </w:rPr>
         <w:t>python</w:t>
       </w:r>
       <w:r>
         <w:rPr>
+          <w:bCs/>
+          <w:szCs w:val="24"/>
           <w:lang w:val="el-GR"/>
         </w:rPr>
         <w:t>-</w:t>
       </w:r>
       <w:r>
+        <w:rPr>
+          <w:bCs/>
+          <w:szCs w:val="24"/>
+        </w:rPr>
         <w:t>repo</w:t>
       </w:r>
       <w:r>
         <w:rPr>
-          <w:lang w:val="el-GR"/>
-        </w:rPr>
-        <w:t xml:space="preserve">). </w:t>
-      </w:r>
-      <w:r>
-        <w:t>Ο παρα</w:t>
-      </w:r>
-      <w:proofErr w:type="spellStart"/>
-      <w:r>
-        <w:t>κάτω</w:t>
-      </w:r>
-      <w:proofErr w:type="spellEnd"/>
-      <w:r>
-        <w:t xml:space="preserve"> π</w:t>
-      </w:r>
-      <w:proofErr w:type="spellStart"/>
-      <w:r>
-        <w:t>ίν</w:t>
-      </w:r>
-      <w:proofErr w:type="spellEnd"/>
-      <w:r>
-        <w:t>ακας πα</w:t>
-      </w:r>
-      <w:proofErr w:type="spellStart"/>
-      <w:r>
-        <w:t>ρουσιάζει</w:t>
-      </w:r>
-      <w:proofErr w:type="spellEnd"/>
-      <w:r>
-        <w:t xml:space="preserve"> τα απ</w:t>
-      </w:r>
-      <w:proofErr w:type="spellStart"/>
-      <w:r>
-        <w:t>οτελέσμ</w:t>
-      </w:r>
-      <w:proofErr w:type="spellEnd"/>
-      <w:r>
-        <w:t>ατα:</w:t>
+          <w:bCs/>
+          <w:szCs w:val="24"/>
+          <w:lang w:val="el-GR"/>
+        </w:rPr>
+        <w:t xml:space="preserve">», μια μικρή </w:t>
+      </w:r>
+      <w:r>
+        <w:rPr>
+          <w:bCs/>
+          <w:szCs w:val="24"/>
+        </w:rPr>
+        <w:t>Flask</w:t>
+      </w:r>
+      <w:r>
+        <w:rPr>
+          <w:bCs/>
+          <w:szCs w:val="24"/>
+          <w:lang w:val="el-GR"/>
+        </w:rPr>
+        <w:t xml:space="preserve"> εφαρμογή (</w:t>
+      </w:r>
+      <w:r>
+        <w:rPr>
+          <w:bCs/>
+          <w:szCs w:val="24"/>
+        </w:rPr>
+        <w:t>pokedex</w:t>
+      </w:r>
+      <w:r>
+        <w:rPr>
+          <w:bCs/>
+          <w:szCs w:val="24"/>
+          <w:lang w:val="el-GR"/>
+        </w:rPr>
+        <w:t xml:space="preserve">) με σκόπιμα ενσωματωμένες ευπάθειες. Αποτελείται από 2 κύρια αρχεία </w:t>
+      </w:r>
+      <w:r>
+        <w:rPr>
+          <w:bCs/>
+          <w:szCs w:val="24"/>
+        </w:rPr>
+        <w:t>Python</w:t>
+      </w:r>
+      <w:r>
+        <w:rPr>
+          <w:bCs/>
+          <w:szCs w:val="24"/>
+          <w:lang w:val="el-GR"/>
+        </w:rPr>
+        <w:t xml:space="preserve"> (</w:t>
+      </w:r>
+      <w:r>
+        <w:rPr>
+          <w:bCs/>
+          <w:szCs w:val="24"/>
+        </w:rPr>
+        <w:t>pokedex</w:t>
+      </w:r>
+      <w:r>
+        <w:rPr>
+          <w:bCs/>
+          <w:szCs w:val="24"/>
+          <w:lang w:val="el-GR"/>
+        </w:rPr>
+        <w:t>/</w:t>
+      </w:r>
+      <w:r>
+        <w:rPr>
+          <w:bCs/>
+          <w:szCs w:val="24"/>
+        </w:rPr>
+        <w:t>app</w:t>
+      </w:r>
+      <w:r>
+        <w:rPr>
+          <w:bCs/>
+          <w:szCs w:val="24"/>
+          <w:lang w:val="el-GR"/>
+        </w:rPr>
+        <w:t>.</w:t>
+      </w:r>
+      <w:r>
+        <w:rPr>
+          <w:bCs/>
+          <w:szCs w:val="24"/>
+        </w:rPr>
+        <w:t>py</w:t>
+      </w:r>
+      <w:r>
+        <w:rPr>
+          <w:bCs/>
+          <w:szCs w:val="24"/>
+          <w:lang w:val="el-GR"/>
+        </w:rPr>
+        <w:t xml:space="preserve"> και </w:t>
+      </w:r>
+      <w:r>
+        <w:rPr>
+          <w:bCs/>
+          <w:szCs w:val="24"/>
+        </w:rPr>
+        <w:t>pokedex</w:t>
+      </w:r>
+      <w:r>
+        <w:rPr>
+          <w:bCs/>
+          <w:szCs w:val="24"/>
+          <w:lang w:val="el-GR"/>
+        </w:rPr>
+        <w:t>/</w:t>
+      </w:r>
+      <w:r>
+        <w:rPr>
+          <w:bCs/>
+          <w:szCs w:val="24"/>
+        </w:rPr>
+        <w:t>helper</w:t>
+      </w:r>
+      <w:r>
+        <w:rPr>
+          <w:bCs/>
+          <w:szCs w:val="24"/>
+          <w:lang w:val="el-GR"/>
+        </w:rPr>
+        <w:t>.</w:t>
+      </w:r>
+      <w:r>
+        <w:rPr>
+          <w:bCs/>
+          <w:szCs w:val="24"/>
+        </w:rPr>
+        <w:t>py</w:t>
+      </w:r>
+      <w:r>
+        <w:rPr>
+          <w:bCs/>
+          <w:szCs w:val="24"/>
+          <w:lang w:val="el-GR"/>
+        </w:rPr>
+        <w:t xml:space="preserve">), συνολικού μεγέθους περίπου 150 γραμμών κώδικα. </w:t>
+      </w:r>
+      <w:r>
+        <w:rPr>
+          <w:bCs/>
+          <w:szCs w:val="24"/>
+        </w:rPr>
+        <w:t xml:space="preserve">Ο SonarQube εντόπισε 6 ζητήματα: 2 τύπου </w:t>
+      </w:r>
+      <w:proofErr w:type="gramStart"/>
+      <w:r>
+        <w:rPr>
+          <w:bCs/>
+          <w:szCs w:val="24"/>
+        </w:rPr>
+        <w:t>BUG</w:t>
+      </w:r>
+      <w:proofErr w:type="gramEnd"/>
+      <w:r>
+        <w:rPr>
+          <w:bCs/>
+          <w:szCs w:val="24"/>
+        </w:rPr>
+        <w:t xml:space="preserve"> (</w:t>
+      </w:r>
+      <w:proofErr w:type="gramStart"/>
+      <w:r>
+        <w:rPr>
+          <w:bCs/>
+          <w:szCs w:val="24"/>
+        </w:rPr>
+        <w:t>python:S</w:t>
+      </w:r>
+      <w:proofErr w:type="gramEnd"/>
+      <w:r>
+        <w:rPr>
+          <w:bCs/>
+          <w:szCs w:val="24"/>
+        </w:rPr>
+        <w:t xml:space="preserve">3984 — useless raise, </w:t>
+      </w:r>
+      <w:proofErr w:type="gramStart"/>
+      <w:r>
+        <w:rPr>
+          <w:bCs/>
+          <w:szCs w:val="24"/>
+        </w:rPr>
+        <w:t>python:S</w:t>
+      </w:r>
+      <w:proofErr w:type="gramEnd"/>
+      <w:r>
+        <w:rPr>
+          <w:bCs/>
+          <w:szCs w:val="24"/>
+        </w:rPr>
+        <w:t>1045 — duplicate catch) και 4 τύπου CODE_SMELL (</w:t>
+      </w:r>
+      <w:proofErr w:type="gramStart"/>
+      <w:r>
+        <w:rPr>
+          <w:bCs/>
+          <w:szCs w:val="24"/>
+        </w:rPr>
+        <w:t>python:S</w:t>
+      </w:r>
+      <w:proofErr w:type="gramEnd"/>
+      <w:r>
+        <w:rPr>
+          <w:bCs/>
+          <w:szCs w:val="24"/>
+        </w:rPr>
+        <w:t xml:space="preserve">112 — generic exception, </w:t>
+      </w:r>
+      <w:proofErr w:type="gramStart"/>
+      <w:r>
+        <w:rPr>
+          <w:bCs/>
+          <w:szCs w:val="24"/>
+        </w:rPr>
+        <w:t>python:S</w:t>
+      </w:r>
+      <w:proofErr w:type="gramEnd"/>
+      <w:r>
+        <w:rPr>
+          <w:bCs/>
+          <w:szCs w:val="24"/>
+        </w:rPr>
+        <w:t xml:space="preserve">2772 — unneeded pass, </w:t>
+      </w:r>
+      <w:proofErr w:type="gramStart"/>
+      <w:r>
+        <w:rPr>
+          <w:bCs/>
+          <w:szCs w:val="24"/>
+        </w:rPr>
+        <w:t>python:S</w:t>
+      </w:r>
+      <w:proofErr w:type="gramEnd"/>
+      <w:r>
+        <w:rPr>
+          <w:bCs/>
+          <w:szCs w:val="24"/>
+        </w:rPr>
+        <w:t xml:space="preserve">6965 — HTTP methods, </w:t>
+      </w:r>
+      <w:proofErr w:type="gramStart"/>
+      <w:r>
+        <w:rPr>
+          <w:bCs/>
+          <w:szCs w:val="24"/>
+        </w:rPr>
+        <w:t>python:S</w:t>
+      </w:r>
+      <w:proofErr w:type="gramEnd"/>
+      <w:r>
+        <w:rPr>
+          <w:bCs/>
+          <w:szCs w:val="24"/>
+        </w:rPr>
+        <w:t>1135 — TODO comment), με severity κυρίως MAJOR.</w:t>
       </w:r>
     </w:p>
     <w:p>
@@ -28633,9 +29250,10 @@
         </w:numPr>
         <w:spacing w:before="240" w:after="120"/>
       </w:pPr>
-      <w:bookmarkStart w:id="71" w:name="_Toc233480802"/>
+      <w:bookmarkStart w:id="70" w:name="_Toc233480802"/>
       <w:proofErr w:type="spellStart"/>
       <w:r>
+        <w:lastRenderedPageBreak/>
         <w:t>Πίν</w:t>
       </w:r>
       <w:proofErr w:type="spellEnd"/>
@@ -28646,7 +29264,7 @@
       <w:r>
         <w:t>οτελεσμάτων</w:t>
       </w:r>
-      <w:bookmarkEnd w:id="71"/>
+      <w:bookmarkEnd w:id="70"/>
       <w:proofErr w:type="spellEnd"/>
     </w:p>
     <w:tbl>
@@ -28810,14 +29428,1116 @@
       <w:tr>
         <w:tc>
           <w:tcPr>
+            <w:tcW w:w="1075" w:type="dxa"/>
+          </w:tcPr>
+          <w:p>
+            <w:r>
+              <w:rPr>
+                <w:sz w:val="20"/>
+              </w:rPr>
+              <w:t>1</w:t>
+            </w:r>
+          </w:p>
+        </w:tc>
+        <w:tc>
+          <w:tcPr>
+            <w:tcW w:w="1343" w:type="dxa"/>
+          </w:tcPr>
+          <w:p>
+            <w:r>
+              <w:rPr>
+                <w:sz w:val="20"/>
+              </w:rPr>
+              <w:t>python:S3984</w:t>
+            </w:r>
+          </w:p>
+        </w:tc>
+        <w:tc>
+          <w:tcPr>
+            <w:tcW w:w="1955" w:type="dxa"/>
+          </w:tcPr>
+          <w:p>
+            <w:r>
+              <w:rPr>
+                <w:sz w:val="20"/>
+              </w:rPr>
+              <w:t>pokedex/helper.py:36</w:t>
+            </w:r>
+          </w:p>
+        </w:tc>
+        <w:tc>
+          <w:tcPr>
+            <w:tcW w:w="1516" w:type="dxa"/>
+          </w:tcPr>
+          <w:p>
+            <w:r>
+              <w:rPr>
+                <w:sz w:val="20"/>
+              </w:rPr>
+              <w:t>BUG</w:t>
+            </w:r>
+          </w:p>
+        </w:tc>
+        <w:tc>
+          <w:tcPr>
+            <w:tcW w:w="1218" w:type="dxa"/>
+          </w:tcPr>
+          <w:p>
+            <w:r>
+              <w:rPr>
+                <w:sz w:val="20"/>
+              </w:rPr>
+              <w:t xml:space="preserve"> PASS</w:t>
+            </w:r>
+          </w:p>
+        </w:tc>
+        <w:tc>
+          <w:tcPr>
+            <w:tcW w:w="1174" w:type="dxa"/>
+          </w:tcPr>
+          <w:p>
+            <w:r>
+              <w:rPr>
+                <w:sz w:val="20"/>
+              </w:rPr>
+              <w:t>—</w:t>
+            </w:r>
+          </w:p>
+        </w:tc>
+        <w:tc>
+          <w:tcPr>
+            <w:tcW w:w="1341" w:type="dxa"/>
+          </w:tcPr>
+          <w:p>
+            <w:r>
+              <w:rPr>
+                <w:sz w:val="20"/>
+              </w:rPr>
+              <w:t>1</w:t>
+            </w:r>
+          </w:p>
+        </w:tc>
+      </w:tr>
+      <w:tr>
+        <w:tc>
+          <w:tcPr>
+            <w:tcW w:w="1075" w:type="dxa"/>
+          </w:tcPr>
+          <w:p>
+            <w:r>
+              <w:rPr>
+                <w:sz w:val="20"/>
+              </w:rPr>
+              <w:t>2</w:t>
+            </w:r>
+          </w:p>
+        </w:tc>
+        <w:tc>
+          <w:tcPr>
+            <w:tcW w:w="1343" w:type="dxa"/>
+          </w:tcPr>
+          <w:p>
+            <w:r>
+              <w:rPr>
+                <w:sz w:val="20"/>
+              </w:rPr>
+              <w:t>python:S2772</w:t>
+            </w:r>
+          </w:p>
+        </w:tc>
+        <w:tc>
+          <w:tcPr>
+            <w:tcW w:w="1955" w:type="dxa"/>
+          </w:tcPr>
+          <w:p>
+            <w:r>
+              <w:rPr>
+                <w:sz w:val="20"/>
+              </w:rPr>
+              <w:t>pokedex/helper.py:38</w:t>
+            </w:r>
+          </w:p>
+        </w:tc>
+        <w:tc>
+          <w:tcPr>
+            <w:tcW w:w="1516" w:type="dxa"/>
+          </w:tcPr>
+          <w:p>
+            <w:r>
+              <w:rPr>
+                <w:sz w:val="20"/>
+              </w:rPr>
+              <w:t>CODE_SMELL</w:t>
+            </w:r>
+          </w:p>
+        </w:tc>
+        <w:tc>
+          <w:tcPr>
+            <w:tcW w:w="1218" w:type="dxa"/>
+          </w:tcPr>
+          <w:p>
+            <w:r>
+              <w:rPr>
+                <w:sz w:val="20"/>
+              </w:rPr>
+              <w:t xml:space="preserve"> PASS</w:t>
+            </w:r>
+          </w:p>
+        </w:tc>
+        <w:tc>
+          <w:tcPr>
+            <w:tcW w:w="1174" w:type="dxa"/>
+          </w:tcPr>
+          <w:p>
+            <w:r>
+              <w:rPr>
+                <w:sz w:val="20"/>
+              </w:rPr>
+              <w:t>—</w:t>
+            </w:r>
+          </w:p>
+        </w:tc>
+        <w:tc>
+          <w:tcPr>
+            <w:tcW w:w="1341" w:type="dxa"/>
+          </w:tcPr>
+          <w:p>
+            <w:r>
+              <w:rPr>
+                <w:sz w:val="20"/>
+              </w:rPr>
+              <w:t>1</w:t>
+            </w:r>
+          </w:p>
+        </w:tc>
+      </w:tr>
+      <w:tr>
+        <w:tc>
+          <w:tcPr>
+            <w:tcW w:w="1075" w:type="dxa"/>
+          </w:tcPr>
+          <w:p>
+            <w:r>
+              <w:rPr>
+                <w:sz w:val="20"/>
+              </w:rPr>
+              <w:t>3</w:t>
+            </w:r>
+          </w:p>
+        </w:tc>
+        <w:tc>
+          <w:tcPr>
+            <w:tcW w:w="1343" w:type="dxa"/>
+          </w:tcPr>
+          <w:p>
+            <w:r>
+              <w:rPr>
+                <w:sz w:val="20"/>
+              </w:rPr>
+              <w:t>python:S112</w:t>
+            </w:r>
+          </w:p>
+        </w:tc>
+        <w:tc>
+          <w:tcPr>
+            <w:tcW w:w="1955" w:type="dxa"/>
+          </w:tcPr>
+          <w:p>
+            <w:r>
+              <w:rPr>
+                <w:sz w:val="20"/>
+              </w:rPr>
+              <w:t>pokedex/helper.py:20</w:t>
+            </w:r>
+          </w:p>
+        </w:tc>
+        <w:tc>
+          <w:tcPr>
+            <w:tcW w:w="1516" w:type="dxa"/>
+          </w:tcPr>
+          <w:p>
+            <w:r>
+              <w:rPr>
+                <w:sz w:val="20"/>
+              </w:rPr>
+              <w:t>CODE_SMELL</w:t>
+            </w:r>
+          </w:p>
+        </w:tc>
+        <w:tc>
+          <w:tcPr>
+            <w:tcW w:w="1218" w:type="dxa"/>
+          </w:tcPr>
+          <w:p>
+            <w:r>
+              <w:rPr>
+                <w:sz w:val="20"/>
+              </w:rPr>
+              <w:t xml:space="preserve"> PASS</w:t>
+            </w:r>
+          </w:p>
+        </w:tc>
+        <w:tc>
+          <w:tcPr>
+            <w:tcW w:w="1174" w:type="dxa"/>
+          </w:tcPr>
+          <w:p>
+            <w:r>
+              <w:rPr>
+                <w:sz w:val="20"/>
+              </w:rPr>
+              <w:t>8.7</w:t>
+            </w:r>
+          </w:p>
+        </w:tc>
+        <w:tc>
+          <w:tcPr>
+            <w:tcW w:w="1341" w:type="dxa"/>
+          </w:tcPr>
+          <w:p>
+            <w:r>
+              <w:rPr>
+                <w:sz w:val="20"/>
+              </w:rPr>
+              <w:t>1</w:t>
+            </w:r>
+          </w:p>
+        </w:tc>
+      </w:tr>
+      <w:tr>
+        <w:tc>
+          <w:tcPr>
+            <w:tcW w:w="1075" w:type="dxa"/>
+          </w:tcPr>
+          <w:p>
+            <w:r>
+              <w:rPr>
+                <w:sz w:val="20"/>
+              </w:rPr>
+              <w:t>4</w:t>
+            </w:r>
+          </w:p>
+        </w:tc>
+        <w:tc>
+          <w:tcPr>
+            <w:tcW w:w="1343" w:type="dxa"/>
+          </w:tcPr>
+          <w:p>
+            <w:r>
+              <w:rPr>
+                <w:sz w:val="20"/>
+              </w:rPr>
+              <w:t>python:S6965</w:t>
+            </w:r>
+          </w:p>
+        </w:tc>
+        <w:tc>
+          <w:tcPr>
+            <w:tcW w:w="1955" w:type="dxa"/>
+          </w:tcPr>
+          <w:p>
+            <w:r>
+              <w:rPr>
+                <w:sz w:val="20"/>
+              </w:rPr>
+              <w:t>pokedex/app.py:9</w:t>
+            </w:r>
+          </w:p>
+        </w:tc>
+        <w:tc>
+          <w:tcPr>
+            <w:tcW w:w="1516" w:type="dxa"/>
+          </w:tcPr>
+          <w:p>
+            <w:r>
+              <w:rPr>
+                <w:sz w:val="20"/>
+              </w:rPr>
+              <w:t>CODE_SMELL</w:t>
+            </w:r>
+          </w:p>
+        </w:tc>
+        <w:tc>
+          <w:tcPr>
+            <w:tcW w:w="1218" w:type="dxa"/>
+          </w:tcPr>
+          <w:p>
+            <w:r>
+              <w:rPr>
+                <w:sz w:val="20"/>
+              </w:rPr>
+              <w:t xml:space="preserve"> PASS</w:t>
+            </w:r>
+          </w:p>
+        </w:tc>
+        <w:tc>
+          <w:tcPr>
+            <w:tcW w:w="1174" w:type="dxa"/>
+          </w:tcPr>
+          <w:p>
+            <w:r>
+              <w:rPr>
+                <w:sz w:val="20"/>
+              </w:rPr>
+              <w:t>9.0</w:t>
+            </w:r>
+          </w:p>
+        </w:tc>
+        <w:tc>
+          <w:tcPr>
+            <w:tcW w:w="1341" w:type="dxa"/>
+          </w:tcPr>
+          <w:p>
+            <w:r>
+              <w:rPr>
+                <w:sz w:val="20"/>
+              </w:rPr>
+              <w:t>1</w:t>
+            </w:r>
+          </w:p>
+        </w:tc>
+      </w:tr>
+      <w:tr>
+        <w:tc>
+          <w:tcPr>
+            <w:tcW w:w="1075" w:type="dxa"/>
+          </w:tcPr>
+          <w:p>
+            <w:r>
+              <w:rPr>
+                <w:sz w:val="20"/>
+              </w:rPr>
+              <w:t>5</w:t>
+            </w:r>
+          </w:p>
+        </w:tc>
+        <w:tc>
+          <w:tcPr>
+            <w:tcW w:w="1343" w:type="dxa"/>
+          </w:tcPr>
+          <w:p>
+            <w:r>
+              <w:rPr>
+                <w:sz w:val="20"/>
+              </w:rPr>
+              <w:t>python:S1135</w:t>
+            </w:r>
+          </w:p>
+        </w:tc>
+        <w:tc>
+          <w:tcPr>
+            <w:tcW w:w="1955" w:type="dxa"/>
+          </w:tcPr>
+          <w:p>
+            <w:r>
+              <w:rPr>
+                <w:sz w:val="20"/>
+              </w:rPr>
+              <w:t>pokedex/app.py:22</w:t>
+            </w:r>
+          </w:p>
+        </w:tc>
+        <w:tc>
+          <w:tcPr>
+            <w:tcW w:w="1516" w:type="dxa"/>
+          </w:tcPr>
+          <w:p>
+            <w:r>
+              <w:rPr>
+                <w:sz w:val="20"/>
+              </w:rPr>
+              <w:t>CODE_SMELL</w:t>
+            </w:r>
+          </w:p>
+        </w:tc>
+        <w:tc>
+          <w:tcPr>
+            <w:tcW w:w="1218" w:type="dxa"/>
+          </w:tcPr>
+          <w:p>
+            <w:r>
+              <w:rPr>
+                <w:sz w:val="20"/>
+              </w:rPr>
+              <w:t xml:space="preserve"> PASS</w:t>
+            </w:r>
+          </w:p>
+        </w:tc>
+        <w:tc>
+          <w:tcPr>
+            <w:tcW w:w="1174" w:type="dxa"/>
+          </w:tcPr>
+          <w:p>
+            <w:r>
+              <w:rPr>
+                <w:sz w:val="20"/>
+              </w:rPr>
+              <w:t>—</w:t>
+            </w:r>
+          </w:p>
+        </w:tc>
+        <w:tc>
+          <w:tcPr>
+            <w:tcW w:w="1341" w:type="dxa"/>
+          </w:tcPr>
+          <w:p>
+            <w:r>
+              <w:rPr>
+                <w:sz w:val="20"/>
+              </w:rPr>
+              <w:t>1</w:t>
+            </w:r>
+          </w:p>
+        </w:tc>
+      </w:tr>
+      <w:tr>
+        <w:tc>
+          <w:tcPr>
+            <w:tcW w:w="1075" w:type="dxa"/>
+          </w:tcPr>
+          <w:p>
+            <w:r>
+              <w:rPr>
+                <w:sz w:val="20"/>
+              </w:rPr>
+              <w:t>6</w:t>
+            </w:r>
+          </w:p>
+        </w:tc>
+        <w:tc>
+          <w:tcPr>
+            <w:tcW w:w="1343" w:type="dxa"/>
+          </w:tcPr>
+          <w:p>
+            <w:r>
+              <w:rPr>
+                <w:sz w:val="20"/>
+              </w:rPr>
+              <w:t>python:S1045</w:t>
+            </w:r>
+          </w:p>
+        </w:tc>
+        <w:tc>
+          <w:tcPr>
+            <w:tcW w:w="1955" w:type="dxa"/>
+          </w:tcPr>
+          <w:p>
+            <w:r>
+              <w:rPr>
+                <w:sz w:val="20"/>
+              </w:rPr>
+              <w:t>pokedex/helper.py:21</w:t>
+            </w:r>
+          </w:p>
+        </w:tc>
+        <w:tc>
+          <w:tcPr>
+            <w:tcW w:w="1516" w:type="dxa"/>
+          </w:tcPr>
+          <w:p>
+            <w:r>
+              <w:rPr>
+                <w:sz w:val="20"/>
+              </w:rPr>
+              <w:t>BUG</w:t>
+            </w:r>
+          </w:p>
+        </w:tc>
+        <w:tc>
+          <w:tcPr>
+            <w:tcW w:w="1218" w:type="dxa"/>
+          </w:tcPr>
+          <w:p>
+            <w:r>
+              <w:rPr>
+                <w:sz w:val="20"/>
+              </w:rPr>
+              <w:t xml:space="preserve"> FAIL</w:t>
+            </w:r>
+          </w:p>
+        </w:tc>
+        <w:tc>
+          <w:tcPr>
+            <w:tcW w:w="1174" w:type="dxa"/>
+          </w:tcPr>
+          <w:p>
+            <w:r>
+              <w:rPr>
+                <w:sz w:val="20"/>
+              </w:rPr>
+              <w:t>—</w:t>
+            </w:r>
+          </w:p>
+        </w:tc>
+        <w:tc>
+          <w:tcPr>
+            <w:tcW w:w="1341" w:type="dxa"/>
+          </w:tcPr>
+          <w:p>
+            <w:r>
+              <w:rPr>
+                <w:sz w:val="20"/>
+              </w:rPr>
+              <w:t>3+</w:t>
+            </w:r>
+          </w:p>
+        </w:tc>
+      </w:tr>
+    </w:tbl>
+    <w:p>
+      <w:pPr>
+        <w:pStyle w:val="Caption"/>
+        <w:jc w:val="center"/>
+      </w:pPr>
+      <w:proofErr w:type="spellStart"/>
+      <w:r>
+        <w:t>Πίν</w:t>
+      </w:r>
+      <w:proofErr w:type="spellEnd"/>
+      <w:r>
+        <w:t>ακας 8: Απ</w:t>
+      </w:r>
+      <w:proofErr w:type="spellStart"/>
+      <w:r>
+        <w:t>οτελέσμ</w:t>
+      </w:r>
+      <w:proofErr w:type="spellEnd"/>
+      <w:r>
+        <w:t xml:space="preserve">ατα </w:t>
+      </w:r>
+      <w:proofErr w:type="spellStart"/>
+      <w:r>
+        <w:t>Εκτέλεσης</w:t>
+      </w:r>
+      <w:proofErr w:type="spellEnd"/>
+      <w:r>
+        <w:t xml:space="preserve"> Pipeline</w:t>
+      </w:r>
+    </w:p>
+    <w:p>
+      <w:pPr>
+        <w:spacing w:after="120"/>
+        <w:jc w:val="both"/>
+        <w:rPr>
+          <w:lang w:val="el-GR"/>
+        </w:rPr>
+      </w:pPr>
+      <w:proofErr w:type="spellStart"/>
+      <w:r>
+        <w:t>Ποσοστό</w:t>
+      </w:r>
+      <w:proofErr w:type="spellEnd"/>
+      <w:r>
+        <w:t xml:space="preserve"> Επ</w:t>
+      </w:r>
+      <w:proofErr w:type="spellStart"/>
+      <w:r>
+        <w:t>ιτυχί</w:t>
+      </w:r>
+      <w:proofErr w:type="spellEnd"/>
+      <w:r>
+        <w:t>ας: 83.3% (5/6 issues)</w:t>
+      </w:r>
+    </w:p>
+    <w:p>
+      <w:pPr>
+        <w:spacing w:after="120"/>
+        <w:jc w:val="both"/>
+        <w:rPr>
+          <w:lang w:val="el-GR"/>
+        </w:rPr>
+      </w:pPr>
+    </w:p>
+    <w:p>
+      <w:pPr>
+        <w:pStyle w:val="Heading2"/>
+        <w:numPr>
+          <w:ilvl w:val="1"/>
+          <w:numId w:val="1"/>
+        </w:numPr>
+        <w:spacing w:before="240" w:after="120"/>
+      </w:pPr>
+      <w:bookmarkStart w:id="71" w:name="_Toc233480803"/>
+      <w:proofErr w:type="spellStart"/>
+      <w:r>
+        <w:t>Ανάλυση</w:t>
+      </w:r>
+      <w:proofErr w:type="spellEnd"/>
+      <w:r>
+        <w:t xml:space="preserve"> Απ</w:t>
+      </w:r>
+      <w:proofErr w:type="spellStart"/>
+      <w:r>
+        <w:t>οτελεσμάτων</w:t>
+      </w:r>
+      <w:bookmarkEnd w:id="71"/>
+      <w:proofErr w:type="spellEnd"/>
+    </w:p>
+    <w:p>
+      <w:pPr>
+        <w:spacing w:after="120"/>
+        <w:jc w:val="both"/>
+      </w:pPr>
+      <w:r>
+        <w:t>Επ</w:t>
+      </w:r>
+      <w:proofErr w:type="spellStart"/>
+      <w:r>
+        <w:t>ιτυχημένες</w:t>
+      </w:r>
+      <w:proofErr w:type="spellEnd"/>
+      <w:r>
+        <w:t xml:space="preserve"> </w:t>
+      </w:r>
+      <w:proofErr w:type="spellStart"/>
+      <w:r>
+        <w:t>Διορθώσεις</w:t>
+      </w:r>
+      <w:proofErr w:type="spellEnd"/>
+      <w:r>
+        <w:t xml:space="preserve"> (5/6):</w:t>
+      </w:r>
+    </w:p>
+    <w:p>
+      <w:pPr>
+        <w:pStyle w:val="ListBullet"/>
+        <w:numPr>
+          <w:ilvl w:val="0"/>
+          <w:numId w:val="0"/>
+        </w:numPr>
+      </w:pPr>
+      <w:r>
+        <w:t xml:space="preserve">Issue #1 (S3984 — Useless raise): Ο Fixer διόρθωσε τη δήλωση raise χωρίς exception στο pokedex/helper.py:36. </w:t>
+      </w:r>
+      <w:proofErr w:type="spellStart"/>
+      <w:r>
+        <w:t>Αξιολογήθηκε</w:t>
+      </w:r>
+      <w:proofErr w:type="spellEnd"/>
+      <w:r>
+        <w:t xml:space="preserve"> </w:t>
+      </w:r>
+      <w:proofErr w:type="spellStart"/>
+      <w:r>
+        <w:t>με</w:t>
+      </w:r>
+      <w:proofErr w:type="spellEnd"/>
+      <w:r>
+        <w:t xml:space="preserve"> PASS </w:t>
+      </w:r>
+      <w:proofErr w:type="spellStart"/>
+      <w:r>
+        <w:t>στην</w:t>
+      </w:r>
+      <w:proofErr w:type="spellEnd"/>
+      <w:r>
+        <w:t xml:space="preserve"> 1η π</w:t>
+      </w:r>
+      <w:proofErr w:type="spellStart"/>
+      <w:r>
+        <w:t>ροσ</w:t>
+      </w:r>
+      <w:proofErr w:type="spellEnd"/>
+      <w:r>
+        <w:t>πάθεια.</w:t>
+      </w:r>
+    </w:p>
+    <w:p>
+      <w:pPr>
+        <w:pStyle w:val="ListBullet"/>
+        <w:numPr>
+          <w:ilvl w:val="0"/>
+          <w:numId w:val="0"/>
+        </w:numPr>
+      </w:pPr>
+      <w:r>
+        <w:t xml:space="preserve">Issue #2 (S2772 — Unneeded pass): Ο Fixer αφαίρεσε την περιττή εντολή pass στο pokedex/helper.py:38. </w:t>
+      </w:r>
+      <w:proofErr w:type="spellStart"/>
+      <w:r>
+        <w:t>Αξιολογήθηκε</w:t>
+      </w:r>
+      <w:proofErr w:type="spellEnd"/>
+      <w:r>
+        <w:t xml:space="preserve"> </w:t>
+      </w:r>
+      <w:proofErr w:type="spellStart"/>
+      <w:r>
+        <w:t>με</w:t>
+      </w:r>
+      <w:proofErr w:type="spellEnd"/>
+      <w:r>
+        <w:t xml:space="preserve"> PASS </w:t>
+      </w:r>
+      <w:proofErr w:type="spellStart"/>
+      <w:r>
+        <w:t>στην</w:t>
+      </w:r>
+      <w:proofErr w:type="spellEnd"/>
+      <w:r>
+        <w:t xml:space="preserve"> 1η π</w:t>
+      </w:r>
+      <w:proofErr w:type="spellStart"/>
+      <w:r>
+        <w:t>ροσ</w:t>
+      </w:r>
+      <w:proofErr w:type="spellEnd"/>
+      <w:r>
+        <w:t>πάθεια.</w:t>
+      </w:r>
+    </w:p>
+    <w:p>
+      <w:pPr>
+        <w:pStyle w:val="ListBullet"/>
+        <w:numPr>
+          <w:ilvl w:val="0"/>
+          <w:numId w:val="0"/>
+        </w:numPr>
+      </w:pPr>
+      <w:r>
+        <w:t>Issue #3 (S112 — Generic Exception): Ο Fixer αντικατέστησε τη γενική Exception με εξειδικευμένη sqlite3.DatabaseError στο pokedex/helper.py:20. Αξιολογήθηκε με PASS στην 1η προσπάθεια (Score: 8.7).</w:t>
+      </w:r>
+    </w:p>
+    <w:p>
+      <w:pPr>
+        <w:pStyle w:val="ListBullet"/>
+        <w:numPr>
+          <w:ilvl w:val="0"/>
+          <w:numId w:val="0"/>
+        </w:numPr>
+        <w:rPr>
+          <w:lang w:val="el-GR"/>
+        </w:rPr>
+      </w:pPr>
+      <w:r>
+        <w:t xml:space="preserve">Issue #4 (S6965 — HTTP Methods): Ο Fixer πρόσθεσε methods=["GET"] στο Flask route decorator στο pokedex/app.py:9. </w:t>
+      </w:r>
+      <w:r>
+        <w:rPr>
+          <w:lang w:val="el-GR"/>
+        </w:rPr>
+        <w:t xml:space="preserve">Αξιολογήθηκε με </w:t>
+      </w:r>
+      <w:r>
+        <w:t>PASS</w:t>
+      </w:r>
+      <w:r>
+        <w:rPr>
+          <w:lang w:val="el-GR"/>
+        </w:rPr>
+        <w:t xml:space="preserve"> στην 1η προσπάθεια (</w:t>
+      </w:r>
+      <w:r>
+        <w:t>Score</w:t>
+      </w:r>
+      <w:r>
+        <w:rPr>
+          <w:lang w:val="el-GR"/>
+        </w:rPr>
+        <w:t>: 9.0).</w:t>
+      </w:r>
+    </w:p>
+    <w:p>
+      <w:pPr>
+        <w:pStyle w:val="ListBullet"/>
+        <w:numPr>
+          <w:ilvl w:val="0"/>
+          <w:numId w:val="0"/>
+        </w:numPr>
+        <w:rPr>
+          <w:lang w:val="el-GR"/>
+        </w:rPr>
+      </w:pPr>
+      <w:r>
+        <w:t>Issue</w:t>
+      </w:r>
+      <w:r>
+        <w:rPr>
+          <w:lang w:val="el-GR"/>
+        </w:rPr>
+        <w:t xml:space="preserve"> #5 (</w:t>
+      </w:r>
+      <w:r>
+        <w:t>S</w:t>
+      </w:r>
+      <w:r>
+        <w:rPr>
+          <w:lang w:val="el-GR"/>
+        </w:rPr>
+        <w:t xml:space="preserve">1135 — </w:t>
+      </w:r>
+      <w:r>
+        <w:t>TODO</w:t>
+      </w:r>
+      <w:r>
+        <w:rPr>
+          <w:lang w:val="el-GR"/>
+        </w:rPr>
+        <w:t xml:space="preserve"> </w:t>
+      </w:r>
+      <w:r>
+        <w:t>Comment</w:t>
+      </w:r>
+      <w:r>
+        <w:rPr>
+          <w:lang w:val="el-GR"/>
+        </w:rPr>
+        <w:t xml:space="preserve">): Ο </w:t>
+      </w:r>
+      <w:r>
+        <w:t>Fixer</w:t>
+      </w:r>
+      <w:r>
+        <w:rPr>
+          <w:lang w:val="el-GR"/>
+        </w:rPr>
+        <w:t xml:space="preserve"> ολοκλήρωσε και αφαίρεσε το </w:t>
+      </w:r>
+      <w:r>
+        <w:t>TODO</w:t>
+      </w:r>
+      <w:r>
+        <w:rPr>
+          <w:lang w:val="el-GR"/>
+        </w:rPr>
+        <w:t xml:space="preserve"> </w:t>
+      </w:r>
+      <w:r>
+        <w:t>comment</w:t>
+      </w:r>
+      <w:r>
+        <w:rPr>
+          <w:lang w:val="el-GR"/>
+        </w:rPr>
+        <w:t xml:space="preserve"> στο </w:t>
+      </w:r>
+      <w:r>
+        <w:t>pokedex</w:t>
+      </w:r>
+      <w:r>
+        <w:rPr>
+          <w:lang w:val="el-GR"/>
+        </w:rPr>
+        <w:t>/</w:t>
+      </w:r>
+      <w:r>
+        <w:t>app</w:t>
+      </w:r>
+      <w:r>
+        <w:rPr>
+          <w:lang w:val="el-GR"/>
+        </w:rPr>
+        <w:t>.</w:t>
+      </w:r>
+      <w:r>
+        <w:t>py</w:t>
+      </w:r>
+      <w:r>
+        <w:rPr>
+          <w:lang w:val="el-GR"/>
+        </w:rPr>
+        <w:t xml:space="preserve">:22, υλοποιώντας τη λειτουργικότητα που ζητούσε. Αξιολογήθηκε με </w:t>
+      </w:r>
+      <w:r>
+        <w:t>PASS</w:t>
+      </w:r>
+      <w:r>
+        <w:rPr>
+          <w:lang w:val="el-GR"/>
+        </w:rPr>
+        <w:t xml:space="preserve"> στην 1η προσπάθεια.</w:t>
+      </w:r>
+    </w:p>
+    <w:p>
+      <w:pPr>
+        <w:spacing w:after="120"/>
+        <w:jc w:val="both"/>
+        <w:rPr>
+          <w:lang w:val="el-GR"/>
+        </w:rPr>
+      </w:pPr>
+    </w:p>
+    <w:p>
+      <w:pPr>
+        <w:rPr>
+          <w:lang w:val="el-GR"/>
+        </w:rPr>
+      </w:pPr>
+      <w:r>
+        <w:rPr>
+          <w:lang w:val="el-GR"/>
+        </w:rPr>
+        <w:t>Αποτυχημένη Διόρθωση (1/6):</w:t>
+      </w:r>
+    </w:p>
+    <w:p>
+      <w:pPr>
+        <w:pStyle w:val="ListBullet"/>
+        <w:numPr>
+          <w:ilvl w:val="0"/>
+          <w:numId w:val="0"/>
+        </w:numPr>
+        <w:rPr>
+          <w:lang w:val="el-GR"/>
+        </w:rPr>
+      </w:pPr>
+      <w:r>
+        <w:t>Issue</w:t>
+      </w:r>
+      <w:r>
+        <w:rPr>
+          <w:lang w:val="el-GR"/>
+        </w:rPr>
+        <w:t xml:space="preserve"> #6 (</w:t>
+      </w:r>
+      <w:r>
+        <w:t>S</w:t>
+      </w:r>
+      <w:r>
+        <w:rPr>
+          <w:lang w:val="el-GR"/>
+        </w:rPr>
+        <w:t xml:space="preserve">1045 — </w:t>
+      </w:r>
+      <w:r>
+        <w:t>Duplicate</w:t>
+      </w:r>
+      <w:r>
+        <w:rPr>
+          <w:lang w:val="el-GR"/>
+        </w:rPr>
+        <w:t xml:space="preserve"> </w:t>
+      </w:r>
+      <w:r>
+        <w:t>Catch</w:t>
+      </w:r>
+      <w:r>
+        <w:rPr>
+          <w:lang w:val="el-GR"/>
+        </w:rPr>
+        <w:t xml:space="preserve">): Η επιδιόρθωση δεν ολοκληρώθηκε επιτυχώς, επειδή ο </w:t>
+      </w:r>
+      <w:r>
+        <w:t>Fixer</w:t>
+      </w:r>
+      <w:r>
+        <w:rPr>
+          <w:lang w:val="el-GR"/>
+        </w:rPr>
+        <w:t xml:space="preserve"> </w:t>
+      </w:r>
+      <w:r>
+        <w:t>Agent</w:t>
+      </w:r>
+      <w:r>
+        <w:rPr>
+          <w:lang w:val="el-GR"/>
+        </w:rPr>
+        <w:t xml:space="preserve"> δεν παρήγαγε αποδεκτή χειρουργική αλλαγή μέσα στο όριο των 3 επαναλήψεων. Ο κανόνας αυτός απαιτούσε δομική αναδιοργάνωση πολλαπλών </w:t>
+      </w:r>
+      <w:r>
+        <w:t>except</w:t>
+      </w:r>
+      <w:r>
+        <w:rPr>
+          <w:lang w:val="el-GR"/>
+        </w:rPr>
+        <w:t xml:space="preserve"> </w:t>
+      </w:r>
+      <w:r>
+        <w:t>clauses</w:t>
+      </w:r>
+      <w:r>
+        <w:rPr>
+          <w:lang w:val="el-GR"/>
+        </w:rPr>
+        <w:t xml:space="preserve">, κάτι ιδιαίτερα δύσκολο για </w:t>
+      </w:r>
+      <w:r>
+        <w:t>surgical</w:t>
+      </w:r>
+      <w:r>
+        <w:rPr>
+          <w:lang w:val="el-GR"/>
+        </w:rPr>
+        <w:t xml:space="preserve"> </w:t>
+      </w:r>
+      <w:r>
+        <w:t>string</w:t>
+      </w:r>
+      <w:r>
+        <w:rPr>
+          <w:lang w:val="el-GR"/>
+        </w:rPr>
+        <w:t xml:space="preserve"> </w:t>
+      </w:r>
+      <w:r>
+        <w:t>replacement</w:t>
+      </w:r>
+      <w:r>
+        <w:rPr>
+          <w:lang w:val="el-GR"/>
+        </w:rPr>
+        <w:t>.</w:t>
+      </w:r>
+    </w:p>
+    <w:p>
+      <w:pPr>
+        <w:pStyle w:val="Heading2"/>
+        <w:numPr>
+          <w:ilvl w:val="1"/>
+          <w:numId w:val="1"/>
+        </w:numPr>
+        <w:spacing w:before="240" w:after="120"/>
+      </w:pPr>
+      <w:r>
+        <w:lastRenderedPageBreak/>
+        <w:t>Ανάλυση Τηλεμετρίας Tokens και Κόστους</w:t>
+      </w:r>
+    </w:p>
+    <w:p>
+      <w:pPr>
+        <w:rPr>
+          <w:lang w:val="el-GR"/>
+        </w:rPr>
+      </w:pPr>
+      <w:r>
+        <w:rPr>
+          <w:lang w:val="el-GR"/>
+        </w:rPr>
+        <w:t>Η τηλεμετρία του συστήματος κατέγραψε αναλυτικά στοιχεία για κάθε κλήση LLM κατά τη διάρκεια της εκτέλεσης. Συνολικά πραγματοποιήθηκαν 68 κλήσεις στο μοντέλο gpt-5-nano, καταναλώνοντας 215.604 tokens με συνολικό κόστος $0,0299. Ο παρακάτω πίνακας παρουσιάζει την κατανομή ανά πράκτορα:</w:t>
+      </w:r>
+    </w:p>
+    <w:tbl>
+      <w:tblPr>
+        <w:tblStyle w:val="TableGrid"/>
+        <w:tblW w:w="0" w:type="auto"/>
+        <w:jc w:val="center"/>
+        <w:tblLook w:val="04A0" w:firstRow="1" w:lastRow="0" w:firstColumn="1" w:lastColumn="0" w:noHBand="0" w:noVBand="1"/>
+      </w:tblPr>
+      <w:tblGrid>
+        <w:gridCol w:w="1344"/>
+        <w:gridCol w:w="1344"/>
+        <w:gridCol w:w="1344"/>
+        <w:gridCol w:w="1344"/>
+        <w:gridCol w:w="1344"/>
+        <w:gridCol w:w="1344"/>
+        <w:gridCol w:w="1344"/>
+      </w:tblGrid>
+      <w:tr>
+        <w:trPr>
+          <w:jc w:val="center"/>
+        </w:trPr>
+        <w:tc>
+          <w:tcPr>
             <w:tcW w:w="1344" w:type="dxa"/>
           </w:tcPr>
           <w:p>
             <w:r>
               <w:rPr>
-                <w:sz w:val="20"/>
-              </w:rPr>
-              <w:t>1</w:t>
+                <w:sz w:val="18"/>
+              </w:rPr>
+              <w:t>Πράκτορας</w:t>
             </w:r>
           </w:p>
         </w:tc>
@@ -28826,19 +30546,11 @@
             <w:tcW w:w="1344" w:type="dxa"/>
           </w:tcPr>
           <w:p>
-            <w:proofErr w:type="gramStart"/>
-            <w:r>
-              <w:rPr>
-                <w:sz w:val="20"/>
-              </w:rPr>
-              <w:t>python:S</w:t>
-            </w:r>
-            <w:proofErr w:type="gramEnd"/>
-            <w:r>
-              <w:rPr>
-                <w:sz w:val="20"/>
-              </w:rPr>
-              <w:t>112</w:t>
+            <w:r>
+              <w:rPr>
+                <w:sz w:val="18"/>
+              </w:rPr>
+              <w:t>Κλήσεις</w:t>
             </w:r>
           </w:p>
         </w:tc>
@@ -28849,9 +30561,9 @@
           <w:p>
             <w:r>
               <w:rPr>
-                <w:sz w:val="20"/>
-              </w:rPr>
-              <w:t>pokedex/helper.py:20</w:t>
+                <w:sz w:val="18"/>
+              </w:rPr>
+              <w:t>Prompt Tokens</w:t>
             </w:r>
           </w:p>
         </w:tc>
@@ -28862,9 +30574,9 @@
           <w:p>
             <w:r>
               <w:rPr>
-                <w:sz w:val="20"/>
-              </w:rPr>
-              <w:t>CODE_SMELL</w:t>
+                <w:sz w:val="18"/>
+              </w:rPr>
+              <w:t>Completion Tokens</w:t>
             </w:r>
           </w:p>
         </w:tc>
@@ -28875,9 +30587,9 @@
           <w:p>
             <w:r>
               <w:rPr>
-                <w:sz w:val="20"/>
-              </w:rPr>
-              <w:t xml:space="preserve"> PASS</w:t>
+                <w:sz w:val="18"/>
+              </w:rPr>
+              <w:t>Σύνολο</w:t>
             </w:r>
           </w:p>
         </w:tc>
@@ -28888,9 +30600,9 @@
           <w:p>
             <w:r>
               <w:rPr>
-                <w:sz w:val="20"/>
-              </w:rPr>
-              <w:t>8.7</w:t>
+                <w:sz w:val="18"/>
+              </w:rPr>
+              <w:t>Ποσοστό</w:t>
             </w:r>
           </w:p>
         </w:tc>
@@ -28901,14 +30613,17 @@
           <w:p>
             <w:r>
               <w:rPr>
-                <w:sz w:val="20"/>
-              </w:rPr>
-              <w:t>1</w:t>
+                <w:sz w:val="18"/>
+              </w:rPr>
+              <w:t>Κόστος ($)</w:t>
             </w:r>
           </w:p>
         </w:tc>
       </w:tr>
       <w:tr>
+        <w:trPr>
+          <w:jc w:val="center"/>
+        </w:trPr>
         <w:tc>
           <w:tcPr>
             <w:tcW w:w="1344" w:type="dxa"/>
@@ -28916,9 +30631,9 @@
           <w:p>
             <w:r>
               <w:rPr>
-                <w:sz w:val="20"/>
-              </w:rPr>
-              <w:t>2</w:t>
+                <w:sz w:val="18"/>
+              </w:rPr>
+              <w:t>Tester Agent</w:t>
             </w:r>
           </w:p>
         </w:tc>
@@ -28927,19 +30642,11 @@
             <w:tcW w:w="1344" w:type="dxa"/>
           </w:tcPr>
           <w:p>
-            <w:proofErr w:type="gramStart"/>
-            <w:r>
-              <w:rPr>
-                <w:sz w:val="20"/>
-              </w:rPr>
-              <w:t>python:S</w:t>
-            </w:r>
-            <w:proofErr w:type="gramEnd"/>
-            <w:r>
-              <w:rPr>
-                <w:sz w:val="20"/>
-              </w:rPr>
-              <w:t>1045</w:t>
+            <w:r>
+              <w:rPr>
+                <w:sz w:val="18"/>
+              </w:rPr>
+              <w:t>32</w:t>
             </w:r>
           </w:p>
         </w:tc>
@@ -28950,9 +30657,9 @@
           <w:p>
             <w:r>
               <w:rPr>
-                <w:sz w:val="20"/>
-              </w:rPr>
-              <w:t>pokedex/helper.py:21</w:t>
+                <w:sz w:val="18"/>
+              </w:rPr>
+              <w:t>62.865</w:t>
             </w:r>
           </w:p>
         </w:tc>
@@ -28963,9 +30670,9 @@
           <w:p>
             <w:r>
               <w:rPr>
-                <w:sz w:val="20"/>
-              </w:rPr>
-              <w:t>BUG</w:t>
+                <w:sz w:val="18"/>
+              </w:rPr>
+              <w:t>51.322</w:t>
             </w:r>
           </w:p>
         </w:tc>
@@ -28976,9 +30683,9 @@
           <w:p>
             <w:r>
               <w:rPr>
-                <w:sz w:val="20"/>
-              </w:rPr>
-              <w:t xml:space="preserve"> FAIL</w:t>
+                <w:sz w:val="18"/>
+              </w:rPr>
+              <w:t>114.187</w:t>
             </w:r>
           </w:p>
         </w:tc>
@@ -28989,9 +30696,9 @@
           <w:p>
             <w:r>
               <w:rPr>
-                <w:sz w:val="20"/>
-              </w:rPr>
-              <w:t>—</w:t>
+                <w:sz w:val="18"/>
+              </w:rPr>
+              <w:t>52,9%</w:t>
             </w:r>
           </w:p>
         </w:tc>
@@ -29002,14 +30709,17 @@
           <w:p>
             <w:r>
               <w:rPr>
-                <w:sz w:val="20"/>
-              </w:rPr>
-              <w:t>3</w:t>
+                <w:sz w:val="18"/>
+              </w:rPr>
+              <w:t>0,0204</w:t>
             </w:r>
           </w:p>
         </w:tc>
       </w:tr>
       <w:tr>
+        <w:trPr>
+          <w:jc w:val="center"/>
+        </w:trPr>
         <w:tc>
           <w:tcPr>
             <w:tcW w:w="1344" w:type="dxa"/>
@@ -29017,9 +30727,9 @@
           <w:p>
             <w:r>
               <w:rPr>
-                <w:sz w:val="20"/>
-              </w:rPr>
-              <w:t>3</w:t>
+                <w:sz w:val="18"/>
+              </w:rPr>
+              <w:t>Fixer Agent</w:t>
             </w:r>
           </w:p>
         </w:tc>
@@ -29028,19 +30738,11 @@
             <w:tcW w:w="1344" w:type="dxa"/>
           </w:tcPr>
           <w:p>
-            <w:proofErr w:type="gramStart"/>
-            <w:r>
-              <w:rPr>
-                <w:sz w:val="20"/>
-              </w:rPr>
-              <w:t>python:S</w:t>
-            </w:r>
-            <w:proofErr w:type="gramEnd"/>
-            <w:r>
-              <w:rPr>
-                <w:sz w:val="20"/>
-              </w:rPr>
-              <w:t>6965</w:t>
+            <w:r>
+              <w:rPr>
+                <w:sz w:val="18"/>
+              </w:rPr>
+              <w:t>24</w:t>
             </w:r>
           </w:p>
         </w:tc>
@@ -29051,9 +30753,9 @@
           <w:p>
             <w:r>
               <w:rPr>
-                <w:sz w:val="20"/>
-              </w:rPr>
-              <w:t>pokedex/app.py:9</w:t>
+                <w:sz w:val="18"/>
+              </w:rPr>
+              <w:t>24.093</w:t>
             </w:r>
           </w:p>
         </w:tc>
@@ -29064,9 +30766,9 @@
           <w:p>
             <w:r>
               <w:rPr>
-                <w:sz w:val="20"/>
-              </w:rPr>
-              <w:t>CODE_SMELL</w:t>
+                <w:sz w:val="18"/>
+              </w:rPr>
+              <w:t>47.173</w:t>
             </w:r>
           </w:p>
         </w:tc>
@@ -29077,9 +30779,9 @@
           <w:p>
             <w:r>
               <w:rPr>
-                <w:sz w:val="20"/>
-              </w:rPr>
-              <w:t xml:space="preserve"> PASS</w:t>
+                <w:sz w:val="18"/>
+              </w:rPr>
+              <w:t>71.266</w:t>
             </w:r>
           </w:p>
         </w:tc>
@@ -29090,9 +30792,9 @@
           <w:p>
             <w:r>
               <w:rPr>
-                <w:sz w:val="20"/>
-              </w:rPr>
-              <w:t>9.0</w:t>
+                <w:sz w:val="18"/>
+              </w:rPr>
+              <w:t>33,1%</w:t>
             </w:r>
           </w:p>
         </w:tc>
@@ -29101,14 +30803,299 @@
             <w:tcW w:w="1344" w:type="dxa"/>
           </w:tcPr>
           <w:p>
-            <w:pPr>
-              <w:keepNext/>
-            </w:pPr>
-            <w:r>
-              <w:rPr>
-                <w:sz w:val="20"/>
-              </w:rPr>
-              <w:t>1</w:t>
+            <w:r>
+              <w:rPr>
+                <w:sz w:val="18"/>
+              </w:rPr>
+              <w:t>0,0048</w:t>
+            </w:r>
+          </w:p>
+        </w:tc>
+      </w:tr>
+      <w:tr>
+        <w:trPr>
+          <w:jc w:val="center"/>
+        </w:trPr>
+        <w:tc>
+          <w:tcPr>
+            <w:tcW w:w="1344" w:type="dxa"/>
+          </w:tcPr>
+          <w:p>
+            <w:r>
+              <w:rPr>
+                <w:sz w:val="18"/>
+              </w:rPr>
+              <w:t>Evaluator Agent</w:t>
+            </w:r>
+          </w:p>
+        </w:tc>
+        <w:tc>
+          <w:tcPr>
+            <w:tcW w:w="1344" w:type="dxa"/>
+          </w:tcPr>
+          <w:p>
+            <w:r>
+              <w:rPr>
+                <w:sz w:val="18"/>
+              </w:rPr>
+              <w:t>6</w:t>
+            </w:r>
+          </w:p>
+        </w:tc>
+        <w:tc>
+          <w:tcPr>
+            <w:tcW w:w="1344" w:type="dxa"/>
+          </w:tcPr>
+          <w:p>
+            <w:r>
+              <w:rPr>
+                <w:sz w:val="18"/>
+              </w:rPr>
+              <w:t>6.802</w:t>
+            </w:r>
+          </w:p>
+        </w:tc>
+        <w:tc>
+          <w:tcPr>
+            <w:tcW w:w="1344" w:type="dxa"/>
+          </w:tcPr>
+          <w:p>
+            <w:r>
+              <w:rPr>
+                <w:sz w:val="18"/>
+              </w:rPr>
+              <w:t>9.529</w:t>
+            </w:r>
+          </w:p>
+        </w:tc>
+        <w:tc>
+          <w:tcPr>
+            <w:tcW w:w="1344" w:type="dxa"/>
+          </w:tcPr>
+          <w:p>
+            <w:r>
+              <w:rPr>
+                <w:sz w:val="18"/>
+              </w:rPr>
+              <w:t>16.331</w:t>
+            </w:r>
+          </w:p>
+        </w:tc>
+        <w:tc>
+          <w:tcPr>
+            <w:tcW w:w="1344" w:type="dxa"/>
+          </w:tcPr>
+          <w:p>
+            <w:r>
+              <w:rPr>
+                <w:sz w:val="18"/>
+              </w:rPr>
+              <w:t>7,6%</w:t>
+            </w:r>
+          </w:p>
+        </w:tc>
+        <w:tc>
+          <w:tcPr>
+            <w:tcW w:w="1344" w:type="dxa"/>
+          </w:tcPr>
+          <w:p>
+            <w:r>
+              <w:rPr>
+                <w:sz w:val="18"/>
+              </w:rPr>
+              <w:t>0,0029</w:t>
+            </w:r>
+          </w:p>
+        </w:tc>
+      </w:tr>
+      <w:tr>
+        <w:trPr>
+          <w:jc w:val="center"/>
+        </w:trPr>
+        <w:tc>
+          <w:tcPr>
+            <w:tcW w:w="1344" w:type="dxa"/>
+          </w:tcPr>
+          <w:p>
+            <w:r>
+              <w:rPr>
+                <w:sz w:val="18"/>
+              </w:rPr>
+              <w:t>Reviewer Agent</w:t>
+            </w:r>
+          </w:p>
+        </w:tc>
+        <w:tc>
+          <w:tcPr>
+            <w:tcW w:w="1344" w:type="dxa"/>
+          </w:tcPr>
+          <w:p>
+            <w:r>
+              <w:rPr>
+                <w:sz w:val="18"/>
+              </w:rPr>
+              <w:t>6</w:t>
+            </w:r>
+          </w:p>
+        </w:tc>
+        <w:tc>
+          <w:tcPr>
+            <w:tcW w:w="1344" w:type="dxa"/>
+          </w:tcPr>
+          <w:p>
+            <w:r>
+              <w:rPr>
+                <w:sz w:val="18"/>
+              </w:rPr>
+              <w:t>5.313</w:t>
+            </w:r>
+          </w:p>
+        </w:tc>
+        <w:tc>
+          <w:tcPr>
+            <w:tcW w:w="1344" w:type="dxa"/>
+          </w:tcPr>
+          <w:p>
+            <w:r>
+              <w:rPr>
+                <w:sz w:val="18"/>
+              </w:rPr>
+              <w:t>8.507</w:t>
+            </w:r>
+          </w:p>
+        </w:tc>
+        <w:tc>
+          <w:tcPr>
+            <w:tcW w:w="1344" w:type="dxa"/>
+          </w:tcPr>
+          <w:p>
+            <w:r>
+              <w:rPr>
+                <w:sz w:val="18"/>
+              </w:rPr>
+              <w:t>13.820</w:t>
+            </w:r>
+          </w:p>
+        </w:tc>
+        <w:tc>
+          <w:tcPr>
+            <w:tcW w:w="1344" w:type="dxa"/>
+          </w:tcPr>
+          <w:p>
+            <w:r>
+              <w:rPr>
+                <w:sz w:val="18"/>
+              </w:rPr>
+              <w:t>6,4%</w:t>
+            </w:r>
+          </w:p>
+        </w:tc>
+        <w:tc>
+          <w:tcPr>
+            <w:tcW w:w="1344" w:type="dxa"/>
+          </w:tcPr>
+          <w:p>
+            <w:r>
+              <w:rPr>
+                <w:sz w:val="18"/>
+              </w:rPr>
+              <w:t>0,0017</w:t>
+            </w:r>
+          </w:p>
+        </w:tc>
+      </w:tr>
+      <w:tr>
+        <w:trPr>
+          <w:jc w:val="center"/>
+        </w:trPr>
+        <w:tc>
+          <w:tcPr>
+            <w:tcW w:w="1344" w:type="dxa"/>
+          </w:tcPr>
+          <w:p>
+            <w:r>
+              <w:rPr>
+                <w:sz w:val="18"/>
+              </w:rPr>
+              <w:t>Σύνολο</w:t>
+            </w:r>
+          </w:p>
+        </w:tc>
+        <w:tc>
+          <w:tcPr>
+            <w:tcW w:w="1344" w:type="dxa"/>
+          </w:tcPr>
+          <w:p>
+            <w:r>
+              <w:rPr>
+                <w:sz w:val="18"/>
+              </w:rPr>
+              <w:t>68</w:t>
+            </w:r>
+          </w:p>
+        </w:tc>
+        <w:tc>
+          <w:tcPr>
+            <w:tcW w:w="1344" w:type="dxa"/>
+          </w:tcPr>
+          <w:p>
+            <w:r>
+              <w:rPr>
+                <w:sz w:val="18"/>
+              </w:rPr>
+              <w:t>99.073</w:t>
+            </w:r>
+          </w:p>
+        </w:tc>
+        <w:tc>
+          <w:tcPr>
+            <w:tcW w:w="1344" w:type="dxa"/>
+          </w:tcPr>
+          <w:p>
+            <w:r>
+              <w:rPr>
+                <w:sz w:val="18"/>
+              </w:rPr>
+              <w:t>116.531</w:t>
+            </w:r>
+          </w:p>
+        </w:tc>
+        <w:tc>
+          <w:tcPr>
+            <w:tcW w:w="1344" w:type="dxa"/>
+          </w:tcPr>
+          <w:p>
+            <w:r>
+              <w:rPr>
+                <w:sz w:val="18"/>
+              </w:rPr>
+              <w:t>215.604</w:t>
+            </w:r>
+          </w:p>
+        </w:tc>
+        <w:tc>
+          <w:tcPr>
+            <w:tcW w:w="1344" w:type="dxa"/>
+          </w:tcPr>
+          <w:p>
+            <w:r>
+              <w:rPr>
+                <w:sz w:val="18"/>
+              </w:rPr>
+              <w:t>100%</w:t>
+            </w:r>
+          </w:p>
+        </w:tc>
+        <w:tc>
+          <w:tcPr>
+            <w:tcW w:w="1344" w:type="dxa"/>
+          </w:tcPr>
+          <w:p>
+            <w:r>
+              <w:rPr>
+                <w:sz w:val="18"/>
+              </w:rPr>
+              <w:t>0,0299</w:t>
             </w:r>
           </w:p>
         </w:tc>
@@ -29118,65 +31105,559 @@
       <w:pPr>
         <w:pStyle w:val="Caption"/>
         <w:jc w:val="center"/>
-      </w:pPr>
-      <w:proofErr w:type="spellStart"/>
-      <w:r>
-        <w:t>Πίν</w:t>
-      </w:r>
-      <w:proofErr w:type="spellEnd"/>
-      <w:r>
-        <w:t>ακας 8: Απ</w:t>
-      </w:r>
-      <w:proofErr w:type="spellStart"/>
-      <w:r>
-        <w:t>οτελέσμ</w:t>
-      </w:r>
-      <w:proofErr w:type="spellEnd"/>
-      <w:r>
-        <w:t xml:space="preserve">ατα </w:t>
-      </w:r>
-      <w:proofErr w:type="spellStart"/>
-      <w:r>
-        <w:t>Εκτέλεσης</w:t>
-      </w:r>
-      <w:proofErr w:type="spellEnd"/>
-      <w:r>
-        <w:t xml:space="preserve"> Pipeline</w:t>
+        <w:rPr>
+          <w:lang w:val="el-GR"/>
+        </w:rPr>
+      </w:pPr>
+      <w:r>
+        <w:rPr>
+          <w:lang w:val="el-GR"/>
+        </w:rPr>
+        <w:t xml:space="preserve">Πίνακας 9: Κατανομή </w:t>
+      </w:r>
+      <w:r>
+        <w:t>Tokens</w:t>
+      </w:r>
+      <w:r>
+        <w:rPr>
+          <w:lang w:val="el-GR"/>
+        </w:rPr>
+        <w:t xml:space="preserve"> και Κόστους ανά Πράκτορα</w:t>
       </w:r>
     </w:p>
     <w:p>
       <w:pPr>
-        <w:spacing w:after="120"/>
-        <w:jc w:val="both"/>
-        <w:rPr>
-          <w:lang w:val="el-GR"/>
-        </w:rPr>
-      </w:pPr>
-      <w:proofErr w:type="spellStart"/>
-      <w:r>
-        <w:t>Ποσοστό</w:t>
-      </w:r>
-      <w:proofErr w:type="spellEnd"/>
-      <w:r>
-        <w:t xml:space="preserve"> Επ</w:t>
-      </w:r>
-      <w:proofErr w:type="spellStart"/>
-      <w:r>
-        <w:t>ιτυχί</w:t>
-      </w:r>
-      <w:proofErr w:type="spellEnd"/>
-      <w:r>
-        <w:t>ας: 66.7% (2/3 issues)</w:t>
+        <w:rPr>
+          <w:lang w:val="el-GR"/>
+        </w:rPr>
+      </w:pPr>
+      <w:r>
+        <w:t xml:space="preserve">Tester Agent: 32 </w:t>
+      </w:r>
+      <w:r>
+        <w:rPr>
+          <w:lang w:val="el-GR"/>
+        </w:rPr>
+        <w:t>κλήσεις</w:t>
+      </w:r>
+      <w:r>
+        <w:t xml:space="preserve">, 62.865 prompt tokens + 51.322 completion tokens = 114.187 tokens </w:t>
+      </w:r>
+      <w:r>
+        <w:rPr>
+          <w:lang w:val="el-GR"/>
+        </w:rPr>
+        <w:t>συνολικά</w:t>
+      </w:r>
+      <w:r>
+        <w:t xml:space="preserve"> (52,9% </w:t>
+      </w:r>
+      <w:r>
+        <w:rPr>
+          <w:lang w:val="el-GR"/>
+        </w:rPr>
+        <w:t>του</w:t>
+      </w:r>
+      <w:r>
+        <w:t xml:space="preserve"> </w:t>
+      </w:r>
+      <w:r>
+        <w:rPr>
+          <w:lang w:val="el-GR"/>
+        </w:rPr>
+        <w:t>συνόλου</w:t>
+      </w:r>
+      <w:r>
+        <w:t xml:space="preserve">), </w:t>
+      </w:r>
+      <w:r>
+        <w:rPr>
+          <w:lang w:val="el-GR"/>
+        </w:rPr>
+        <w:t>κόστος</w:t>
+      </w:r>
+      <w:r>
+        <w:t xml:space="preserve"> $0,0204. </w:t>
+      </w:r>
+      <w:r>
+        <w:rPr>
+          <w:lang w:val="el-GR"/>
+        </w:rPr>
+        <w:t>Ο Tester καταναλώνει τα περισσότερα tokens επειδή εκτελεί πολλαπλά βήματα (check_testability → execute_test → submit_test_result) και συχνά χρειάζεται επαναλαμβανόμενες κλήσεις για τη δημιουργία σωστών tests.</w:t>
       </w:r>
     </w:p>
     <w:p>
       <w:pPr>
-        <w:spacing w:after="120"/>
-        <w:jc w:val="both"/>
-        <w:rPr>
-          <w:lang w:val="el-GR"/>
-        </w:rPr>
-      </w:pPr>
+        <w:rPr>
+          <w:lang w:val="el-GR"/>
+        </w:rPr>
+      </w:pPr>
+      <w:r>
+        <w:rPr>
+          <w:lang w:val="el-GR"/>
+        </w:rPr>
+        <w:t>Fixer Agent: 24 κλήσεις, 24.093 prompt tokens + 47.173 completion tokens = 71.266 tokens συνολικά (33,1% του συνόλου), κόστος $0,0048. Ο υψηλός αριθμός κλήσεων οφείλεται στο agentic loop (μέγ. 5 κλήσεις ανά issue) και στα αποτυχημένα retry attempts του S1045.</w:t>
+      </w:r>
+    </w:p>
+    <w:p>
+      <w:r>
+        <w:t xml:space="preserve">Evaluator Agent: 6 </w:t>
+      </w:r>
+      <w:r>
+        <w:rPr>
+          <w:lang w:val="el-GR"/>
+        </w:rPr>
+        <w:t>κλήσεις</w:t>
+      </w:r>
+      <w:r>
+        <w:t xml:space="preserve">, 6.802 prompt + 9.529 completion = 16.331 tokens (7,6%), </w:t>
+      </w:r>
+      <w:r>
+        <w:rPr>
+          <w:lang w:val="el-GR"/>
+        </w:rPr>
+        <w:t>κόστος</w:t>
+      </w:r>
+      <w:r>
+        <w:t xml:space="preserve"> $0,0029. Reviewer Agent: 6 </w:t>
+      </w:r>
+      <w:r>
+        <w:rPr>
+          <w:lang w:val="el-GR"/>
+        </w:rPr>
+        <w:t>κλήσεις</w:t>
+      </w:r>
+      <w:r>
+        <w:t xml:space="preserve">, 5.313 prompt + 8.507 completion = 13.820 tokens (6,4%), </w:t>
+      </w:r>
+      <w:r>
+        <w:rPr>
+          <w:lang w:val="el-GR"/>
+        </w:rPr>
+        <w:t>κόστος</w:t>
+      </w:r>
+      <w:r>
+        <w:t xml:space="preserve"> $0,0017. </w:t>
+      </w:r>
+      <w:r>
+        <w:rPr>
+          <w:lang w:val="el-GR"/>
+        </w:rPr>
+        <w:t>Οι</w:t>
+      </w:r>
+      <w:r>
+        <w:t xml:space="preserve"> QA agents </w:t>
+      </w:r>
+      <w:r>
+        <w:rPr>
+          <w:lang w:val="el-GR"/>
+        </w:rPr>
+        <w:t>είναι</w:t>
+      </w:r>
+      <w:r>
+        <w:t xml:space="preserve"> </w:t>
+      </w:r>
+      <w:r>
+        <w:rPr>
+          <w:lang w:val="el-GR"/>
+        </w:rPr>
+        <w:t>αποδοτικοί</w:t>
+      </w:r>
+      <w:r>
+        <w:t xml:space="preserve"> </w:t>
+      </w:r>
+      <w:r>
+        <w:rPr>
+          <w:lang w:val="el-GR"/>
+        </w:rPr>
+        <w:t>σε</w:t>
+      </w:r>
+      <w:r>
+        <w:t xml:space="preserve"> tokens </w:t>
+      </w:r>
+      <w:r>
+        <w:rPr>
+          <w:lang w:val="el-GR"/>
+        </w:rPr>
+        <w:t>επειδή</w:t>
+      </w:r>
+      <w:r>
+        <w:t xml:space="preserve"> </w:t>
+      </w:r>
+      <w:r>
+        <w:rPr>
+          <w:lang w:val="el-GR"/>
+        </w:rPr>
+        <w:t>χρησιμοποιούν</w:t>
+      </w:r>
+      <w:r>
+        <w:t xml:space="preserve"> structured outputs (Pydantic), </w:t>
+      </w:r>
+      <w:r>
+        <w:rPr>
+          <w:lang w:val="el-GR"/>
+        </w:rPr>
+        <w:t>εξαλείφοντας</w:t>
+      </w:r>
+      <w:r>
+        <w:t xml:space="preserve"> </w:t>
+      </w:r>
+      <w:r>
+        <w:rPr>
+          <w:lang w:val="el-GR"/>
+        </w:rPr>
+        <w:t>περιττό</w:t>
+      </w:r>
+      <w:r>
+        <w:t xml:space="preserve"> </w:t>
+      </w:r>
+      <w:r>
+        <w:rPr>
+          <w:lang w:val="el-GR"/>
+        </w:rPr>
+        <w:t>κείμενο</w:t>
+      </w:r>
+      <w:r>
+        <w:t xml:space="preserve"> </w:t>
+      </w:r>
+      <w:r>
+        <w:rPr>
+          <w:lang w:val="el-GR"/>
+        </w:rPr>
+        <w:t>στην</w:t>
+      </w:r>
+      <w:r>
+        <w:t xml:space="preserve"> </w:t>
+      </w:r>
+      <w:r>
+        <w:rPr>
+          <w:lang w:val="el-GR"/>
+        </w:rPr>
+        <w:t>έξοδο</w:t>
+      </w:r>
+      <w:r>
+        <w:t>.</w:t>
+      </w:r>
+    </w:p>
+    <w:p>
+      <w:pPr>
+        <w:spacing w:after="960"/>
+        <w:rPr>
+          <w:bCs/>
+          <w:szCs w:val="24"/>
+          <w:lang w:val="el-GR"/>
+        </w:rPr>
+      </w:pPr>
+      <w:r>
+        <w:rPr>
+          <w:bCs/>
+          <w:szCs w:val="24"/>
+          <w:lang w:val="el-GR"/>
+        </w:rPr>
+        <w:t xml:space="preserve">Αξίζει να σημειωθεί ότι τα </w:t>
+      </w:r>
+      <w:r>
+        <w:rPr>
+          <w:bCs/>
+          <w:szCs w:val="24"/>
+        </w:rPr>
+        <w:t>completion</w:t>
+      </w:r>
+      <w:r>
+        <w:rPr>
+          <w:bCs/>
+          <w:szCs w:val="24"/>
+          <w:lang w:val="el-GR"/>
+        </w:rPr>
+        <w:t xml:space="preserve"> </w:t>
+      </w:r>
+      <w:r>
+        <w:rPr>
+          <w:bCs/>
+          <w:szCs w:val="24"/>
+        </w:rPr>
+        <w:t>tokens</w:t>
+      </w:r>
+      <w:r>
+        <w:rPr>
+          <w:bCs/>
+          <w:szCs w:val="24"/>
+          <w:lang w:val="el-GR"/>
+        </w:rPr>
+        <w:t xml:space="preserve"> (116.531) υπερβαίνουν τα </w:t>
+      </w:r>
+      <w:r>
+        <w:rPr>
+          <w:bCs/>
+          <w:szCs w:val="24"/>
+        </w:rPr>
+        <w:t>prompt</w:t>
+      </w:r>
+      <w:r>
+        <w:rPr>
+          <w:bCs/>
+          <w:szCs w:val="24"/>
+          <w:lang w:val="el-GR"/>
+        </w:rPr>
+        <w:t xml:space="preserve"> </w:t>
+      </w:r>
+      <w:r>
+        <w:rPr>
+          <w:bCs/>
+          <w:szCs w:val="24"/>
+        </w:rPr>
+        <w:t>tokens</w:t>
+      </w:r>
+      <w:r>
+        <w:rPr>
+          <w:bCs/>
+          <w:szCs w:val="24"/>
+          <w:lang w:val="el-GR"/>
+        </w:rPr>
+        <w:t xml:space="preserve"> (99.073), δηλαδή οι πράκτορες παράγουν περισσότερο κείμενο απ' ό,τι λαμβάνουν ως είσοδο. Αυτό εξηγείται από τη φύση του </w:t>
+      </w:r>
+      <w:r>
+        <w:rPr>
+          <w:bCs/>
+          <w:szCs w:val="24"/>
+        </w:rPr>
+        <w:t>Fixer</w:t>
+      </w:r>
+      <w:r>
+        <w:rPr>
+          <w:bCs/>
+          <w:szCs w:val="24"/>
+          <w:lang w:val="el-GR"/>
+        </w:rPr>
+        <w:t xml:space="preserve"> (παράγει κώδικα) και του </w:t>
+      </w:r>
+      <w:r>
+        <w:rPr>
+          <w:bCs/>
+          <w:szCs w:val="24"/>
+        </w:rPr>
+        <w:t>Tester</w:t>
+      </w:r>
+      <w:r>
+        <w:rPr>
+          <w:bCs/>
+          <w:szCs w:val="24"/>
+          <w:lang w:val="el-GR"/>
+        </w:rPr>
+        <w:t xml:space="preserve"> (παράγει ολόκληρα </w:t>
+      </w:r>
+      <w:r>
+        <w:rPr>
+          <w:bCs/>
+          <w:szCs w:val="24"/>
+        </w:rPr>
+        <w:t>unit</w:t>
+      </w:r>
+      <w:r>
+        <w:rPr>
+          <w:bCs/>
+          <w:szCs w:val="24"/>
+          <w:lang w:val="el-GR"/>
+        </w:rPr>
+        <w:t xml:space="preserve"> </w:t>
+      </w:r>
+      <w:r>
+        <w:rPr>
+          <w:bCs/>
+          <w:szCs w:val="24"/>
+        </w:rPr>
+        <w:t>tests</w:t>
+      </w:r>
+      <w:r>
+        <w:rPr>
+          <w:bCs/>
+          <w:szCs w:val="24"/>
+          <w:lang w:val="el-GR"/>
+        </w:rPr>
+        <w:t xml:space="preserve">), σε αντίθεση με τον </w:t>
+      </w:r>
+      <w:r>
+        <w:rPr>
+          <w:bCs/>
+          <w:szCs w:val="24"/>
+        </w:rPr>
+        <w:t>Reviewer</w:t>
+      </w:r>
+      <w:r>
+        <w:rPr>
+          <w:bCs/>
+          <w:szCs w:val="24"/>
+          <w:lang w:val="el-GR"/>
+        </w:rPr>
+        <w:t xml:space="preserve"> και τον </w:t>
+      </w:r>
+      <w:r>
+        <w:rPr>
+          <w:bCs/>
+          <w:szCs w:val="24"/>
+        </w:rPr>
+        <w:t>Evaluator</w:t>
+      </w:r>
+      <w:r>
+        <w:rPr>
+          <w:bCs/>
+          <w:szCs w:val="24"/>
+          <w:lang w:val="el-GR"/>
+        </w:rPr>
+        <w:t xml:space="preserve"> που παράγουν μόνο δομημένες αξιολογήσεις.</w:t>
+      </w:r>
+    </w:p>
+    <w:p>
+      <w:pPr>
+        <w:rPr>
+          <w:lang w:val="el-GR"/>
+        </w:rPr>
+      </w:pPr>
+      <w:r>
+        <w:rPr>
+          <w:lang w:val="el-GR"/>
+        </w:rPr>
+        <w:lastRenderedPageBreak/>
+        <w:t>Αξιοσημείωτο είναι ότι το μέσο κόστος ανά επιτυχημένη διόρθωση είναι μόλις $0,006 (= $0,0299 / 5 issues), γεγονός που καθιστά τη χρήση του pipeline οικονομικά βιώσιμη ακόμα και για μεγάλα projects με δεκάδες ή εκατοντάδες ζητήματα.</w:t>
+      </w:r>
+    </w:p>
+    <w:p>
+      <w:pPr>
+        <w:spacing w:after="960"/>
+        <w:rPr>
+          <w:bCs/>
+          <w:szCs w:val="24"/>
+          <w:lang w:val="el-GR"/>
+        </w:rPr>
+      </w:pPr>
+      <w:r>
+        <w:rPr>
+          <w:bCs/>
+          <w:szCs w:val="24"/>
+          <w:lang w:val="el-GR"/>
+        </w:rPr>
+        <w:t xml:space="preserve">Για να τεθεί το κόστος σε πραγματικό πλαίσιο: ο μέσος χρόνος χειροκίνητης αποκατάστασης ενός </w:t>
+      </w:r>
+      <w:r>
+        <w:rPr>
+          <w:bCs/>
+          <w:szCs w:val="24"/>
+        </w:rPr>
+        <w:t>SonarQube</w:t>
+      </w:r>
+      <w:r>
+        <w:rPr>
+          <w:bCs/>
+          <w:szCs w:val="24"/>
+          <w:lang w:val="el-GR"/>
+        </w:rPr>
+        <w:t xml:space="preserve"> </w:t>
+      </w:r>
+      <w:r>
+        <w:rPr>
+          <w:bCs/>
+          <w:szCs w:val="24"/>
+        </w:rPr>
+        <w:t>issue</w:t>
+      </w:r>
+      <w:r>
+        <w:rPr>
+          <w:bCs/>
+          <w:szCs w:val="24"/>
+          <w:lang w:val="el-GR"/>
+        </w:rPr>
+        <w:t xml:space="preserve"> εκτιμάται σε 15-30 λεπτά ανά ζήτημα. Με μέσο κόστος </w:t>
+      </w:r>
+      <w:r>
+        <w:rPr>
+          <w:bCs/>
+          <w:szCs w:val="24"/>
+        </w:rPr>
+        <w:t>developer</w:t>
+      </w:r>
+      <w:r>
+        <w:rPr>
+          <w:bCs/>
+          <w:szCs w:val="24"/>
+          <w:lang w:val="el-GR"/>
+        </w:rPr>
+        <w:t xml:space="preserve"> €30-50/ώρα, κάθε χειροκίνητη διόρθωση κοστίζει €7,50-25. Αντίθετα, το </w:t>
+      </w:r>
+      <w:r>
+        <w:rPr>
+          <w:bCs/>
+          <w:szCs w:val="24"/>
+        </w:rPr>
+        <w:t>pipeline</w:t>
+      </w:r>
+      <w:r>
+        <w:rPr>
+          <w:bCs/>
+          <w:szCs w:val="24"/>
+          <w:lang w:val="el-GR"/>
+        </w:rPr>
+        <w:t xml:space="preserve"> επιτυγχάνει μέσο κόστος $0,006 ανά επιτυχημένη διόρθωση — δηλαδή περίπου 1.000-4.000 φορές φθηνότερα. Αν και η σύγκριση είναι απλοϊκή (δεν λαμβάνει υπόψη χρόνο ανάπτυξης του </w:t>
+      </w:r>
+      <w:r>
+        <w:rPr>
+          <w:bCs/>
+          <w:szCs w:val="24"/>
+        </w:rPr>
+        <w:t>pipeline</w:t>
+      </w:r>
+      <w:r>
+        <w:rPr>
+          <w:bCs/>
+          <w:szCs w:val="24"/>
+          <w:lang w:val="el-GR"/>
+        </w:rPr>
+        <w:t xml:space="preserve">, </w:t>
+      </w:r>
+      <w:r>
+        <w:rPr>
+          <w:bCs/>
+          <w:szCs w:val="24"/>
+        </w:rPr>
+        <w:t>edge</w:t>
+      </w:r>
+      <w:r>
+        <w:rPr>
+          <w:bCs/>
+          <w:szCs w:val="24"/>
+          <w:lang w:val="el-GR"/>
+        </w:rPr>
+        <w:t xml:space="preserve"> </w:t>
+      </w:r>
+      <w:r>
+        <w:rPr>
+          <w:bCs/>
+          <w:szCs w:val="24"/>
+        </w:rPr>
+        <w:t>cases</w:t>
+      </w:r>
+      <w:r>
+        <w:rPr>
+          <w:bCs/>
+          <w:szCs w:val="24"/>
+          <w:lang w:val="el-GR"/>
+        </w:rPr>
+        <w:t xml:space="preserve"> ή ζητήματα που απαιτούν ανθρώπινη κρίση), αναδεικνύει τις δυνατότητες κλιμάκωσης για μεγάλα </w:t>
+      </w:r>
+      <w:r>
+        <w:rPr>
+          <w:bCs/>
+          <w:szCs w:val="24"/>
+        </w:rPr>
+        <w:t>projects</w:t>
+      </w:r>
+      <w:r>
+        <w:rPr>
+          <w:bCs/>
+          <w:szCs w:val="24"/>
+          <w:lang w:val="el-GR"/>
+        </w:rPr>
+        <w:t>.</w:t>
+      </w:r>
     </w:p>
     <w:p>
       <w:pPr>
@@ -29186,285 +31667,98 @@
           <w:numId w:val="1"/>
         </w:numPr>
         <w:spacing w:before="240" w:after="120"/>
-      </w:pPr>
-      <w:bookmarkStart w:id="72" w:name="_Toc233480803"/>
-      <w:proofErr w:type="spellStart"/>
-      <w:r>
-        <w:lastRenderedPageBreak/>
-        <w:t>Ανάλυση</w:t>
-      </w:r>
-      <w:proofErr w:type="spellEnd"/>
-      <w:r>
-        <w:t xml:space="preserve"> Απ</w:t>
-      </w:r>
-      <w:proofErr w:type="spellStart"/>
-      <w:r>
-        <w:t>οτελεσμάτων</w:t>
-      </w:r>
-      <w:bookmarkEnd w:id="72"/>
-      <w:proofErr w:type="spellEnd"/>
+        <w:rPr>
+          <w:lang w:val="el-GR"/>
+        </w:rPr>
+      </w:pPr>
+      <w:r>
+        <w:rPr>
+          <w:lang w:val="el-GR"/>
+        </w:rPr>
+        <w:t>Ρόλος Πρακτόρων Ελέγχου Ποιότητας (</w:t>
+      </w:r>
+      <w:r>
+        <w:t>QA</w:t>
+      </w:r>
+      <w:r>
+        <w:rPr>
+          <w:lang w:val="el-GR"/>
+        </w:rPr>
+        <w:t xml:space="preserve"> </w:t>
+      </w:r>
+      <w:r>
+        <w:t>Agents</w:t>
+      </w:r>
+      <w:r>
+        <w:rPr>
+          <w:lang w:val="el-GR"/>
+        </w:rPr>
+        <w:t>)</w:t>
+      </w:r>
     </w:p>
     <w:p>
       <w:pPr>
-        <w:spacing w:after="120"/>
-        <w:jc w:val="both"/>
-      </w:pPr>
-      <w:r>
-        <w:t>Επ</w:t>
-      </w:r>
-      <w:proofErr w:type="spellStart"/>
-      <w:r>
-        <w:t>ιτυχημένες</w:t>
-      </w:r>
-      <w:proofErr w:type="spellEnd"/>
-      <w:r>
-        <w:t xml:space="preserve"> Διορθώσεις:</w:t>
+        <w:rPr>
+          <w:lang w:val="el-GR"/>
+        </w:rPr>
+      </w:pPr>
+      <w:r>
+        <w:rPr>
+          <w:lang w:val="el-GR"/>
+        </w:rPr>
+        <w:t>Ο δεύτερος στόχος της εργασίας αφορούσε τη συμβολή των πρακτόρων QA στη διασφάλιση ποιότητας των διορθώσεων. Η ανάλυση της τηλεμετρίας αποκαλύπτει τα εξής ευρήματα:</w:t>
       </w:r>
     </w:p>
     <w:p>
       <w:pPr>
-        <w:pStyle w:val="ListBullet"/>
-        <w:numPr>
-          <w:ilvl w:val="0"/>
-          <w:numId w:val="0"/>
-        </w:numPr>
-      </w:pPr>
-      <w:r>
-        <w:t>Issue #1 (S112 — Generic Exception): Ο Fixer α</w:t>
-      </w:r>
-      <w:proofErr w:type="spellStart"/>
-      <w:r>
-        <w:t>ντικ</w:t>
-      </w:r>
-      <w:proofErr w:type="spellEnd"/>
-      <w:r>
-        <w:t xml:space="preserve">ατέστησε </w:t>
-      </w:r>
-      <w:proofErr w:type="spellStart"/>
-      <w:r>
-        <w:t>τη</w:t>
-      </w:r>
-      <w:proofErr w:type="spellEnd"/>
-      <w:r>
-        <w:t xml:space="preserve"> </w:t>
-      </w:r>
-      <w:proofErr w:type="spellStart"/>
-      <w:r>
-        <w:t>γενική</w:t>
-      </w:r>
-      <w:proofErr w:type="spellEnd"/>
-      <w:r>
-        <w:t xml:space="preserve"> Exception </w:t>
-      </w:r>
-      <w:proofErr w:type="spellStart"/>
-      <w:r>
-        <w:t>με</w:t>
-      </w:r>
-      <w:proofErr w:type="spellEnd"/>
-      <w:r>
-        <w:t xml:space="preserve"> </w:t>
-      </w:r>
-      <w:proofErr w:type="spellStart"/>
-      <w:r>
-        <w:t>εξειδικευμένη</w:t>
-      </w:r>
-      <w:proofErr w:type="spellEnd"/>
-      <w:r>
-        <w:t xml:space="preserve"> sqlite3.DatabaseError. </w:t>
-      </w:r>
-      <w:proofErr w:type="spellStart"/>
-      <w:r>
-        <w:t>Αξιολογήθηκε</w:t>
-      </w:r>
-      <w:proofErr w:type="spellEnd"/>
-      <w:r>
-        <w:t xml:space="preserve"> </w:t>
-      </w:r>
-      <w:proofErr w:type="spellStart"/>
-      <w:r>
-        <w:t>με</w:t>
-      </w:r>
-      <w:proofErr w:type="spellEnd"/>
-      <w:r>
-        <w:t xml:space="preserve"> PASS </w:t>
-      </w:r>
-      <w:proofErr w:type="spellStart"/>
-      <w:r>
-        <w:t>στην</w:t>
-      </w:r>
-      <w:proofErr w:type="spellEnd"/>
-      <w:r>
-        <w:t xml:space="preserve"> 1η π</w:t>
-      </w:r>
-      <w:proofErr w:type="spellStart"/>
-      <w:r>
-        <w:t>ροσ</w:t>
-      </w:r>
-      <w:proofErr w:type="spellEnd"/>
-      <w:r>
-        <w:t>πάθεια (Score: 8.7).</w:t>
+        <w:rPr>
+          <w:lang w:val="el-GR"/>
+        </w:rPr>
+      </w:pPr>
+      <w:r>
+        <w:rPr>
+          <w:lang w:val="el-GR"/>
+        </w:rPr>
+        <w:t>Tester Agent: Σε 5 από τα 6 issues, ο Tester εκτέλεσε επιτυχώς unit tests που επαλήθευσαν τη σωστή λειτουργία των διορθώσεων. Σε κάθε issue εκτελέστηκαν κατά μέσο όρο 4-5 κλήσεις LLM (check_testability, πολλαπλά execute_test, submit_test_result), δείχνοντας ότι η δημιουργία αξιόπιστων tests απαιτεί επαναληπτική βελτίωση.</w:t>
       </w:r>
     </w:p>
     <w:p>
       <w:pPr>
-        <w:pStyle w:val="ListBullet"/>
-        <w:numPr>
-          <w:ilvl w:val="0"/>
-          <w:numId w:val="0"/>
-        </w:numPr>
-      </w:pPr>
-      <w:r>
-        <w:t>Issue #3 (S6965 — HTTP Methods): Ο Fixer π</w:t>
-      </w:r>
-      <w:proofErr w:type="spellStart"/>
-      <w:r>
-        <w:t>ρόσθεσε</w:t>
-      </w:r>
-      <w:proofErr w:type="spellEnd"/>
-      <w:r>
-        <w:t xml:space="preserve"> methods=["GET"] </w:t>
-      </w:r>
-      <w:proofErr w:type="spellStart"/>
-      <w:r>
-        <w:t>στο</w:t>
-      </w:r>
-      <w:proofErr w:type="spellEnd"/>
-      <w:r>
-        <w:t xml:space="preserve"> Flask route decorator. </w:t>
-      </w:r>
-      <w:proofErr w:type="spellStart"/>
-      <w:r>
-        <w:t>Αξιολογήθηκε</w:t>
-      </w:r>
-      <w:proofErr w:type="spellEnd"/>
-      <w:r>
-        <w:t xml:space="preserve"> </w:t>
-      </w:r>
-      <w:proofErr w:type="spellStart"/>
-      <w:r>
-        <w:t>με</w:t>
-      </w:r>
-      <w:proofErr w:type="spellEnd"/>
-      <w:r>
-        <w:t xml:space="preserve"> PASS </w:t>
-      </w:r>
-      <w:proofErr w:type="spellStart"/>
-      <w:r>
-        <w:t>στην</w:t>
-      </w:r>
-      <w:proofErr w:type="spellEnd"/>
-      <w:r>
-        <w:t xml:space="preserve"> 1η π</w:t>
-      </w:r>
-      <w:proofErr w:type="spellStart"/>
-      <w:r>
-        <w:t>ροσ</w:t>
-      </w:r>
-      <w:proofErr w:type="spellEnd"/>
-      <w:r>
-        <w:t>πάθεια (Score: 9.0).</w:t>
+        <w:rPr>
+          <w:lang w:val="el-GR"/>
+        </w:rPr>
+      </w:pPr>
+      <w:r>
+        <w:rPr>
+          <w:lang w:val="el-GR"/>
+        </w:rPr>
+        <w:t>Reviewer Agent: Ο Reviewer αξιολόγησε κάθε επιτυχημένη διόρθωση (6 κλήσεις για 6 runs) χρησιμοποιώντας Pydantic structured output (ReviewResult). Κανένα fix δεν απορρίφθηκε από τον Reviewer στο τρέχον δείγμα, υποδηλώνοντας ότι ο Fixer παράγει κώδικα υψηλής ποιότητας ήδη από την πρώτη προσπάθεια.</w:t>
       </w:r>
     </w:p>
     <w:p>
       <w:pPr>
-        <w:spacing w:after="120"/>
-        <w:jc w:val="both"/>
-      </w:pPr>
-      <w:r>
-        <w:br/>
-        <w:t>Απ</w:t>
-      </w:r>
-      <w:proofErr w:type="spellStart"/>
-      <w:r>
-        <w:t>οτυχημένη</w:t>
-      </w:r>
-      <w:proofErr w:type="spellEnd"/>
-      <w:r>
-        <w:t xml:space="preserve"> Διόρθωση:</w:t>
+        <w:rPr>
+          <w:lang w:val="el-GR"/>
+        </w:rPr>
+      </w:pPr>
+      <w:r>
+        <w:rPr>
+          <w:lang w:val="el-GR"/>
+        </w:rPr>
+        <w:t>Evaluator Agent: Ο τελικός κριτής πραγματοποίησε 6 κλήσεις, αξιολογώντας correctness, safety και readability. Στις 5 επιτυχημένες περιπτώσεις, η απόφαση ήταν PASS χωρίς RETRY — γεγονός που σημαίνει ότι ο μηχανισμός reflection δεν χρειάστηκε να ενεργοποιηθεί. Η μοναδική περίπτωση αποτυχίας (S1045) δεν κατάφερε να παράξει αποδεκτή αλλαγή ακόμη και μετά από 3 προσπάθειες, αναδεικνύοντας τα όρια του surgical fix approach σε δομικά πολύπλοκα ζητήματα.</w:t>
       </w:r>
     </w:p>
     <w:p>
       <w:pPr>
-        <w:pStyle w:val="ListBullet"/>
-        <w:numPr>
-          <w:ilvl w:val="0"/>
-          <w:numId w:val="0"/>
-        </w:numPr>
-        <w:rPr>
-          <w:lang w:val="el-GR"/>
-        </w:rPr>
-      </w:pPr>
-      <w:r>
-        <w:t>Issue</w:t>
-      </w:r>
-      <w:r>
-        <w:rPr>
-          <w:lang w:val="el-GR"/>
-        </w:rPr>
-        <w:t xml:space="preserve"> #2 (</w:t>
-      </w:r>
-      <w:r>
-        <w:t>S</w:t>
-      </w:r>
-      <w:r>
-        <w:rPr>
-          <w:lang w:val="el-GR"/>
-        </w:rPr>
-        <w:t xml:space="preserve">1045 - </w:t>
-      </w:r>
-      <w:r>
-        <w:t>Duplicate</w:t>
-      </w:r>
-      <w:r>
-        <w:rPr>
-          <w:lang w:val="el-GR"/>
-        </w:rPr>
-        <w:t xml:space="preserve"> </w:t>
-      </w:r>
-      <w:r>
-        <w:t>Catch</w:t>
-      </w:r>
-      <w:r>
-        <w:rPr>
-          <w:lang w:val="el-GR"/>
-        </w:rPr>
-        <w:t xml:space="preserve">): Η επιδιόρθωση δεν ολοκληρώθηκε επιτυχώς, επειδή ο </w:t>
-      </w:r>
-      <w:r>
-        <w:t>Fixer</w:t>
-      </w:r>
-      <w:r>
-        <w:rPr>
-          <w:lang w:val="el-GR"/>
-        </w:rPr>
-        <w:t xml:space="preserve"> </w:t>
-      </w:r>
-      <w:r>
-        <w:t>Agent</w:t>
-      </w:r>
-      <w:r>
-        <w:rPr>
-          <w:lang w:val="el-GR"/>
-        </w:rPr>
-        <w:t xml:space="preserve"> δεν παρήγαγε αποδεκτή χειρουργική αλλαγή μέσα στο όριο των επαναλήψεων. Το αποτέλεσμα δείχνει ότι οι κανόνες με απαιτητικές δομικές αλλαγές χρειάζονται ισχυρότερη απομόνωση κατάστασης, καλύτερο </w:t>
-      </w:r>
-      <w:r>
-        <w:t>fallback</w:t>
-      </w:r>
-      <w:r>
-        <w:rPr>
-          <w:lang w:val="el-GR"/>
-        </w:rPr>
-        <w:t xml:space="preserve"> </w:t>
-      </w:r>
-      <w:r>
-        <w:t>matching</w:t>
-      </w:r>
-      <w:r>
-        <w:rPr>
-          <w:lang w:val="el-GR"/>
-        </w:rPr>
-        <w:t xml:space="preserve"> και πιο αυστηρή επαλήθευση πριν από την τελική αξιολόγηση.</w:t>
+        <w:rPr>
+          <w:lang w:val="el-GR"/>
+        </w:rPr>
+      </w:pPr>
+      <w:r>
+        <w:rPr>
+          <w:lang w:val="el-GR"/>
+        </w:rPr>
+        <w:t>Συνολικά, οι πράκτορες QA λειτούργησαν ως ανεξάρτητο δίκτυο ασφαλείας: ακόμη και αν ο Fixer παρήγαγε σωστή διόρθωση, αυτή δεν γίνεται δεκτή χωρίς να περάσει από testing, review και evaluation. Αυτή η αρχιτεκτονική εξαλείφει τον κίνδυνο self-evaluation bias που θα υπήρχε αν ο ίδιος agent αξιολογούσε τη δουλειά του.</w:t>
       </w:r>
     </w:p>
     <w:p>
@@ -29476,15 +31770,16 @@
         </w:numPr>
         <w:spacing w:before="240" w:after="120"/>
       </w:pPr>
-      <w:bookmarkStart w:id="73" w:name="_Toc233480804"/>
-      <w:r>
+      <w:bookmarkStart w:id="72" w:name="_Toc233480804"/>
+      <w:r>
+        <w:lastRenderedPageBreak/>
         <w:t>Παρα</w:t>
       </w:r>
       <w:proofErr w:type="spellStart"/>
       <w:r>
         <w:t>τηρήσεις</w:t>
       </w:r>
-      <w:bookmarkEnd w:id="73"/>
+      <w:bookmarkEnd w:id="72"/>
       <w:proofErr w:type="spellEnd"/>
     </w:p>
     <w:p>
@@ -29502,52 +31797,7 @@
         <w:rPr>
           <w:lang w:val="el-GR"/>
         </w:rPr>
-        <w:t xml:space="preserve">Τα </w:t>
-      </w:r>
-      <w:r>
-        <w:t>CODE</w:t>
-      </w:r>
-      <w:r>
-        <w:rPr>
-          <w:lang w:val="el-GR"/>
-        </w:rPr>
-        <w:t>_</w:t>
-      </w:r>
-      <w:r>
-        <w:t>SMELL</w:t>
-      </w:r>
-      <w:r>
-        <w:rPr>
-          <w:lang w:val="el-GR"/>
-        </w:rPr>
-        <w:t xml:space="preserve"> </w:t>
-      </w:r>
-      <w:r>
-        <w:t>issues</w:t>
-      </w:r>
-      <w:r>
-        <w:rPr>
-          <w:lang w:val="el-GR"/>
-        </w:rPr>
-        <w:t xml:space="preserve"> επιλύθηκαν επιτυχώς, ενώ το </w:t>
-      </w:r>
-      <w:r>
-        <w:t>BUG</w:t>
-      </w:r>
-      <w:r>
-        <w:rPr>
-          <w:lang w:val="el-GR"/>
-        </w:rPr>
-        <w:t xml:space="preserve"> απέτυχε (λόγω </w:t>
-      </w:r>
-      <w:r>
-        <w:t>overlapping</w:t>
-      </w:r>
-      <w:r>
-        <w:rPr>
-          <w:lang w:val="el-GR"/>
-        </w:rPr>
-        <w:t>).</w:t>
+        <w:t>Τα CODE_SMELL issues (4/4) επιλύθηκαν πλήρως. Από τα 2 BUG issues, 1 διορθώθηκε επιτυχώς (S3984) ενώ 1 απέτυχε (S1045 — λόγω overlapping except clauses).</w:t>
       </w:r>
     </w:p>
     <w:p>
@@ -29565,13 +31815,7 @@
         <w:rPr>
           <w:lang w:val="el-GR"/>
         </w:rPr>
-        <w:t>Οι επιτυχημένες διορθώσεις εφαρμόστηκαν στην πρώτη προσπάθεια.</w:t>
-      </w:r>
-      <w:r>
-        <w:rPr>
-          <w:lang w:val="el-GR"/>
-        </w:rPr>
-        <w:br w:type="page"/>
+        <w:t>Όλες οι επιτυχημένες διορθώσεις (5/5) εφαρμόστηκαν στην πρώτη προσπάθεια, χωρίς να χρειαστεί ενεργοποίηση του μηχανισμού retry/reflection.</w:t>
       </w:r>
     </w:p>
     <w:p>
@@ -29586,9 +31830,8 @@
           <w:lang w:val="el-GR"/>
         </w:rPr>
       </w:pPr>
-      <w:bookmarkStart w:id="74" w:name="_Toc233480805"/>
-      <w:r>
-        <w:lastRenderedPageBreak/>
+      <w:bookmarkStart w:id="73" w:name="_Toc233480805"/>
+      <w:r>
         <w:t>Απ</w:t>
       </w:r>
       <w:proofErr w:type="spellStart"/>
@@ -29611,7 +31854,7 @@
       <w:r>
         <w:t>Περιορισμοί</w:t>
       </w:r>
-      <w:bookmarkEnd w:id="74"/>
+      <w:bookmarkEnd w:id="73"/>
       <w:proofErr w:type="spellEnd"/>
     </w:p>
     <w:p>
@@ -29651,43 +31894,7 @@
         <w:rPr>
           <w:lang w:val="el-GR"/>
         </w:rPr>
-        <w:t xml:space="preserve">Η εξωτερική εγκυρότητα είναι περιορισμένη, επειδή το δείγμα αξιολόγησης βασίζεται σε ένα μικρό </w:t>
-      </w:r>
-      <w:r>
-        <w:t>vulnerable</w:t>
-      </w:r>
-      <w:r>
-        <w:rPr>
-          <w:lang w:val="el-GR"/>
-        </w:rPr>
-        <w:t xml:space="preserve"> </w:t>
-      </w:r>
-      <w:r>
-        <w:t>repository</w:t>
-      </w:r>
-      <w:r>
-        <w:rPr>
-          <w:lang w:val="el-GR"/>
-        </w:rPr>
-        <w:t xml:space="preserve"> και σε τρία </w:t>
-      </w:r>
-      <w:r>
-        <w:t>SonarQube</w:t>
-      </w:r>
-      <w:r>
-        <w:rPr>
-          <w:lang w:val="el-GR"/>
-        </w:rPr>
-        <w:t xml:space="preserve"> </w:t>
-      </w:r>
-      <w:r>
-        <w:t>issues</w:t>
-      </w:r>
-      <w:r>
-        <w:rPr>
-          <w:lang w:val="el-GR"/>
-        </w:rPr>
-        <w:t>.</w:t>
+        <w:t>Η εξωτερική εγκυρότητα είναι περιορισμένη, επειδή το δείγμα αξιολόγησης βασίζεται σε ένα μικρό vulnerable repository και σε έξι SonarQube issues.</w:t>
       </w:r>
     </w:p>
     <w:p>
@@ -29954,6 +32161,24 @@
           <w:lang w:val="el-GR"/>
         </w:rPr>
         <w:t>.</w:t>
+      </w:r>
+    </w:p>
+    <w:p>
+      <w:pPr>
+        <w:pStyle w:val="ListBullet"/>
+        <w:numPr>
+          <w:ilvl w:val="0"/>
+          <w:numId w:val="0"/>
+        </w:numPr>
+        <w:rPr>
+          <w:lang w:val="el-GR"/>
+        </w:rPr>
+      </w:pPr>
+      <w:r>
+        <w:rPr>
+          <w:lang w:val="el-GR"/>
+        </w:rPr>
+        <w:t>Τέλος, η αυτόνομη εφαρμογή αλλαγών κώδικα από τεχνητή νοημοσύνη εγείρει ζητήματα λογοδοσίας: ποιος φέρει ευθύνη για μια AI-generated διόρθωση που ενδέχεται να εισάγει νέο σφάλμα; Στο παρόν σύστημα, ο κίνδυνος αυτός μετριάζεται σημαντικά χάρη στον πολυεπίπεδο έλεγχο (Tester + Reviewer + Evaluator), ωστόσο σε παραγωγικό περιβάλλον συνιστάται πάντα η τελική ανθρώπινη επίβλεψη (human-in-the-loop) πριν την αποδοχή των αλλαγών.</w:t>
       </w:r>
     </w:p>
     <w:p>
@@ -29968,14 +32193,251 @@
           <w:lang w:val="el-GR"/>
         </w:rPr>
       </w:pPr>
-      <w:bookmarkStart w:id="75" w:name="_Toc233480806"/>
+      <w:bookmarkStart w:id="74" w:name="_Toc233480806"/>
       <w:r>
         <w:rPr>
           <w:lang w:val="el-GR"/>
         </w:rPr>
         <w:t>Συμπεράσματα</w:t>
       </w:r>
-      <w:bookmarkEnd w:id="75"/>
+      <w:bookmarkEnd w:id="74"/>
+    </w:p>
+    <w:p>
+      <w:pPr>
+        <w:spacing w:after="960"/>
+        <w:rPr>
+          <w:bCs/>
+          <w:szCs w:val="24"/>
+          <w:lang w:val="el-GR"/>
+        </w:rPr>
+      </w:pPr>
+      <w:r>
+        <w:rPr>
+          <w:bCs/>
+          <w:szCs w:val="24"/>
+          <w:lang w:val="el-GR"/>
+        </w:rPr>
+        <w:t xml:space="preserve">Σε σχέση με τους τρεις στόχους που τέθηκαν στην Εισαγωγή, η αξιολόγηση του συστήματος οδηγεί στα εξής συμπεράσματα: Ως προς τον πρώτο στόχο, το σύστημα μετέτρεψε αυτόματα 5 από 6 ζητήματα </w:t>
+      </w:r>
+      <w:r>
+        <w:rPr>
+          <w:bCs/>
+          <w:szCs w:val="24"/>
+        </w:rPr>
+        <w:t>SonarQube</w:t>
+      </w:r>
+      <w:r>
+        <w:rPr>
+          <w:bCs/>
+          <w:szCs w:val="24"/>
+          <w:lang w:val="el-GR"/>
+        </w:rPr>
+        <w:t xml:space="preserve"> σε στοχευμένες διορθώσεις κώδικα (ποσοστό επιτυχίας 83,3%), αποδεικνύοντας ότι μια δομημένη </w:t>
+      </w:r>
+      <w:r>
+        <w:rPr>
+          <w:bCs/>
+          <w:szCs w:val="24"/>
+        </w:rPr>
+        <w:t>agentic</w:t>
+      </w:r>
+      <w:r>
+        <w:rPr>
+          <w:bCs/>
+          <w:szCs w:val="24"/>
+          <w:lang w:val="el-GR"/>
+        </w:rPr>
+        <w:t xml:space="preserve"> ροή μπορεί να αξιοποιήσει αποτελεσματικά τα μεταδεδομένα στατικής ανάλυσης. Ως προς τον δεύτερο στόχο, η ανάλυση των πρακτόρων </w:t>
+      </w:r>
+      <w:r>
+        <w:rPr>
+          <w:bCs/>
+          <w:szCs w:val="24"/>
+        </w:rPr>
+        <w:t>QA</w:t>
+      </w:r>
+      <w:r>
+        <w:rPr>
+          <w:bCs/>
+          <w:szCs w:val="24"/>
+          <w:lang w:val="el-GR"/>
+        </w:rPr>
+        <w:t xml:space="preserve"> (</w:t>
+      </w:r>
+      <w:r>
+        <w:rPr>
+          <w:bCs/>
+          <w:szCs w:val="24"/>
+        </w:rPr>
+        <w:t>Tester</w:t>
+      </w:r>
+      <w:r>
+        <w:rPr>
+          <w:bCs/>
+          <w:szCs w:val="24"/>
+          <w:lang w:val="el-GR"/>
+        </w:rPr>
+        <w:t xml:space="preserve">, </w:t>
+      </w:r>
+      <w:r>
+        <w:rPr>
+          <w:bCs/>
+          <w:szCs w:val="24"/>
+        </w:rPr>
+        <w:t>Reviewer</w:t>
+      </w:r>
+      <w:r>
+        <w:rPr>
+          <w:bCs/>
+          <w:szCs w:val="24"/>
+          <w:lang w:val="el-GR"/>
+        </w:rPr>
+        <w:t xml:space="preserve">, </w:t>
+      </w:r>
+      <w:r>
+        <w:rPr>
+          <w:bCs/>
+          <w:szCs w:val="24"/>
+        </w:rPr>
+        <w:t>Evaluator</w:t>
+      </w:r>
+      <w:r>
+        <w:rPr>
+          <w:bCs/>
+          <w:szCs w:val="24"/>
+          <w:lang w:val="el-GR"/>
+        </w:rPr>
+        <w:t xml:space="preserve">) έδειξε ότι λειτουργούν ως ανεξάρτητο δίκτυο ελέγχου ποιότητας — στο τρέχον δείγμα, όλες οι επιτυχημένες διορθώσεις πέρασαν </w:t>
+      </w:r>
+      <w:r>
+        <w:rPr>
+          <w:bCs/>
+          <w:szCs w:val="24"/>
+        </w:rPr>
+        <w:t>testing</w:t>
+      </w:r>
+      <w:r>
+        <w:rPr>
+          <w:bCs/>
+          <w:szCs w:val="24"/>
+          <w:lang w:val="el-GR"/>
+        </w:rPr>
+        <w:t xml:space="preserve">, </w:t>
+      </w:r>
+      <w:r>
+        <w:rPr>
+          <w:bCs/>
+          <w:szCs w:val="24"/>
+        </w:rPr>
+        <w:t>review</w:t>
+      </w:r>
+      <w:r>
+        <w:rPr>
+          <w:bCs/>
+          <w:szCs w:val="24"/>
+          <w:lang w:val="el-GR"/>
+        </w:rPr>
+        <w:t xml:space="preserve"> και </w:t>
+      </w:r>
+      <w:r>
+        <w:rPr>
+          <w:bCs/>
+          <w:szCs w:val="24"/>
+        </w:rPr>
+        <w:t>evaluation</w:t>
+      </w:r>
+      <w:r>
+        <w:rPr>
+          <w:bCs/>
+          <w:szCs w:val="24"/>
+          <w:lang w:val="el-GR"/>
+        </w:rPr>
+        <w:t xml:space="preserve"> χωρίς να χρειαστεί ενεργοποίηση του μηχανισμού </w:t>
+      </w:r>
+      <w:r>
+        <w:rPr>
+          <w:bCs/>
+          <w:szCs w:val="24"/>
+        </w:rPr>
+        <w:t>retry</w:t>
+      </w:r>
+      <w:r>
+        <w:rPr>
+          <w:bCs/>
+          <w:szCs w:val="24"/>
+          <w:lang w:val="el-GR"/>
+        </w:rPr>
+        <w:t>/</w:t>
+      </w:r>
+      <w:r>
+        <w:rPr>
+          <w:bCs/>
+          <w:szCs w:val="24"/>
+        </w:rPr>
+        <w:t>reflection</w:t>
+      </w:r>
+      <w:r>
+        <w:rPr>
+          <w:bCs/>
+          <w:szCs w:val="24"/>
+          <w:lang w:val="el-GR"/>
+        </w:rPr>
+        <w:t xml:space="preserve">. Ως προς τον τρίτο στόχο, η </w:t>
+      </w:r>
+      <w:r>
+        <w:rPr>
+          <w:bCs/>
+          <w:szCs w:val="24"/>
+          <w:lang w:val="el-GR"/>
+        </w:rPr>
+        <w:lastRenderedPageBreak/>
+        <w:t xml:space="preserve">τηλεμετρία κατέγραψε 68 κλήσεις </w:t>
+      </w:r>
+      <w:r>
+        <w:rPr>
+          <w:bCs/>
+          <w:szCs w:val="24"/>
+        </w:rPr>
+        <w:t>LLM</w:t>
+      </w:r>
+      <w:r>
+        <w:rPr>
+          <w:bCs/>
+          <w:szCs w:val="24"/>
+          <w:lang w:val="el-GR"/>
+        </w:rPr>
+        <w:t xml:space="preserve">, 215.604 </w:t>
+      </w:r>
+      <w:r>
+        <w:rPr>
+          <w:bCs/>
+          <w:szCs w:val="24"/>
+        </w:rPr>
+        <w:t>tokens</w:t>
+      </w:r>
+      <w:r>
+        <w:rPr>
+          <w:bCs/>
+          <w:szCs w:val="24"/>
+          <w:lang w:val="el-GR"/>
+        </w:rPr>
+        <w:t xml:space="preserve"> και αναλυτικό κόστος ανά πράκτορα στη βάση δεδομένων </w:t>
+      </w:r>
+      <w:r>
+        <w:rPr>
+          <w:bCs/>
+          <w:szCs w:val="24"/>
+        </w:rPr>
+        <w:t>SQLite</w:t>
+      </w:r>
+      <w:r>
+        <w:rPr>
+          <w:bCs/>
+          <w:szCs w:val="24"/>
+          <w:lang w:val="el-GR"/>
+        </w:rPr>
+        <w:t>, υποστηρίζοντας πλήρη αναπαραγωγιμότητα και λογοδοσία.</w:t>
+      </w:r>
     </w:p>
     <w:p>
       <w:pPr>
@@ -29986,14 +32448,14 @@
         </w:numPr>
         <w:spacing w:before="240" w:after="120"/>
       </w:pPr>
-      <w:bookmarkStart w:id="76" w:name="_Toc233480807"/>
+      <w:bookmarkStart w:id="75" w:name="_Toc233480807"/>
       <w:r>
         <w:rPr>
           <w:lang w:val="el-GR"/>
         </w:rPr>
         <w:t>Επιτεύγματα</w:t>
       </w:r>
-      <w:bookmarkEnd w:id="76"/>
+      <w:bookmarkEnd w:id="75"/>
     </w:p>
     <w:p>
       <w:pPr>
@@ -30376,7 +32838,6 @@
         <w:rPr>
           <w:b/>
         </w:rPr>
-        <w:lastRenderedPageBreak/>
         <w:t>Containerized</w:t>
       </w:r>
       <w:r>
@@ -30429,14 +32890,14 @@
           <w:lang w:val="el-GR"/>
         </w:rPr>
       </w:pPr>
-      <w:bookmarkStart w:id="77" w:name="_Toc233480808"/>
+      <w:bookmarkStart w:id="76" w:name="_Toc233480808"/>
       <w:r>
         <w:rPr>
           <w:lang w:val="el-GR"/>
         </w:rPr>
         <w:t>Τεχνικές Προκλήσεις</w:t>
       </w:r>
-      <w:bookmarkEnd w:id="77"/>
+      <w:bookmarkEnd w:id="76"/>
     </w:p>
     <w:p>
       <w:pPr>
@@ -30703,7 +33164,7 @@
         </w:numPr>
         <w:spacing w:before="240" w:after="120"/>
       </w:pPr>
-      <w:bookmarkStart w:id="78" w:name="_Toc233480809"/>
+      <w:bookmarkStart w:id="77" w:name="_Toc233480809"/>
       <w:proofErr w:type="spellStart"/>
       <w:r>
         <w:t>Μελλοντικές</w:t>
@@ -30716,7 +33177,7 @@
       <w:r>
         <w:t>εκτάσεις</w:t>
       </w:r>
-      <w:bookmarkEnd w:id="78"/>
+      <w:bookmarkEnd w:id="77"/>
       <w:proofErr w:type="spellEnd"/>
     </w:p>
     <w:p>
@@ -30774,6 +33235,7 @@
       </w:pPr>
       <w:proofErr w:type="spellStart"/>
       <w:r>
+        <w:lastRenderedPageBreak/>
         <w:t>Ενσωμάτωση</w:t>
       </w:r>
       <w:proofErr w:type="spellEnd"/>
@@ -30853,7 +33315,178 @@
         <w:t xml:space="preserve"> domain-specific code patterns</w:t>
       </w:r>
     </w:p>
-    <w:p/>
+    <w:p>
+      <w:pPr>
+        <w:pStyle w:val="ListBullet"/>
+        <w:numPr>
+          <w:ilvl w:val="0"/>
+          <w:numId w:val="0"/>
+        </w:numPr>
+      </w:pPr>
+      <w:r>
+        <w:t xml:space="preserve">Benchmarking </w:t>
+      </w:r>
+      <w:r>
+        <w:rPr>
+          <w:lang w:val="el-GR"/>
+        </w:rPr>
+        <w:t>σε</w:t>
+      </w:r>
+      <w:r>
+        <w:t xml:space="preserve"> SWE-bench lite </w:t>
+      </w:r>
+      <w:r>
+        <w:rPr>
+          <w:lang w:val="el-GR"/>
+        </w:rPr>
+        <w:t>για</w:t>
+      </w:r>
+      <w:r>
+        <w:t xml:space="preserve"> </w:t>
+      </w:r>
+      <w:r>
+        <w:rPr>
+          <w:lang w:val="el-GR"/>
+        </w:rPr>
+        <w:t>ποσοτική</w:t>
+      </w:r>
+      <w:r>
+        <w:t xml:space="preserve"> </w:t>
+      </w:r>
+      <w:r>
+        <w:rPr>
+          <w:lang w:val="el-GR"/>
+        </w:rPr>
+        <w:t>σύγκριση</w:t>
+      </w:r>
+      <w:r>
+        <w:t xml:space="preserve"> </w:t>
+      </w:r>
+      <w:r>
+        <w:rPr>
+          <w:lang w:val="el-GR"/>
+        </w:rPr>
+        <w:t>με</w:t>
+      </w:r>
+      <w:r>
+        <w:t xml:space="preserve"> state-of-the-art </w:t>
+      </w:r>
+      <w:r>
+        <w:rPr>
+          <w:lang w:val="el-GR"/>
+        </w:rPr>
+        <w:t>συστήματα</w:t>
+      </w:r>
+      <w:r>
+        <w:t xml:space="preserve"> (SWE-Agent, AutoCodeRover)</w:t>
+      </w:r>
+    </w:p>
+    <w:p>
+      <w:pPr>
+        <w:pStyle w:val="ListBullet"/>
+        <w:numPr>
+          <w:ilvl w:val="0"/>
+          <w:numId w:val="0"/>
+        </w:numPr>
+      </w:pPr>
+      <w:r>
+        <w:t xml:space="preserve">A/B testing </w:t>
+      </w:r>
+      <w:r>
+        <w:rPr>
+          <w:lang w:val="el-GR"/>
+        </w:rPr>
+        <w:t>μεταξύ</w:t>
+      </w:r>
+      <w:r>
+        <w:t xml:space="preserve"> </w:t>
+      </w:r>
+      <w:r>
+        <w:rPr>
+          <w:lang w:val="el-GR"/>
+        </w:rPr>
+        <w:t>μοντέλων</w:t>
+      </w:r>
+      <w:r>
+        <w:t xml:space="preserve"> (gpt-4o vs Claude vs LLaMA) </w:t>
+      </w:r>
+      <w:r>
+        <w:rPr>
+          <w:lang w:val="el-GR"/>
+        </w:rPr>
+        <w:t>στα</w:t>
+      </w:r>
+      <w:r>
+        <w:t xml:space="preserve"> </w:t>
+      </w:r>
+      <w:r>
+        <w:rPr>
+          <w:lang w:val="el-GR"/>
+        </w:rPr>
+        <w:t>ίδια</w:t>
+      </w:r>
+      <w:r>
+        <w:t xml:space="preserve"> issues </w:t>
+      </w:r>
+      <w:r>
+        <w:rPr>
+          <w:lang w:val="el-GR"/>
+        </w:rPr>
+        <w:t>για</w:t>
+      </w:r>
+      <w:r>
+        <w:t xml:space="preserve"> </w:t>
+      </w:r>
+      <w:r>
+        <w:rPr>
+          <w:lang w:val="el-GR"/>
+        </w:rPr>
+        <w:t>αξιολόγηση</w:t>
+      </w:r>
+      <w:r>
+        <w:t xml:space="preserve"> </w:t>
+      </w:r>
+      <w:r>
+        <w:rPr>
+          <w:lang w:val="el-GR"/>
+        </w:rPr>
+        <w:t>κόστους</w:t>
+      </w:r>
+      <w:r>
+        <w:t>/</w:t>
+      </w:r>
+      <w:r>
+        <w:rPr>
+          <w:lang w:val="el-GR"/>
+        </w:rPr>
+        <w:t>ποιότητας</w:t>
+      </w:r>
+    </w:p>
+    <w:p>
+      <w:pPr>
+        <w:pStyle w:val="ListBullet"/>
+        <w:numPr>
+          <w:ilvl w:val="0"/>
+          <w:numId w:val="0"/>
+        </w:numPr>
+        <w:rPr>
+          <w:lang w:val="el-GR"/>
+        </w:rPr>
+      </w:pPr>
+      <w:r>
+        <w:rPr>
+          <w:lang w:val="el-GR"/>
+        </w:rPr>
+        <w:t>Χρήση cache/memoization για ίδιους κανόνες που εμφανίζονται σε πολλαπλά projects</w:t>
+      </w:r>
+    </w:p>
+    <w:p>
+      <w:pPr>
+        <w:rPr>
+          <w:lang w:val="el-GR"/>
+        </w:rPr>
+      </w:pPr>
+    </w:p>
     <w:p>
       <w:pPr>
         <w:pStyle w:val="Heading1"/>
@@ -30863,7 +33496,7 @@
         </w:numPr>
         <w:spacing w:before="240" w:after="120"/>
       </w:pPr>
-      <w:bookmarkStart w:id="79" w:name="_Toc233480810"/>
+      <w:bookmarkStart w:id="78" w:name="_Toc233480810"/>
       <w:proofErr w:type="spellStart"/>
       <w:r>
         <w:t>Πηγές</w:t>
@@ -30880,7 +33513,7 @@
       <w:r>
         <w:t>βλιογραφία</w:t>
       </w:r>
-      <w:bookmarkEnd w:id="79"/>
+      <w:bookmarkEnd w:id="78"/>
     </w:p>
     <w:p>
       <w:pPr>
@@ -31190,14 +33823,7 @@
               <w:rPr>
                 <w:noProof/>
               </w:rPr>
-              <w:t>D. Kim, J. Nam, J. Song, and S. Kim, "Automatic Patch Generation Learned from Human-</w:t>
-            </w:r>
-            <w:r>
-              <w:rPr>
-                <w:noProof/>
-              </w:rPr>
-              <w:lastRenderedPageBreak/>
-              <w:t>Written Patches," 2013.</w:t>
+              <w:t>D. Kim, J. Nam, J. Song, and S. Kim, "Automatic Patch Generation Learned from Human-Written Patches," 2013.</w:t>
             </w:r>
           </w:p>
         </w:tc>
@@ -31223,7 +33849,6 @@
               <w:rPr>
                 <w:noProof/>
               </w:rPr>
-              <w:lastRenderedPageBreak/>
               <w:t xml:space="preserve">[7] </w:t>
             </w:r>
           </w:p>
@@ -31362,6 +33987,7 @@
               <w:rPr>
                 <w:noProof/>
               </w:rPr>
+              <w:lastRenderedPageBreak/>
               <w:t xml:space="preserve">[10] </w:t>
             </w:r>
           </w:p>
@@ -31822,7 +34448,6 @@
               <w:rPr>
                 <w:noProof/>
               </w:rPr>
-              <w:lastRenderedPageBreak/>
               <w:t xml:space="preserve">[20] </w:t>
             </w:r>
           </w:p>
@@ -31981,7 +34606,14 @@
               <w:rPr>
                 <w:noProof/>
               </w:rPr>
-              <w:t>SQLAlchemy, "SQLAlchemy: The Database Toolkit for Python," 2024. [Online]. Available: https://www.sqlalchemy.org/.</w:t>
+              <w:t xml:space="preserve">SQLAlchemy, "SQLAlchemy: The Database Toolkit for Python," 2024. [Online]. Available: </w:t>
+            </w:r>
+            <w:r>
+              <w:rPr>
+                <w:noProof/>
+              </w:rPr>
+              <w:lastRenderedPageBreak/>
+              <w:t>https://www.sqlalchemy.org/.</w:t>
             </w:r>
           </w:p>
         </w:tc>
@@ -32007,6 +34639,7 @@
               <w:rPr>
                 <w:noProof/>
               </w:rPr>
+              <w:lastRenderedPageBreak/>
               <w:t xml:space="preserve">[24] </w:t>
             </w:r>
           </w:p>
@@ -32056,7 +34689,7 @@
         <w:pStyle w:val="Heading1"/>
         <w:spacing w:before="240" w:after="120"/>
       </w:pPr>
-      <w:bookmarkStart w:id="80" w:name="_Toc233480811"/>
+      <w:bookmarkStart w:id="79" w:name="_Toc233480811"/>
       <w:r>
         <w:t>Πα</w:t>
       </w:r>
@@ -32088,7 +34721,7 @@
       <w:r>
         <w:t>Έργου</w:t>
       </w:r>
-      <w:bookmarkEnd w:id="80"/>
+      <w:bookmarkEnd w:id="79"/>
       <w:proofErr w:type="spellEnd"/>
     </w:p>
     <w:tbl>
@@ -32906,7 +35539,6 @@
               <w:rPr>
                 <w:sz w:val="20"/>
               </w:rPr>
-              <w:lastRenderedPageBreak/>
               <w:t>requirements.docker.txt</w:t>
             </w:r>
           </w:p>
@@ -32951,7 +35583,7 @@
               <w:rPr>
                 <w:sz w:val="20"/>
               </w:rPr>
-              <w:t>Unit/integration tests (14 test cases)</w:t>
+              <w:t>Unit/integration tests (19 test cases)</w:t>
             </w:r>
           </w:p>
         </w:tc>
@@ -32980,14 +35612,14 @@
           <w:lang w:val="el-GR"/>
         </w:rPr>
       </w:pPr>
-      <w:bookmarkStart w:id="81" w:name="_Toc233480812"/>
+      <w:bookmarkStart w:id="80" w:name="_Toc233480812"/>
       <w:r>
         <w:rPr>
           <w:lang w:val="el-GR"/>
         </w:rPr>
         <w:t>Παράρτημα Β — Τεχνολογίες και Εξαρτήσεις</w:t>
       </w:r>
-      <w:bookmarkEnd w:id="81"/>
+      <w:bookmarkEnd w:id="80"/>
     </w:p>
     <w:tbl>
       <w:tblPr>
@@ -33261,6 +35893,7 @@
               <w:rPr>
                 <w:sz w:val="20"/>
               </w:rPr>
+              <w:lastRenderedPageBreak/>
               <w:t>Streamlit</w:t>
             </w:r>
             <w:proofErr w:type="spellEnd"/>
